--- a/01-电源电路/02-开关电源/反激Flyback/单端反激电路/单端反激电路.docx
+++ b/01-电源电路/02-开关电源/反激Flyback/单端反激电路/单端反激电路.docx
@@ -3675,6 +3675,20 @@
     </w:p>
     <w:bookmarkEnd w:id="26"/>
     <w:bookmarkEnd w:id="27"/>
+    <w:p>
+      <w:pPr>
+        <w:spacing w:before="360"/>
+        <w:jc w:val="center"/>
+      </w:pPr>
+      <w:r>
+        <w:rPr>
+          <w:rFonts w:ascii="Times New Roman" w:hAnsi="Times New Roman"/>
+          <w:color w:val="555555"/>
+          <w:sz w:val="21"/>
+        </w:rPr>
+        <w:t>材料收集者：杜文杰</w:t>
+      </w:r>
+    </w:p>
     <w:sectPr>
       <w:headerReference r:id="rId9" w:type="default"/>
       <w:footerReference r:id="rId10" w:type="default"/>

--- a/01-电源电路/02-开关电源/反激Flyback/单端反激电路/单端反激电路.docx
+++ b/01-电源电路/02-开关电源/反激Flyback/单端反激电路/单端反激电路.docx
@@ -1,6 +1,6 @@
 
 <file path=word/document.xml><?xml version="1.0" encoding="utf-8"?>
-<w:document xmlns:w="http://schemas.openxmlformats.org/wordprocessingml/2006/main" xmlns:m="http://schemas.openxmlformats.org/officeDocument/2006/math" xmlns:r="http://schemas.openxmlformats.org/officeDocument/2006/relationships" xmlns:o="urn:schemas-microsoft-com:office:office" xmlns:v="urn:schemas-microsoft-com:vml" xmlns:w10="urn:schemas-microsoft-com:office:word" xmlns:a="http://schemas.openxmlformats.org/drawingml/2006/main" xmlns:pic="http://schemas.openxmlformats.org/drawingml/2006/picture" xmlns:wp="http://schemas.openxmlformats.org/drawingml/2006/wordprocessingDrawing">
+<w:document xmlns:m="http://schemas.openxmlformats.org/officeDocument/2006/math" xmlns:r="http://schemas.openxmlformats.org/officeDocument/2006/relationships" xmlns:w="http://schemas.openxmlformats.org/wordprocessingml/2006/main" xmlns:o="urn:schemas-microsoft-com:office:office" xmlns:v="urn:schemas-microsoft-com:vml" xmlns:w10="urn:schemas-microsoft-com:office:word" xmlns:a="http://schemas.openxmlformats.org/drawingml/2006/main" xmlns:pic="http://schemas.openxmlformats.org/drawingml/2006/picture" xmlns:wp="http://schemas.openxmlformats.org/drawingml/2006/wordprocessingDrawing">
   <w:body>
     <w:bookmarkStart w:id="27" w:name="单端反激电路"/>
     <w:p>
@@ -9,7 +9,7 @@
       </w:pPr>
       <w:r>
         <w:rPr>
-          <w:rFonts w:hint="eastAsia"/>
+          <w:rFonts w:hint="eastAsia" w:eastAsia="黑体"/>
         </w:rPr>
         <w:t xml:space="preserve">单端反激电路</w:t>
       </w:r>
@@ -21,7 +21,7 @@
       </w:pPr>
       <w:r>
         <w:rPr>
-          <w:rFonts w:hint="eastAsia"/>
+          <w:rFonts w:hint="eastAsia" w:eastAsia="黑体"/>
         </w:rPr>
         <w:t xml:space="preserve">拓扑描述</w:t>
       </w:r>
@@ -32,16 +32,19 @@
       </w:pPr>
       <w:r>
         <w:rPr>
-          <w:rFonts w:hint="eastAsia"/>
+          <w:rFonts w:hint="eastAsia" w:eastAsia="黑体"/>
         </w:rPr>
         <w:t xml:space="preserve">单端反激（Flyback）变换器由</w:t>
       </w:r>
       <w:r>
+        <w:rPr>
+          <w:rFonts w:eastAsia="黑体"/>
+        </w:rPr>
         <w:t xml:space="preserve"> </w:t>
       </w:r>
       <w:r>
         <w:rPr>
-          <w:rFonts w:hint="eastAsia"/>
+          <w:rFonts w:hint="eastAsia" w:eastAsia="黑体"/>
           <w:b/>
           <w:bCs/>
         </w:rPr>
@@ -49,6 +52,7 @@
       </w:r>
       <w:r>
         <w:rPr>
+          <w:rFonts w:eastAsia="黑体"/>
           <w:b/>
           <w:bCs/>
         </w:rPr>
@@ -60,11 +64,14 @@
         </m:r>
       </m:oMath>
       <w:r>
+        <w:rPr>
+          <w:rFonts w:eastAsia="黑体"/>
+        </w:rPr>
         <w:t xml:space="preserve">、</w:t>
       </w:r>
       <w:r>
         <w:rPr>
-          <w:rFonts w:hint="eastAsia"/>
+          <w:rFonts w:hint="eastAsia" w:eastAsia="黑体"/>
           <w:b/>
           <w:bCs/>
         </w:rPr>
@@ -72,6 +79,7 @@
       </w:r>
       <w:r>
         <w:rPr>
+          <w:rFonts w:eastAsia="黑体"/>
           <w:b/>
           <w:bCs/>
         </w:rPr>
@@ -84,13 +92,13 @@
       </m:oMath>
       <w:r>
         <w:rPr>
-          <w:rFonts w:hint="eastAsia"/>
+          <w:rFonts w:hint="eastAsia" w:eastAsia="黑体"/>
         </w:rPr>
         <w:t xml:space="preserve">（实为带气隙的耦合电感，含原边绕组与副边绕组）、</w:t>
       </w:r>
       <w:r>
         <w:rPr>
-          <w:rFonts w:hint="eastAsia"/>
+          <w:rFonts w:hint="eastAsia" w:eastAsia="黑体"/>
           <w:b/>
           <w:bCs/>
         </w:rPr>
@@ -98,6 +106,7 @@
       </w:r>
       <w:r>
         <w:rPr>
+          <w:rFonts w:eastAsia="黑体"/>
           <w:b/>
           <w:bCs/>
         </w:rPr>
@@ -121,11 +130,14 @@
         </m:sSub>
       </m:oMath>
       <w:r>
+        <w:rPr>
+          <w:rFonts w:eastAsia="黑体"/>
+        </w:rPr>
         <w:t xml:space="preserve">、</w:t>
       </w:r>
       <w:r>
         <w:rPr>
-          <w:rFonts w:hint="eastAsia"/>
+          <w:rFonts w:hint="eastAsia" w:eastAsia="黑体"/>
           <w:b/>
           <w:bCs/>
         </w:rPr>
@@ -133,6 +145,7 @@
       </w:r>
       <w:r>
         <w:rPr>
+          <w:rFonts w:eastAsia="黑体"/>
           <w:b/>
           <w:bCs/>
         </w:rPr>
@@ -153,11 +166,14 @@
         </m:sSub>
       </m:oMath>
       <w:r>
+        <w:rPr>
+          <w:rFonts w:eastAsia="黑体"/>
+        </w:rPr>
         <w:t xml:space="preserve">、</w:t>
       </w:r>
       <w:r>
         <w:rPr>
-          <w:rFonts w:hint="eastAsia"/>
+          <w:rFonts w:hint="eastAsia" w:eastAsia="黑体"/>
           <w:b/>
           <w:bCs/>
         </w:rPr>
@@ -165,6 +181,7 @@
       </w:r>
       <w:r>
         <w:rPr>
+          <w:rFonts w:eastAsia="黑体"/>
           <w:b/>
           <w:bCs/>
         </w:rPr>
@@ -185,17 +202,20 @@
         </m:sSub>
       </m:oMath>
       <w:r>
+        <w:rPr>
+          <w:rFonts w:eastAsia="黑体"/>
+        </w:rPr>
         <w:t xml:space="preserve"> </w:t>
       </w:r>
       <w:r>
         <w:rPr>
-          <w:rFonts w:hint="eastAsia"/>
+          <w:rFonts w:hint="eastAsia" w:eastAsia="黑体"/>
         </w:rPr>
         <w:t xml:space="preserve">组成。电路关键节点：</w:t>
       </w:r>
       <w:r>
         <w:rPr>
-          <w:rFonts w:hint="eastAsia"/>
+          <w:rFonts w:hint="eastAsia" w:eastAsia="黑体"/>
           <w:b/>
           <w:bCs/>
         </w:rPr>
@@ -203,6 +223,7 @@
       </w:r>
       <w:r>
         <w:rPr>
+          <w:rFonts w:eastAsia="黑体"/>
           <w:b/>
           <w:bCs/>
         </w:rPr>
@@ -210,7 +231,7 @@
       </w:r>
       <w:r>
         <w:rPr>
-          <w:rFonts w:hint="eastAsia"/>
+          <w:rFonts w:hint="eastAsia" w:eastAsia="黑体"/>
           <w:b/>
           <w:bCs/>
         </w:rPr>
@@ -218,6 +239,7 @@
       </w:r>
       <w:r>
         <w:rPr>
+          <w:rFonts w:eastAsia="黑体"/>
           <w:b/>
           <w:bCs/>
         </w:rPr>
@@ -248,7 +270,7 @@
       </m:oMath>
       <w:r>
         <w:rPr>
-          <w:rFonts w:hint="eastAsia"/>
+          <w:rFonts w:hint="eastAsia" w:eastAsia="黑体"/>
         </w:rPr>
         <w:t xml:space="preserve">（</w:t>
       </w:r>
@@ -270,17 +292,20 @@
         </m:sSub>
       </m:oMath>
       <w:r>
+        <w:rPr>
+          <w:rFonts w:eastAsia="黑体"/>
+        </w:rPr>
         <w:t xml:space="preserve"> </w:t>
       </w:r>
       <w:r>
         <w:rPr>
-          <w:rFonts w:hint="eastAsia"/>
+          <w:rFonts w:hint="eastAsia" w:eastAsia="黑体"/>
         </w:rPr>
         <w:t xml:space="preserve">一端、变压器初级同名端相连）；</w:t>
       </w:r>
       <w:r>
         <w:rPr>
-          <w:rFonts w:hint="eastAsia"/>
+          <w:rFonts w:hint="eastAsia" w:eastAsia="黑体"/>
           <w:b/>
           <w:bCs/>
         </w:rPr>
@@ -288,6 +313,7 @@
       </w:r>
       <w:r>
         <w:rPr>
+          <w:rFonts w:eastAsia="黑体"/>
           <w:b/>
           <w:bCs/>
         </w:rPr>
@@ -295,7 +321,7 @@
       </w:r>
       <w:r>
         <w:rPr>
-          <w:rFonts w:hint="eastAsia"/>
+          <w:rFonts w:hint="eastAsia" w:eastAsia="黑体"/>
           <w:b/>
           <w:bCs/>
         </w:rPr>
@@ -303,6 +329,7 @@
       </w:r>
       <w:r>
         <w:rPr>
+          <w:rFonts w:eastAsia="黑体"/>
           <w:b/>
           <w:bCs/>
         </w:rPr>
@@ -310,7 +337,7 @@
       </w:r>
       <w:r>
         <w:rPr>
-          <w:rFonts w:hint="eastAsia"/>
+          <w:rFonts w:hint="eastAsia" w:eastAsia="黑体"/>
           <w:b/>
           <w:bCs/>
         </w:rPr>
@@ -318,7 +345,7 @@
       </w:r>
       <w:r>
         <w:rPr>
-          <w:rFonts w:hint="eastAsia"/>
+          <w:rFonts w:hint="eastAsia" w:eastAsia="黑体"/>
         </w:rPr>
         <w:t xml:space="preserve">（变压器初级另一端、</w:t>
       </w:r>
@@ -328,17 +355,20 @@
         </m:r>
       </m:oMath>
       <w:r>
+        <w:rPr>
+          <w:rFonts w:eastAsia="黑体"/>
+        </w:rPr>
         <w:t xml:space="preserve"> </w:t>
       </w:r>
       <w:r>
         <w:rPr>
-          <w:rFonts w:hint="eastAsia"/>
+          <w:rFonts w:hint="eastAsia" w:eastAsia="黑体"/>
         </w:rPr>
         <w:t xml:space="preserve">漏极相连）；</w:t>
       </w:r>
       <w:r>
         <w:rPr>
-          <w:rFonts w:hint="eastAsia"/>
+          <w:rFonts w:hint="eastAsia" w:eastAsia="黑体"/>
           <w:b/>
           <w:bCs/>
         </w:rPr>
@@ -346,6 +376,7 @@
       </w:r>
       <w:r>
         <w:rPr>
+          <w:rFonts w:eastAsia="黑体"/>
           <w:b/>
           <w:bCs/>
         </w:rPr>
@@ -353,7 +384,7 @@
       </w:r>
       <w:r>
         <w:rPr>
-          <w:rFonts w:hint="eastAsia"/>
+          <w:rFonts w:hint="eastAsia" w:eastAsia="黑体"/>
           <w:b/>
           <w:bCs/>
         </w:rPr>
@@ -361,6 +392,7 @@
       </w:r>
       <w:r>
         <w:rPr>
+          <w:rFonts w:eastAsia="黑体"/>
           <w:b/>
           <w:bCs/>
         </w:rPr>
@@ -368,7 +400,7 @@
       </w:r>
       <w:r>
         <w:rPr>
-          <w:rFonts w:hint="eastAsia"/>
+          <w:rFonts w:hint="eastAsia" w:eastAsia="黑体"/>
         </w:rPr>
         <w:t xml:space="preserve">（</w:t>
       </w:r>
@@ -378,11 +410,14 @@
         </m:r>
       </m:oMath>
       <w:r>
+        <w:rPr>
+          <w:rFonts w:eastAsia="黑体"/>
+        </w:rPr>
         <w:t xml:space="preserve"> </w:t>
       </w:r>
       <w:r>
         <w:rPr>
-          <w:rFonts w:hint="eastAsia"/>
+          <w:rFonts w:hint="eastAsia" w:eastAsia="黑体"/>
         </w:rPr>
         <w:t xml:space="preserve">源极、</w:t>
       </w:r>
@@ -404,17 +439,20 @@
         </m:sSub>
       </m:oMath>
       <w:r>
+        <w:rPr>
+          <w:rFonts w:eastAsia="黑体"/>
+        </w:rPr>
         <w:t xml:space="preserve"> </w:t>
       </w:r>
       <w:r>
         <w:rPr>
-          <w:rFonts w:hint="eastAsia"/>
+          <w:rFonts w:hint="eastAsia" w:eastAsia="黑体"/>
         </w:rPr>
         <w:t xml:space="preserve">另一端相连）；</w:t>
       </w:r>
       <w:r>
         <w:rPr>
-          <w:rFonts w:hint="eastAsia"/>
+          <w:rFonts w:hint="eastAsia" w:eastAsia="黑体"/>
           <w:b/>
           <w:bCs/>
         </w:rPr>
@@ -422,6 +460,7 @@
       </w:r>
       <w:r>
         <w:rPr>
+          <w:rFonts w:eastAsia="黑体"/>
           <w:b/>
           <w:bCs/>
         </w:rPr>
@@ -429,7 +468,7 @@
       </w:r>
       <w:r>
         <w:rPr>
-          <w:rFonts w:hint="eastAsia"/>
+          <w:rFonts w:hint="eastAsia" w:eastAsia="黑体"/>
           <w:b/>
           <w:bCs/>
         </w:rPr>
@@ -437,6 +476,7 @@
       </w:r>
       <w:r>
         <w:rPr>
+          <w:rFonts w:eastAsia="黑体"/>
           <w:b/>
           <w:bCs/>
         </w:rPr>
@@ -464,7 +504,7 @@
       </m:oMath>
       <w:r>
         <w:rPr>
-          <w:rFonts w:hint="eastAsia"/>
+          <w:rFonts w:hint="eastAsia" w:eastAsia="黑体"/>
         </w:rPr>
         <w:t xml:space="preserve">（</w:t>
       </w:r>
@@ -483,11 +523,14 @@
         </m:sSub>
       </m:oMath>
       <w:r>
+        <w:rPr>
+          <w:rFonts w:eastAsia="黑体"/>
+        </w:rPr>
         <w:t xml:space="preserve"> </w:t>
       </w:r>
       <w:r>
         <w:rPr>
-          <w:rFonts w:hint="eastAsia"/>
+          <w:rFonts w:hint="eastAsia" w:eastAsia="黑体"/>
         </w:rPr>
         <w:t xml:space="preserve">阴极、</w:t>
       </w:r>
@@ -506,17 +549,20 @@
         </m:sSub>
       </m:oMath>
       <w:r>
+        <w:rPr>
+          <w:rFonts w:eastAsia="黑体"/>
+        </w:rPr>
         <w:t xml:space="preserve"> </w:t>
       </w:r>
       <w:r>
         <w:rPr>
-          <w:rFonts w:hint="eastAsia"/>
+          <w:rFonts w:hint="eastAsia" w:eastAsia="黑体"/>
         </w:rPr>
         <w:t xml:space="preserve">上端相连）；</w:t>
       </w:r>
       <w:r>
         <w:rPr>
-          <w:rFonts w:hint="eastAsia"/>
+          <w:rFonts w:hint="eastAsia" w:eastAsia="黑体"/>
           <w:b/>
           <w:bCs/>
         </w:rPr>
@@ -524,6 +570,7 @@
       </w:r>
       <w:r>
         <w:rPr>
+          <w:rFonts w:eastAsia="黑体"/>
           <w:b/>
           <w:bCs/>
         </w:rPr>
@@ -531,7 +578,7 @@
       </w:r>
       <w:r>
         <w:rPr>
-          <w:rFonts w:hint="eastAsia"/>
+          <w:rFonts w:hint="eastAsia" w:eastAsia="黑体"/>
           <w:b/>
           <w:bCs/>
         </w:rPr>
@@ -539,6 +586,7 @@
       </w:r>
       <w:r>
         <w:rPr>
+          <w:rFonts w:eastAsia="黑体"/>
           <w:b/>
           <w:bCs/>
         </w:rPr>
@@ -572,7 +620,7 @@
       </m:oMath>
       <w:r>
         <w:rPr>
-          <w:rFonts w:hint="eastAsia"/>
+          <w:rFonts w:hint="eastAsia" w:eastAsia="黑体"/>
         </w:rPr>
         <w:t xml:space="preserve">（变压器次级同名端、</w:t>
       </w:r>
@@ -591,11 +639,14 @@
         </m:sSub>
       </m:oMath>
       <w:r>
+        <w:rPr>
+          <w:rFonts w:eastAsia="黑体"/>
+        </w:rPr>
         <w:t xml:space="preserve"> </w:t>
       </w:r>
       <w:r>
         <w:rPr>
-          <w:rFonts w:hint="eastAsia"/>
+          <w:rFonts w:hint="eastAsia" w:eastAsia="黑体"/>
         </w:rPr>
         <w:t xml:space="preserve">下端相连）。</w:t>
       </w:r>
@@ -604,7 +655,7 @@
       <w:pPr/>
       <w:r>
         <w:rPr>
-          <w:rFonts w:hint="eastAsia"/>
+          <w:rFonts w:hint="eastAsia" w:eastAsia="黑体"/>
         </w:rPr>
         <w:t xml:space="preserve">各元件管脚连接：</w:t>
       </w:r>
@@ -614,26 +665,32 @@
         </m:r>
       </m:oMath>
       <w:r>
+        <w:rPr>
+          <w:rFonts w:eastAsia="黑体"/>
+        </w:rPr>
         <w:t xml:space="preserve"> </w:t>
       </w:r>
       <w:r>
         <w:rPr>
-          <w:rFonts w:hint="eastAsia"/>
+          <w:rFonts w:hint="eastAsia" w:eastAsia="黑体"/>
         </w:rPr>
         <w:t xml:space="preserve">漏极接开关节点</w:t>
       </w:r>
       <w:r>
+        <w:rPr>
+          <w:rFonts w:eastAsia="黑体"/>
+        </w:rPr>
         <w:t xml:space="preserve"> </w:t>
       </w:r>
       <w:r>
         <w:rPr>
-          <w:rFonts w:hint="eastAsia"/>
+          <w:rFonts w:hint="eastAsia" w:eastAsia="黑体"/>
         </w:rPr>
         <w:t xml:space="preserve">A、源极接地、栅极接驱动；</w:t>
       </w:r>
       <w:r>
         <w:rPr>
-          <w:rFonts w:hint="eastAsia"/>
+          <w:rFonts w:hint="eastAsia" w:eastAsia="黑体"/>
           <w:b/>
           <w:bCs/>
         </w:rPr>
@@ -641,6 +698,7 @@
       </w:r>
       <w:r>
         <w:rPr>
+          <w:rFonts w:eastAsia="黑体"/>
           <w:b/>
           <w:bCs/>
         </w:rPr>
@@ -652,15 +710,21 @@
         </m:r>
       </m:oMath>
       <w:r>
+        <w:rPr>
+          <w:rFonts w:eastAsia="黑体"/>
+        </w:rPr>
         <w:t xml:space="preserve"> </w:t>
       </w:r>
       <w:r>
         <w:rPr>
-          <w:rFonts w:hint="eastAsia"/>
+          <w:rFonts w:hint="eastAsia" w:eastAsia="黑体"/>
         </w:rPr>
         <w:t xml:space="preserve">初级同名端接</w:t>
       </w:r>
       <w:r>
+        <w:rPr>
+          <w:rFonts w:eastAsia="黑体"/>
+        </w:rPr>
         <w:t xml:space="preserve"> </w:t>
       </w:r>
       <m:oMath>
@@ -688,20 +752,26 @@
       </m:oMath>
       <w:r>
         <w:rPr>
-          <w:rFonts w:hint="eastAsia"/>
+          <w:rFonts w:hint="eastAsia" w:eastAsia="黑体"/>
         </w:rPr>
         <w:t xml:space="preserve">、初级另一端接开关节点</w:t>
       </w:r>
       <w:r>
+        <w:rPr>
+          <w:rFonts w:eastAsia="黑体"/>
+        </w:rPr>
         <w:t xml:space="preserve"> </w:t>
       </w:r>
       <w:r>
         <w:rPr>
-          <w:rFonts w:hint="eastAsia"/>
+          <w:rFonts w:hint="eastAsia" w:eastAsia="黑体"/>
         </w:rPr>
         <w:t xml:space="preserve">A，次级非同名端接</w:t>
       </w:r>
       <w:r>
+        <w:rPr>
+          <w:rFonts w:eastAsia="黑体"/>
+        </w:rPr>
         <w:t xml:space="preserve"> </w:t>
       </w:r>
       <m:oMath>
@@ -719,15 +789,21 @@
         </m:sSub>
       </m:oMath>
       <w:r>
+        <w:rPr>
+          <w:rFonts w:eastAsia="黑体"/>
+        </w:rPr>
         <w:t xml:space="preserve"> </w:t>
       </w:r>
       <w:r>
         <w:rPr>
-          <w:rFonts w:hint="eastAsia"/>
+          <w:rFonts w:hint="eastAsia" w:eastAsia="黑体"/>
         </w:rPr>
         <w:t xml:space="preserve">阳极、同名端接副边地</w:t>
       </w:r>
       <w:r>
+        <w:rPr>
+          <w:rFonts w:eastAsia="黑体"/>
+        </w:rPr>
         <w:t xml:space="preserve"> </w:t>
       </w:r>
       <m:oMath>
@@ -758,7 +834,7 @@
       </m:oMath>
       <w:r>
         <w:rPr>
-          <w:rFonts w:hint="eastAsia"/>
+          <w:rFonts w:hint="eastAsia" w:eastAsia="黑体"/>
         </w:rPr>
         <w:t xml:space="preserve">；</w:t>
       </w:r>
@@ -777,15 +853,21 @@
         </m:sSub>
       </m:oMath>
       <w:r>
+        <w:rPr>
+          <w:rFonts w:eastAsia="黑体"/>
+        </w:rPr>
         <w:t xml:space="preserve"> </w:t>
       </w:r>
       <w:r>
         <w:rPr>
-          <w:rFonts w:hint="eastAsia"/>
+          <w:rFonts w:hint="eastAsia" w:eastAsia="黑体"/>
         </w:rPr>
         <w:t xml:space="preserve">阳极接次级非同名端、阴极接输出正端</w:t>
       </w:r>
       <w:r>
+        <w:rPr>
+          <w:rFonts w:eastAsia="黑体"/>
+        </w:rPr>
         <w:t xml:space="preserve"> </w:t>
       </w:r>
       <m:oMath>
@@ -810,7 +892,7 @@
       </m:oMath>
       <w:r>
         <w:rPr>
-          <w:rFonts w:hint="eastAsia"/>
+          <w:rFonts w:hint="eastAsia" w:eastAsia="黑体"/>
         </w:rPr>
         <w:t xml:space="preserve">；</w:t>
       </w:r>
@@ -832,15 +914,21 @@
         </m:sSub>
       </m:oMath>
       <w:r>
+        <w:rPr>
+          <w:rFonts w:eastAsia="黑体"/>
+        </w:rPr>
         <w:t xml:space="preserve"> </w:t>
       </w:r>
       <w:r>
         <w:rPr>
-          <w:rFonts w:hint="eastAsia"/>
+          <w:rFonts w:hint="eastAsia" w:eastAsia="黑体"/>
         </w:rPr>
         <w:t xml:space="preserve">一端接</w:t>
       </w:r>
       <w:r>
+        <w:rPr>
+          <w:rFonts w:eastAsia="黑体"/>
+        </w:rPr>
         <w:t xml:space="preserve"> </w:t>
       </w:r>
       <m:oMath>
@@ -868,7 +956,7 @@
       </m:oMath>
       <w:r>
         <w:rPr>
-          <w:rFonts w:hint="eastAsia"/>
+          <w:rFonts w:hint="eastAsia" w:eastAsia="黑体"/>
         </w:rPr>
         <w:t xml:space="preserve">、另一端接地；</w:t>
       </w:r>
@@ -887,15 +975,21 @@
         </m:sSub>
       </m:oMath>
       <w:r>
+        <w:rPr>
+          <w:rFonts w:eastAsia="黑体"/>
+        </w:rPr>
         <w:t xml:space="preserve"> </w:t>
       </w:r>
       <w:r>
         <w:rPr>
-          <w:rFonts w:hint="eastAsia"/>
+          <w:rFonts w:hint="eastAsia" w:eastAsia="黑体"/>
         </w:rPr>
         <w:t xml:space="preserve">上端接</w:t>
       </w:r>
       <w:r>
+        <w:rPr>
+          <w:rFonts w:eastAsia="黑体"/>
+        </w:rPr>
         <w:t xml:space="preserve"> </w:t>
       </w:r>
       <m:oMath>
@@ -920,11 +1014,14 @@
       </m:oMath>
       <w:r>
         <w:rPr>
-          <w:rFonts w:hint="eastAsia"/>
+          <w:rFonts w:hint="eastAsia" w:eastAsia="黑体"/>
         </w:rPr>
         <w:t xml:space="preserve">、下端接副边地；负载跨接</w:t>
       </w:r>
       <w:r>
+        <w:rPr>
+          <w:rFonts w:eastAsia="黑体"/>
+        </w:rPr>
         <w:t xml:space="preserve"> </w:t>
       </w:r>
       <m:oMath>
@@ -948,15 +1045,21 @@
         </m:sSub>
       </m:oMath>
       <w:r>
+        <w:rPr>
+          <w:rFonts w:eastAsia="黑体"/>
+        </w:rPr>
         <w:t xml:space="preserve"> </w:t>
       </w:r>
       <w:r>
         <w:rPr>
-          <w:rFonts w:hint="eastAsia"/>
+          <w:rFonts w:hint="eastAsia" w:eastAsia="黑体"/>
         </w:rPr>
         <w:t xml:space="preserve">与</w:t>
       </w:r>
       <w:r>
+        <w:rPr>
+          <w:rFonts w:eastAsia="黑体"/>
+        </w:rPr>
         <w:t xml:space="preserve"> </w:t>
       </w:r>
       <m:oMath>
@@ -986,6 +1089,9 @@
         </m:sSub>
       </m:oMath>
       <w:r>
+        <w:rPr>
+          <w:rFonts w:eastAsia="黑体"/>
+        </w:rPr>
         <w:t xml:space="preserve">。</w:t>
       </w:r>
     </w:p>
@@ -993,11 +1099,14 @@
       <w:pPr/>
       <w:r>
         <w:rPr>
-          <w:rFonts w:hint="eastAsia"/>
+          <w:rFonts w:hint="eastAsia" w:eastAsia="黑体"/>
         </w:rPr>
         <w:t xml:space="preserve">由此构成开关导通时输入电压加在原边储能、关断时副边经</w:t>
       </w:r>
       <w:r>
+        <w:rPr>
+          <w:rFonts w:eastAsia="黑体"/>
+        </w:rPr>
         <w:t xml:space="preserve"> </w:t>
       </w:r>
       <m:oMath>
@@ -1015,29 +1124,38 @@
         </m:sSub>
       </m:oMath>
       <w:r>
+        <w:rPr>
+          <w:rFonts w:eastAsia="黑体"/>
+        </w:rPr>
         <w:t xml:space="preserve"> </w:t>
       </w:r>
       <w:r>
         <w:rPr>
-          <w:rFonts w:hint="eastAsia"/>
+          <w:rFonts w:hint="eastAsia" w:eastAsia="黑体"/>
         </w:rPr>
         <w:t xml:space="preserve">释放电能的单端反激（Flyback）组态，结构简单、成本低，是</w:t>
       </w:r>
       <w:r>
+        <w:rPr>
+          <w:rFonts w:eastAsia="黑体"/>
+        </w:rPr>
         <w:t xml:space="preserve"> AC-DC </w:t>
       </w:r>
       <w:r>
         <w:rPr>
-          <w:rFonts w:hint="eastAsia"/>
+          <w:rFonts w:hint="eastAsia" w:eastAsia="黑体"/>
         </w:rPr>
         <w:t xml:space="preserve">与隔离</w:t>
       </w:r>
       <w:r>
+        <w:rPr>
+          <w:rFonts w:eastAsia="黑体"/>
+        </w:rPr>
         <w:t xml:space="preserve"> DC-DC </w:t>
       </w:r>
       <w:r>
         <w:rPr>
-          <w:rFonts w:hint="eastAsia"/>
+          <w:rFonts w:hint="eastAsia" w:eastAsia="黑体"/>
         </w:rPr>
         <w:t xml:space="preserve">应用最广泛的拓扑之一。</w:t>
       </w:r>
@@ -1050,7 +1168,7 @@
       </w:pPr>
       <w:r>
         <w:rPr>
-          <w:rFonts w:hint="eastAsia"/>
+          <w:rFonts w:hint="eastAsia" w:eastAsia="黑体"/>
         </w:rPr>
         <w:t xml:space="preserve">工作原理</w:t>
       </w:r>
@@ -1061,7 +1179,7 @@
       </w:pPr>
       <w:r>
         <w:rPr>
-          <w:rFonts w:hint="eastAsia"/>
+          <w:rFonts w:hint="eastAsia" w:eastAsia="黑体"/>
         </w:rPr>
         <w:t xml:space="preserve">开关导通时，输入电压加在变压器原边，电流线性上升、能量以磁场形式储存在气隙与磁芯中，此时副边二极管反偏截止、由输出电容向负载供电。开关关断时，变压器原边电流被截断，副边感应电压反向，使副边二极管导通，储存的能量释放到负载并给输出电容充电。</w:t>
       </w:r>
@@ -1074,7 +1192,7 @@
       </w:pPr>
       <w:r>
         <w:rPr>
-          <w:rFonts w:hint="eastAsia"/>
+          <w:rFonts w:hint="eastAsia" w:eastAsia="黑体"/>
         </w:rPr>
         <w:t xml:space="preserve">关键计算公式</w:t>
       </w:r>
@@ -1088,16 +1206,19 @@
       </w:pPr>
       <w:r>
         <w:rPr>
-          <w:rFonts w:hint="eastAsia"/>
+          <w:rFonts w:hint="eastAsia" w:eastAsia="黑体"/>
         </w:rPr>
         <w:t xml:space="preserve">占空比（连续导通模式</w:t>
       </w:r>
       <w:r>
+        <w:rPr>
+          <w:rFonts w:eastAsia="黑体"/>
+        </w:rPr>
         <w:t xml:space="preserve"> </w:t>
       </w:r>
       <w:r>
         <w:rPr>
-          <w:rFonts w:hint="eastAsia"/>
+          <w:rFonts w:hint="eastAsia" w:eastAsia="黑体"/>
         </w:rPr>
         <w:t xml:space="preserve">CCM）：</w:t>
       </w:r>
@@ -1316,7 +1437,7 @@
       </w:pPr>
       <w:r>
         <w:rPr>
-          <w:rFonts w:hint="eastAsia"/>
+          <w:rFonts w:hint="eastAsia" w:eastAsia="黑体"/>
         </w:rPr>
         <w:t xml:space="preserve">变压器（电感）储能：</w:t>
       </w:r>
@@ -1396,7 +1517,7 @@
       </w:pPr>
       <w:r>
         <w:rPr>
-          <w:rFonts w:hint="eastAsia"/>
+          <w:rFonts w:hint="eastAsia" w:eastAsia="黑体"/>
         </w:rPr>
         <w:t xml:space="preserve">原边电流纹波（峰峰值）：</w:t>
       </w:r>
@@ -1501,7 +1622,7 @@
       </w:pPr>
       <w:r>
         <w:rPr>
-          <w:rFonts w:hint="eastAsia"/>
+          <w:rFonts w:hint="eastAsia" w:eastAsia="黑体"/>
         </w:rPr>
         <w:t xml:space="preserve">匝比（反射电压法）：</w:t>
       </w:r>
@@ -1636,7 +1757,7 @@
       </w:pPr>
       <w:r>
         <w:rPr>
-          <w:rFonts w:hint="eastAsia"/>
+          <w:rFonts w:hint="eastAsia" w:eastAsia="黑体"/>
         </w:rPr>
         <w:t xml:space="preserve">开关管耐压（忽略漏感尖峰）：</w:t>
       </w:r>
@@ -1893,7 +2014,7 @@
             </w:pPr>
             <w:r>
               <w:rPr>
-                <w:rFonts w:hint="eastAsia"/>
+                <w:rFonts w:hint="eastAsia" w:eastAsia="黑体"/>
               </w:rPr>
               <w:t xml:space="preserve">符号</w:t>
             </w:r>
@@ -1907,7 +2028,7 @@
             </w:pPr>
             <w:r>
               <w:rPr>
-                <w:rFonts w:hint="eastAsia"/>
+                <w:rFonts w:hint="eastAsia" w:eastAsia="黑体"/>
               </w:rPr>
               <w:t xml:space="preserve">含义</w:t>
             </w:r>
@@ -1921,7 +2042,7 @@
             </w:pPr>
             <w:r>
               <w:rPr>
-                <w:rFonts w:hint="eastAsia"/>
+                <w:rFonts w:hint="eastAsia" w:eastAsia="黑体"/>
               </w:rPr>
               <w:t xml:space="preserve">单位</w:t>
             </w:r>
@@ -1953,6 +2074,9 @@
               </m:sSub>
             </m:oMath>
             <w:r>
+              <w:rPr>
+                <w:rFonts w:eastAsia="黑体"/>
+              </w:rPr>
               <w:t xml:space="preserve">​</w:t>
             </w:r>
           </w:p>
@@ -1965,7 +2089,7 @@
             </w:pPr>
             <w:r>
               <w:rPr>
-                <w:rFonts w:hint="eastAsia"/>
+                <w:rFonts w:hint="eastAsia" w:eastAsia="黑体"/>
               </w:rPr>
               <w:t xml:space="preserve">输入电压</w:t>
             </w:r>
@@ -1978,6 +2102,9 @@
               <w:pStyle w:val="Compact"/>
             </w:pPr>
             <w:r>
+              <w:rPr>
+                <w:rFonts w:eastAsia="黑体"/>
+              </w:rPr>
               <w:t xml:space="preserve">V</w:t>
             </w:r>
           </w:p>
@@ -2011,6 +2138,9 @@
               </m:sSub>
             </m:oMath>
             <w:r>
+              <w:rPr>
+                <w:rFonts w:eastAsia="黑体"/>
+              </w:rPr>
               <w:t xml:space="preserve">​</w:t>
             </w:r>
           </w:p>
@@ -2023,7 +2153,7 @@
             </w:pPr>
             <w:r>
               <w:rPr>
-                <w:rFonts w:hint="eastAsia"/>
+                <w:rFonts w:hint="eastAsia" w:eastAsia="黑体"/>
               </w:rPr>
               <w:t xml:space="preserve">输出电压</w:t>
             </w:r>
@@ -2036,6 +2166,9 @@
               <w:pStyle w:val="Compact"/>
             </w:pPr>
             <w:r>
+              <w:rPr>
+                <w:rFonts w:eastAsia="黑体"/>
+              </w:rPr>
               <w:t xml:space="preserve">V</w:t>
             </w:r>
           </w:p>
@@ -2054,6 +2187,9 @@
               </m:r>
             </m:oMath>
             <w:r>
+              <w:rPr>
+                <w:rFonts w:eastAsia="黑体"/>
+              </w:rPr>
               <w:t xml:space="preserve">​</w:t>
             </w:r>
           </w:p>
@@ -2066,7 +2202,7 @@
             </w:pPr>
             <w:r>
               <w:rPr>
-                <w:rFonts w:hint="eastAsia"/>
+                <w:rFonts w:hint="eastAsia" w:eastAsia="黑体"/>
               </w:rPr>
               <w:t xml:space="preserve">占空比</w:t>
             </w:r>
@@ -2079,6 +2215,9 @@
               <w:pStyle w:val="Compact"/>
             </w:pPr>
             <w:r>
+              <w:rPr>
+                <w:rFonts w:eastAsia="黑体"/>
+              </w:rPr>
               <w:t xml:space="preserve">—</w:t>
             </w:r>
           </w:p>
@@ -2124,6 +2263,9 @@
               </m:sSub>
             </m:oMath>
             <w:r>
+              <w:rPr>
+                <w:rFonts w:eastAsia="黑体"/>
+              </w:rPr>
               <w:t xml:space="preserve">​</w:t>
             </w:r>
           </w:p>
@@ -2136,7 +2278,7 @@
             </w:pPr>
             <w:r>
               <w:rPr>
-                <w:rFonts w:hint="eastAsia"/>
+                <w:rFonts w:hint="eastAsia" w:eastAsia="黑体"/>
               </w:rPr>
               <w:t xml:space="preserve">原/副边匝数</w:t>
             </w:r>
@@ -2149,6 +2291,9 @@
               <w:pStyle w:val="Compact"/>
             </w:pPr>
             <w:r>
+              <w:rPr>
+                <w:rFonts w:eastAsia="黑体"/>
+              </w:rPr>
               <w:t xml:space="preserve">—</w:t>
             </w:r>
           </w:p>
@@ -2176,6 +2321,9 @@
               </m:sSub>
             </m:oMath>
             <w:r>
+              <w:rPr>
+                <w:rFonts w:eastAsia="黑体"/>
+              </w:rPr>
               <w:t xml:space="preserve">​</w:t>
             </w:r>
           </w:p>
@@ -2188,7 +2336,7 @@
             </w:pPr>
             <w:r>
               <w:rPr>
-                <w:rFonts w:hint="eastAsia"/>
+                <w:rFonts w:hint="eastAsia" w:eastAsia="黑体"/>
               </w:rPr>
               <w:t xml:space="preserve">原边电感量</w:t>
             </w:r>
@@ -2201,6 +2349,9 @@
               <w:pStyle w:val="Compact"/>
             </w:pPr>
             <w:r>
+              <w:rPr>
+                <w:rFonts w:eastAsia="黑体"/>
+              </w:rPr>
               <w:t xml:space="preserve">H</w:t>
             </w:r>
           </w:p>
@@ -2228,6 +2379,9 @@
               </m:sSub>
             </m:oMath>
             <w:r>
+              <w:rPr>
+                <w:rFonts w:eastAsia="黑体"/>
+              </w:rPr>
               <w:t xml:space="preserve">​</w:t>
             </w:r>
           </w:p>
@@ -2240,7 +2394,7 @@
             </w:pPr>
             <w:r>
               <w:rPr>
-                <w:rFonts w:hint="eastAsia"/>
+                <w:rFonts w:hint="eastAsia" w:eastAsia="黑体"/>
               </w:rPr>
               <w:t xml:space="preserve">原边峰值电流</w:t>
             </w:r>
@@ -2253,6 +2407,9 @@
               <w:pStyle w:val="Compact"/>
             </w:pPr>
             <w:r>
+              <w:rPr>
+                <w:rFonts w:eastAsia="黑体"/>
+              </w:rPr>
               <w:t xml:space="preserve">A</w:t>
             </w:r>
           </w:p>
@@ -2286,6 +2443,9 @@
               </m:sSub>
             </m:oMath>
             <w:r>
+              <w:rPr>
+                <w:rFonts w:eastAsia="黑体"/>
+              </w:rPr>
               <w:t xml:space="preserve">​</w:t>
             </w:r>
           </w:p>
@@ -2298,20 +2458,26 @@
             </w:pPr>
             <w:r>
               <w:rPr>
-                <w:rFonts w:hint="eastAsia"/>
+                <w:rFonts w:hint="eastAsia" w:eastAsia="黑体"/>
               </w:rPr>
               <w:t xml:space="preserve">原边电流纹波（峰峰值）；CCM</w:t>
             </w:r>
             <w:r>
+              <w:rPr>
+                <w:rFonts w:eastAsia="黑体"/>
+              </w:rPr>
               <w:t xml:space="preserve"> </w:t>
             </w:r>
             <w:r>
               <w:rPr>
-                <w:rFonts w:hint="eastAsia"/>
+                <w:rFonts w:hint="eastAsia" w:eastAsia="黑体"/>
               </w:rPr>
               <w:t xml:space="preserve">峰值电流</w:t>
             </w:r>
             <w:r>
+              <w:rPr>
+                <w:rFonts w:eastAsia="黑体"/>
+              </w:rPr>
               <w:t xml:space="preserve"> </w:t>
             </w:r>
             <m:oMath>
@@ -2415,6 +2581,9 @@
               <w:pStyle w:val="Compact"/>
             </w:pPr>
             <w:r>
+              <w:rPr>
+                <w:rFonts w:eastAsia="黑体"/>
+              </w:rPr>
               <w:t xml:space="preserve">A</w:t>
             </w:r>
           </w:p>
@@ -2445,6 +2614,9 @@
               </m:sSub>
             </m:oMath>
             <w:r>
+              <w:rPr>
+                <w:rFonts w:eastAsia="黑体"/>
+              </w:rPr>
               <w:t xml:space="preserve">​</w:t>
             </w:r>
           </w:p>
@@ -2457,7 +2629,7 @@
             </w:pPr>
             <w:r>
               <w:rPr>
-                <w:rFonts w:hint="eastAsia"/>
+                <w:rFonts w:hint="eastAsia" w:eastAsia="黑体"/>
               </w:rPr>
               <w:t xml:space="preserve">开关频率</w:t>
             </w:r>
@@ -2470,6 +2642,9 @@
               <w:pStyle w:val="Compact"/>
             </w:pPr>
             <w:r>
+              <w:rPr>
+                <w:rFonts w:eastAsia="黑体"/>
+              </w:rPr>
               <w:t xml:space="preserve">Hz</w:t>
             </w:r>
           </w:p>
@@ -2500,6 +2675,9 @@
               </m:sSub>
             </m:oMath>
             <w:r>
+              <w:rPr>
+                <w:rFonts w:eastAsia="黑体"/>
+              </w:rPr>
               <w:t xml:space="preserve">​</w:t>
             </w:r>
           </w:p>
@@ -2512,7 +2690,7 @@
             </w:pPr>
             <w:r>
               <w:rPr>
-                <w:rFonts w:hint="eastAsia"/>
+                <w:rFonts w:hint="eastAsia" w:eastAsia="黑体"/>
               </w:rPr>
               <w:t xml:space="preserve">反射电压</w:t>
             </w:r>
@@ -2525,6 +2703,9 @@
               <w:pStyle w:val="Compact"/>
             </w:pPr>
             <w:r>
+              <w:rPr>
+                <w:rFonts w:eastAsia="黑体"/>
+              </w:rPr>
               <w:t xml:space="preserve">V</w:t>
             </w:r>
           </w:p>
@@ -2552,6 +2733,9 @@
               </m:sSub>
             </m:oMath>
             <w:r>
+              <w:rPr>
+                <w:rFonts w:eastAsia="黑体"/>
+              </w:rPr>
               <w:t xml:space="preserve">​</w:t>
             </w:r>
           </w:p>
@@ -2564,7 +2748,7 @@
             </w:pPr>
             <w:r>
               <w:rPr>
-                <w:rFonts w:hint="eastAsia"/>
+                <w:rFonts w:hint="eastAsia" w:eastAsia="黑体"/>
               </w:rPr>
               <w:t xml:space="preserve">二极管正向压降</w:t>
             </w:r>
@@ -2577,6 +2761,9 @@
               <w:pStyle w:val="Compact"/>
             </w:pPr>
             <w:r>
+              <w:rPr>
+                <w:rFonts w:eastAsia="黑体"/>
+              </w:rPr>
               <w:t xml:space="preserve">V</w:t>
             </w:r>
           </w:p>
@@ -2591,7 +2778,7 @@
       </w:pPr>
       <w:r>
         <w:rPr>
-          <w:rFonts w:hint="eastAsia"/>
+          <w:rFonts w:hint="eastAsia" w:eastAsia="黑体"/>
         </w:rPr>
         <w:t xml:space="preserve">元件调整影响</w:t>
       </w:r>
@@ -2606,7 +2793,7 @@
       </w:pPr>
       <w:r>
         <w:rPr>
-          <w:rFonts w:hint="eastAsia"/>
+          <w:rFonts w:hint="eastAsia" w:eastAsia="黑体"/>
           <w:b/>
           <w:bCs/>
         </w:rPr>
@@ -2614,6 +2801,7 @@
       </w:r>
       <w:r>
         <w:rPr>
+          <w:rFonts w:eastAsia="黑体"/>
           <w:b/>
           <w:bCs/>
         </w:rPr>
@@ -2626,6 +2814,7 @@
       </m:oMath>
       <w:r>
         <w:rPr>
+          <w:rFonts w:eastAsia="黑体"/>
           <w:b/>
           <w:bCs/>
         </w:rPr>
@@ -2633,21 +2822,27 @@
       </w:r>
       <w:r>
         <w:rPr>
-          <w:rFonts w:hint="eastAsia"/>
+          <w:rFonts w:hint="eastAsia" w:eastAsia="黑体"/>
           <w:b/>
           <w:bCs/>
         </w:rPr>
         <w:t xml:space="preserve">增大</w:t>
       </w:r>
       <w:r>
+        <w:rPr>
+          <w:rFonts w:eastAsia="黑体"/>
+        </w:rPr>
         <w:t xml:space="preserve"> </w:t>
       </w:r>
       <w:r>
+        <w:rPr>
+          <w:rFonts w:eastAsia="黑体"/>
+        </w:rPr>
         <w:t xml:space="preserve">→ </w:t>
       </w:r>
       <w:r>
         <w:rPr>
-          <w:rFonts w:hint="eastAsia"/>
+          <w:rFonts w:hint="eastAsia" w:eastAsia="黑体"/>
         </w:rPr>
         <w:t xml:space="preserve">输出电压升高，但开关导通时间变长、原边储能与峰值电流增大。</w:t>
       </w:r>
@@ -2662,7 +2857,7 @@
       </w:pPr>
       <w:r>
         <w:rPr>
-          <w:rFonts w:hint="eastAsia"/>
+          <w:rFonts w:hint="eastAsia" w:eastAsia="黑体"/>
           <w:b/>
           <w:bCs/>
         </w:rPr>
@@ -2670,6 +2865,7 @@
       </w:r>
       <w:r>
         <w:rPr>
+          <w:rFonts w:eastAsia="黑体"/>
           <w:b/>
           <w:bCs/>
         </w:rPr>
@@ -2691,6 +2887,7 @@
       </m:oMath>
       <w:r>
         <w:rPr>
+          <w:rFonts w:eastAsia="黑体"/>
           <w:b/>
           <w:bCs/>
         </w:rPr>
@@ -2698,21 +2895,27 @@
       </w:r>
       <w:r>
         <w:rPr>
-          <w:rFonts w:hint="eastAsia"/>
+          <w:rFonts w:hint="eastAsia" w:eastAsia="黑体"/>
           <w:b/>
           <w:bCs/>
         </w:rPr>
         <w:t xml:space="preserve">增大</w:t>
       </w:r>
       <w:r>
+        <w:rPr>
+          <w:rFonts w:eastAsia="黑体"/>
+        </w:rPr>
         <w:t xml:space="preserve"> </w:t>
       </w:r>
       <w:r>
+        <w:rPr>
+          <w:rFonts w:eastAsia="黑体"/>
+        </w:rPr>
         <w:t xml:space="preserve">→ </w:t>
       </w:r>
       <w:r>
         <w:rPr>
-          <w:rFonts w:hint="eastAsia"/>
+          <w:rFonts w:hint="eastAsia" w:eastAsia="黑体"/>
         </w:rPr>
         <w:t xml:space="preserve">相同功率下峰值电流减小，但可能进入占空比受限区域需更大磁芯。</w:t>
       </w:r>
@@ -2727,7 +2930,7 @@
       </w:pPr>
       <w:r>
         <w:rPr>
-          <w:rFonts w:hint="eastAsia"/>
+          <w:rFonts w:hint="eastAsia" w:eastAsia="黑体"/>
           <w:b/>
           <w:bCs/>
         </w:rPr>
@@ -2735,6 +2938,7 @@
       </w:r>
       <w:r>
         <w:rPr>
+          <w:rFonts w:eastAsia="黑体"/>
           <w:b/>
           <w:bCs/>
         </w:rPr>
@@ -2747,6 +2951,7 @@
       </m:oMath>
       <w:r>
         <w:rPr>
+          <w:rFonts w:eastAsia="黑体"/>
           <w:b/>
           <w:bCs/>
         </w:rPr>
@@ -2754,25 +2959,34 @@
       </w:r>
       <w:r>
         <w:rPr>
-          <w:rFonts w:hint="eastAsia"/>
+          <w:rFonts w:hint="eastAsia" w:eastAsia="黑体"/>
           <w:b/>
           <w:bCs/>
         </w:rPr>
         <w:t xml:space="preserve">增大（副边更多匝）</w:t>
       </w:r>
       <w:r>
+        <w:rPr>
+          <w:rFonts w:eastAsia="黑体"/>
+        </w:rPr>
         <w:t xml:space="preserve"> </w:t>
       </w:r>
       <w:r>
+        <w:rPr>
+          <w:rFonts w:eastAsia="黑体"/>
+        </w:rPr>
         <w:t xml:space="preserve">→ </w:t>
       </w:r>
       <w:r>
         <w:rPr>
-          <w:rFonts w:hint="eastAsia"/>
+          <w:rFonts w:hint="eastAsia" w:eastAsia="黑体"/>
         </w:rPr>
         <w:t xml:space="preserve">反射电压</w:t>
       </w:r>
       <w:r>
+        <w:rPr>
+          <w:rFonts w:eastAsia="黑体"/>
+        </w:rPr>
         <w:t xml:space="preserve"> </w:t>
       </w:r>
       <m:oMath>
@@ -2793,11 +3007,14 @@
         </m:sSub>
       </m:oMath>
       <w:r>
+        <w:rPr>
+          <w:rFonts w:eastAsia="黑体"/>
+        </w:rPr>
         <w:t xml:space="preserve"> </w:t>
       </w:r>
       <w:r>
         <w:rPr>
-          <w:rFonts w:hint="eastAsia"/>
+          <w:rFonts w:hint="eastAsia" w:eastAsia="黑体"/>
           <w:b/>
           <w:bCs/>
         </w:rPr>
@@ -2805,7 +3022,7 @@
       </w:r>
       <w:r>
         <w:rPr>
-          <w:rFonts w:hint="eastAsia"/>
+          <w:rFonts w:hint="eastAsia" w:eastAsia="黑体"/>
         </w:rPr>
         <w:t xml:space="preserve">、开关管耐压需求降低，但副边二极管反向应力增大。</w:t>
       </w:r>
@@ -2820,7 +3037,7 @@
       </w:pPr>
       <w:r>
         <w:rPr>
-          <w:rFonts w:hint="eastAsia"/>
+          <w:rFonts w:hint="eastAsia" w:eastAsia="黑体"/>
           <w:b/>
           <w:bCs/>
         </w:rPr>
@@ -2828,6 +3045,7 @@
       </w:r>
       <w:r>
         <w:rPr>
+          <w:rFonts w:eastAsia="黑体"/>
           <w:b/>
           <w:bCs/>
         </w:rPr>
@@ -2852,6 +3070,7 @@
       </m:oMath>
       <w:r>
         <w:rPr>
+          <w:rFonts w:eastAsia="黑体"/>
           <w:b/>
           <w:bCs/>
         </w:rPr>
@@ -2859,21 +3078,27 @@
       </w:r>
       <w:r>
         <w:rPr>
-          <w:rFonts w:hint="eastAsia"/>
+          <w:rFonts w:hint="eastAsia" w:eastAsia="黑体"/>
           <w:b/>
           <w:bCs/>
         </w:rPr>
         <w:t xml:space="preserve">升高</w:t>
       </w:r>
       <w:r>
+        <w:rPr>
+          <w:rFonts w:eastAsia="黑体"/>
+        </w:rPr>
         <w:t xml:space="preserve"> </w:t>
       </w:r>
       <w:r>
+        <w:rPr>
+          <w:rFonts w:eastAsia="黑体"/>
+        </w:rPr>
         <w:t xml:space="preserve">→ </w:t>
       </w:r>
       <w:r>
         <w:rPr>
-          <w:rFonts w:hint="eastAsia"/>
+          <w:rFonts w:hint="eastAsia" w:eastAsia="黑体"/>
         </w:rPr>
         <w:t xml:space="preserve">变压器可小型化，但开关损耗与漏感尖峰增大。</w:t>
       </w:r>
@@ -2886,7 +3111,7 @@
       </w:pPr>
       <w:r>
         <w:rPr>
-          <w:rFonts w:hint="eastAsia"/>
+          <w:rFonts w:hint="eastAsia" w:eastAsia="黑体"/>
         </w:rPr>
         <w:t xml:space="preserve">典型参数示例</w:t>
       </w:r>
@@ -2901,11 +3126,14 @@
       </w:pPr>
       <w:r>
         <w:rPr>
-          <w:rFonts w:hint="eastAsia"/>
+          <w:rFonts w:hint="eastAsia" w:eastAsia="黑体"/>
         </w:rPr>
         <w:t xml:space="preserve">取</w:t>
       </w:r>
       <w:r>
+        <w:rPr>
+          <w:rFonts w:eastAsia="黑体"/>
+        </w:rPr>
         <w:t xml:space="preserve"> </w:t>
       </w:r>
       <m:oMath>
@@ -2945,6 +3173,9 @@
         </m:r>
       </m:oMath>
       <w:r>
+        <w:rPr>
+          <w:rFonts w:eastAsia="黑体"/>
+        </w:rPr>
         <w:t xml:space="preserve">、</w:t>
       </w:r>
       <m:oMath>
@@ -2987,6 +3218,9 @@
         </m:r>
       </m:oMath>
       <w:r>
+        <w:rPr>
+          <w:rFonts w:eastAsia="黑体"/>
+        </w:rPr>
         <w:t xml:space="preserve">、</w:t>
       </w:r>
       <m:oMath>
@@ -3032,11 +3266,14 @@
       </m:oMath>
       <w:r>
         <w:rPr>
-          <w:rFonts w:hint="eastAsia"/>
+          <w:rFonts w:hint="eastAsia" w:eastAsia="黑体"/>
         </w:rPr>
         <w:t xml:space="preserve">（即</w:t>
       </w:r>
       <w:r>
+        <w:rPr>
+          <w:rFonts w:eastAsia="黑体"/>
+        </w:rPr>
         <w:t xml:space="preserve"> </w:t>
       </w:r>
       <m:oMath>
@@ -3055,7 +3292,7 @@
       </m:oMath>
       <w:r>
         <w:rPr>
-          <w:rFonts w:hint="eastAsia"/>
+          <w:rFonts w:hint="eastAsia" w:eastAsia="黑体"/>
         </w:rPr>
         <w:t xml:space="preserve">）：</w:t>
       </w:r>
@@ -3140,6 +3377,9 @@
         </w:numPr>
       </w:pPr>
       <w:r>
+        <w:rPr>
+          <w:rFonts w:eastAsia="黑体"/>
+        </w:rPr>
         <w:t xml:space="preserve">。</w:t>
       </w:r>
     </w:p>
@@ -3153,11 +3393,14 @@
       </w:pPr>
       <w:r>
         <w:rPr>
-          <w:rFonts w:hint="eastAsia"/>
+          <w:rFonts w:hint="eastAsia" w:eastAsia="黑体"/>
         </w:rPr>
         <w:t xml:space="preserve">取</w:t>
       </w:r>
       <w:r>
+        <w:rPr>
+          <w:rFonts w:eastAsia="黑体"/>
+        </w:rPr>
         <w:t xml:space="preserve"> </w:t>
       </w:r>
       <m:oMath>
@@ -3197,6 +3440,9 @@
         </m:r>
       </m:oMath>
       <w:r>
+        <w:rPr>
+          <w:rFonts w:eastAsia="黑体"/>
+        </w:rPr>
         <w:t xml:space="preserve">、</w:t>
       </w:r>
       <m:oMath>
@@ -3214,6 +3460,9 @@
         </m:r>
       </m:oMath>
       <w:r>
+        <w:rPr>
+          <w:rFonts w:eastAsia="黑体"/>
+        </w:rPr>
         <w:t xml:space="preserve">、</w:t>
       </w:r>
       <m:oMath>
@@ -3250,6 +3499,9 @@
         </m:r>
       </m:oMath>
       <w:r>
+        <w:rPr>
+          <w:rFonts w:eastAsia="黑体"/>
+        </w:rPr>
         <w:t xml:space="preserve">、</w:t>
       </w:r>
       <m:oMath>
@@ -3290,7 +3542,7 @@
       </m:oMath>
       <w:r>
         <w:rPr>
-          <w:rFonts w:hint="eastAsia"/>
+          <w:rFonts w:hint="eastAsia" w:eastAsia="黑体"/>
         </w:rPr>
         <w:t xml:space="preserve">：</w:t>
       </w:r>
@@ -3415,6 +3667,9 @@
         </m:r>
       </m:oMath>
       <w:r>
+        <w:rPr>
+          <w:rFonts w:eastAsia="黑体"/>
+        </w:rPr>
         <w:t xml:space="preserve">。</w:t>
       </w:r>
     </w:p>
@@ -3426,7 +3681,7 @@
       </w:pPr>
       <w:r>
         <w:rPr>
-          <w:rFonts w:hint="eastAsia"/>
+          <w:rFonts w:hint="eastAsia" w:eastAsia="黑体"/>
         </w:rPr>
         <w:t xml:space="preserve">常见器件型号</w:t>
       </w:r>
@@ -3441,16 +3696,19 @@
       </w:pPr>
       <w:r>
         <w:rPr>
-          <w:rFonts w:hint="eastAsia"/>
+          <w:rFonts w:hint="eastAsia" w:eastAsia="黑体"/>
         </w:rPr>
         <w:t xml:space="preserve">反激控制芯片：UC3842/UC3843、TOP250（PI</w:t>
       </w:r>
       <w:r>
+        <w:rPr>
+          <w:rFonts w:eastAsia="黑体"/>
+        </w:rPr>
         <w:t xml:space="preserve"> </w:t>
       </w:r>
       <w:r>
         <w:rPr>
-          <w:rFonts w:hint="eastAsia"/>
+          <w:rFonts w:hint="eastAsia" w:eastAsia="黑体"/>
         </w:rPr>
         <w:t xml:space="preserve">集成）、NCP1271、SG6859。</w:t>
       </w:r>
@@ -3465,7 +3723,7 @@
       </w:pPr>
       <w:r>
         <w:rPr>
-          <w:rFonts w:hint="eastAsia"/>
+          <w:rFonts w:hint="eastAsia" w:eastAsia="黑体"/>
         </w:rPr>
         <w:t xml:space="preserve">功率开关管：IRF840、STP10NK60Z、IPA60R600P7S。</w:t>
       </w:r>
@@ -3480,7 +3738,7 @@
       </w:pPr>
       <w:r>
         <w:rPr>
-          <w:rFonts w:hint="eastAsia"/>
+          <w:rFonts w:hint="eastAsia" w:eastAsia="黑体"/>
         </w:rPr>
         <w:t xml:space="preserve">输出整流二极管：SS34、MBR10100、STPS3045。</w:t>
       </w:r>
@@ -3493,7 +3751,7 @@
       </w:pPr>
       <w:r>
         <w:rPr>
-          <w:rFonts w:hint="eastAsia"/>
+          <w:rFonts w:hint="eastAsia" w:eastAsia="黑体"/>
         </w:rPr>
         <w:t xml:space="preserve">注意事项</w:t>
       </w:r>
@@ -3508,25 +3766,31 @@
       </w:pPr>
       <w:r>
         <w:rPr>
-          <w:rFonts w:hint="eastAsia"/>
+          <w:rFonts w:hint="eastAsia" w:eastAsia="黑体"/>
         </w:rPr>
         <w:t xml:space="preserve">变压器漏感会在开关管关断瞬间产生高压尖峰，必须加</w:t>
       </w:r>
       <w:r>
+        <w:rPr>
+          <w:rFonts w:eastAsia="黑体"/>
+        </w:rPr>
         <w:t xml:space="preserve"> RCD </w:t>
       </w:r>
       <w:r>
         <w:rPr>
-          <w:rFonts w:hint="eastAsia"/>
+          <w:rFonts w:hint="eastAsia" w:eastAsia="黑体"/>
         </w:rPr>
         <w:t xml:space="preserve">钳位或</w:t>
       </w:r>
       <w:r>
+        <w:rPr>
+          <w:rFonts w:eastAsia="黑体"/>
+        </w:rPr>
         <w:t xml:space="preserve"> TVS </w:t>
       </w:r>
       <w:r>
         <w:rPr>
-          <w:rFonts w:hint="eastAsia"/>
+          <w:rFonts w:hint="eastAsia" w:eastAsia="黑体"/>
         </w:rPr>
         <w:t xml:space="preserve">吸收，否则损坏开关管。</w:t>
       </w:r>
@@ -3541,25 +3805,31 @@
       </w:pPr>
       <w:r>
         <w:rPr>
-          <w:rFonts w:hint="eastAsia"/>
+          <w:rFonts w:hint="eastAsia" w:eastAsia="黑体"/>
         </w:rPr>
         <w:t xml:space="preserve">变压器需开气隙以存储能量并防止饱和，CCM</w:t>
       </w:r>
       <w:r>
+        <w:rPr>
+          <w:rFonts w:eastAsia="黑体"/>
+        </w:rPr>
         <w:t xml:space="preserve"> </w:t>
       </w:r>
       <w:r>
         <w:rPr>
-          <w:rFonts w:hint="eastAsia"/>
+          <w:rFonts w:hint="eastAsia" w:eastAsia="黑体"/>
         </w:rPr>
         <w:t xml:space="preserve">与</w:t>
       </w:r>
       <w:r>
+        <w:rPr>
+          <w:rFonts w:eastAsia="黑体"/>
+        </w:rPr>
         <w:t xml:space="preserve"> DCM </w:t>
       </w:r>
       <w:r>
         <w:rPr>
-          <w:rFonts w:hint="eastAsia"/>
+          <w:rFonts w:hint="eastAsia" w:eastAsia="黑体"/>
         </w:rPr>
         <w:t xml:space="preserve">需分别校验磁芯。</w:t>
       </w:r>
@@ -3574,16 +3844,19 @@
       </w:pPr>
       <w:r>
         <w:rPr>
-          <w:rFonts w:hint="eastAsia"/>
+          <w:rFonts w:hint="eastAsia" w:eastAsia="黑体"/>
         </w:rPr>
         <w:t xml:space="preserve">输出电容需承受大的纹波电流，选用低</w:t>
       </w:r>
       <w:r>
+        <w:rPr>
+          <w:rFonts w:eastAsia="黑体"/>
+        </w:rPr>
         <w:t xml:space="preserve"> ESR </w:t>
       </w:r>
       <w:r>
         <w:rPr>
-          <w:rFonts w:hint="eastAsia"/>
+          <w:rFonts w:hint="eastAsia" w:eastAsia="黑体"/>
         </w:rPr>
         <w:t xml:space="preserve">电解/固态电容。</w:t>
       </w:r>
@@ -3598,7 +3871,7 @@
       </w:pPr>
       <w:r>
         <w:rPr>
-          <w:rFonts w:hint="eastAsia"/>
+          <w:rFonts w:hint="eastAsia" w:eastAsia="黑体"/>
         </w:rPr>
         <w:t xml:space="preserve">反激功率密度有限，通常适用于几十瓦以内的应用，大功率需改选正激或全桥。</w:t>
       </w:r>
@@ -3611,7 +3884,7 @@
       </w:pPr>
       <w:r>
         <w:rPr>
-          <w:rFonts w:hint="eastAsia"/>
+          <w:rFonts w:hint="eastAsia" w:eastAsia="黑体"/>
         </w:rPr>
         <w:t xml:space="preserve">参考资料</w:t>
       </w:r>
@@ -3625,6 +3898,9 @@
         </w:numPr>
       </w:pPr>
       <w:r>
+        <w:rPr>
+          <w:rFonts w:eastAsia="黑体"/>
+        </w:rPr>
         <w:t xml:space="preserve">Wikipedia: Flyback converter。</w:t>
       </w:r>
     </w:p>
@@ -3637,15 +3913,21 @@
         </w:numPr>
       </w:pPr>
       <w:r>
+        <w:rPr>
+          <w:rFonts w:eastAsia="黑体"/>
+        </w:rPr>
         <w:t xml:space="preserve">TI </w:t>
       </w:r>
       <w:r>
         <w:rPr>
-          <w:rFonts w:hint="eastAsia"/>
+          <w:rFonts w:hint="eastAsia" w:eastAsia="黑体"/>
         </w:rPr>
         <w:t xml:space="preserve">应用笔记</w:t>
       </w:r>
       <w:r>
+        <w:rPr>
+          <w:rFonts w:eastAsia="黑体"/>
+        </w:rPr>
         <w:t xml:space="preserve"> SNVA723《Designing Flyback Converters》。</w:t>
       </w:r>
     </w:p>
@@ -3659,16 +3941,19 @@
       </w:pPr>
       <w:r>
         <w:rPr>
-          <w:rFonts w:hint="eastAsia"/>
+          <w:rFonts w:hint="eastAsia" w:eastAsia="黑体"/>
         </w:rPr>
         <w:t xml:space="preserve">《开关电源设计》（Abraham</w:t>
       </w:r>
       <w:r>
+        <w:rPr>
+          <w:rFonts w:eastAsia="黑体"/>
+        </w:rPr>
         <w:t xml:space="preserve"> I. </w:t>
       </w:r>
       <w:r>
         <w:rPr>
-          <w:rFonts w:hint="eastAsia"/>
+          <w:rFonts w:hint="eastAsia" w:eastAsia="黑体"/>
         </w:rPr>
         <w:t xml:space="preserve">Pressman）。</w:t>
       </w:r>
@@ -3682,11 +3967,11 @@
       </w:pPr>
       <w:r>
         <w:rPr>
-          <w:rFonts w:ascii="Times New Roman" w:hAnsi="Times New Roman"/>
+          <w:rFonts w:ascii="Times New Roman" w:hAnsi="Times New Roman" w:eastAsia="黑体"/>
           <w:color w:val="555555"/>
           <w:sz w:val="21"/>
         </w:rPr>
-        <w:t>材料收集者：杜文杰</w:t>
+        <w:t>材料收集者：杜文杰，WX手机：19519196569，QQ:3478827729</w:t>
       </w:r>
     </w:p>
     <w:sectPr>
@@ -3706,7 +3991,7 @@
 </file>
 
 <file path=word/footer1.xml><?xml version="1.0" encoding="utf-8"?>
-<w:ftr xmlns:m="http://schemas.openxmlformats.org/officeDocument/2006/math" xmlns:mc="http://schemas.openxmlformats.org/markup-compatibility/2006" xmlns:mo="http://schemas.microsoft.com/office/mac/office/2008/main" xmlns:mv="urn:schemas-microsoft-com:mac:vml" xmlns:o="urn:schemas-microsoft-com:office:office" xmlns:r="http://schemas.openxmlformats.org/officeDocument/2006/relationships" xmlns:v="urn:schemas-microsoft-com:vml" xmlns:w10="urn:schemas-microsoft-com:office:word" xmlns:w14="http://schemas.microsoft.com/office/word/2010/wordml" xmlns:w="http://schemas.openxmlformats.org/wordprocessingml/2006/main" xmlns:wne="http://schemas.microsoft.com/office/word/2006/wordml" xmlns:wp14="http://schemas.microsoft.com/office/word/2010/wordprocessingDrawing" xmlns:wp="http://schemas.openxmlformats.org/drawingml/2006/wordprocessingDrawing" xmlns:wpc="http://schemas.microsoft.com/office/word/2010/wordprocessingCanvas" xmlns:wpg="http://schemas.microsoft.com/office/word/2010/wordprocessingGroup" xmlns:wpi="http://schemas.microsoft.com/office/word/2010/wordprocessingInk" xmlns:wps="http://schemas.microsoft.com/office/word/2010/wordprocessingShape" mc:Ignorable="w14 wp14">
+<w:ftr xmlns:mc="http://schemas.openxmlformats.org/markup-compatibility/2006" xmlns:w="http://schemas.openxmlformats.org/wordprocessingml/2006/main" xmlns:m="http://schemas.openxmlformats.org/officeDocument/2006/math" xmlns:mo="http://schemas.microsoft.com/office/mac/office/2008/main" xmlns:mv="urn:schemas-microsoft-com:mac:vml" xmlns:o="urn:schemas-microsoft-com:office:office" xmlns:r="http://schemas.openxmlformats.org/officeDocument/2006/relationships" xmlns:v="urn:schemas-microsoft-com:vml" xmlns:w10="urn:schemas-microsoft-com:office:word" xmlns:w14="http://schemas.microsoft.com/office/word/2010/wordml" xmlns:wne="http://schemas.microsoft.com/office/word/2006/wordml" xmlns:wp14="http://schemas.microsoft.com/office/word/2010/wordprocessingDrawing" xmlns:wp="http://schemas.openxmlformats.org/drawingml/2006/wordprocessingDrawing" xmlns:wpc="http://schemas.microsoft.com/office/word/2010/wordprocessingCanvas" xmlns:wpg="http://schemas.microsoft.com/office/word/2010/wordprocessingGroup" xmlns:wpi="http://schemas.microsoft.com/office/word/2010/wordprocessingInk" xmlns:wps="http://schemas.microsoft.com/office/word/2010/wordprocessingShape" mc:Ignorable="w14 wp14">
   <w:p>
     <w:pPr>
       <w:pStyle w:val="Footer"/>
@@ -3714,12 +3999,14 @@
     </w:pPr>
     <w:r>
       <w:rPr>
+        <w:rFonts w:eastAsia="黑体"/>
         <w:sz w:val="18"/>
       </w:rPr>
       <w:t xml:space="preserve">第 </w:t>
     </w:r>
     <w:r>
       <w:rPr>
+        <w:rFonts w:eastAsia="黑体"/>
         <w:sz w:val="18"/>
       </w:rPr>
       <w:fldChar w:fldCharType="begin"/>
@@ -3728,6 +4015,7 @@
     </w:r>
     <w:r>
       <w:rPr>
+        <w:rFonts w:eastAsia="黑体"/>
         <w:sz w:val="18"/>
       </w:rPr>
       <w:t xml:space="preserve"> 页</w:t>
@@ -3741,6 +4029,9 @@
   <w:footnote w:type="continuationSeparator" w:id="0">
     <w:p>
       <w:r>
+        <w:rPr>
+          <w:rFonts w:eastAsia="黑体"/>
+        </w:rPr>
         <w:continuationSeparator/>
       </w:r>
     </w:p>
@@ -3748,6 +4039,9 @@
   <w:footnote w:type="separator" w:id="-1">
     <w:p>
       <w:r>
+        <w:rPr>
+          <w:rFonts w:eastAsia="黑体"/>
+        </w:rPr>
         <w:separator/>
       </w:r>
     </w:p>
@@ -3756,7 +4050,7 @@
 </file>
 
 <file path=word/header1.xml><?xml version="1.0" encoding="utf-8"?>
-<w:hdr xmlns:m="http://schemas.openxmlformats.org/officeDocument/2006/math" xmlns:mc="http://schemas.openxmlformats.org/markup-compatibility/2006" xmlns:mo="http://schemas.microsoft.com/office/mac/office/2008/main" xmlns:mv="urn:schemas-microsoft-com:mac:vml" xmlns:o="urn:schemas-microsoft-com:office:office" xmlns:r="http://schemas.openxmlformats.org/officeDocument/2006/relationships" xmlns:v="urn:schemas-microsoft-com:vml" xmlns:w10="urn:schemas-microsoft-com:office:word" xmlns:w14="http://schemas.microsoft.com/office/word/2010/wordml" xmlns:w="http://schemas.openxmlformats.org/wordprocessingml/2006/main" xmlns:wne="http://schemas.microsoft.com/office/word/2006/wordml" xmlns:wp14="http://schemas.microsoft.com/office/word/2010/wordprocessingDrawing" xmlns:wp="http://schemas.openxmlformats.org/drawingml/2006/wordprocessingDrawing" xmlns:wpc="http://schemas.microsoft.com/office/word/2010/wordprocessingCanvas" xmlns:wpg="http://schemas.microsoft.com/office/word/2010/wordprocessingGroup" xmlns:wpi="http://schemas.microsoft.com/office/word/2010/wordprocessingInk" xmlns:wps="http://schemas.microsoft.com/office/word/2010/wordprocessingShape" mc:Ignorable="w14 wp14">
+<w:hdr xmlns:mc="http://schemas.openxmlformats.org/markup-compatibility/2006" xmlns:w="http://schemas.openxmlformats.org/wordprocessingml/2006/main" xmlns:m="http://schemas.openxmlformats.org/officeDocument/2006/math" xmlns:mo="http://schemas.microsoft.com/office/mac/office/2008/main" xmlns:mv="urn:schemas-microsoft-com:mac:vml" xmlns:o="urn:schemas-microsoft-com:office:office" xmlns:r="http://schemas.openxmlformats.org/officeDocument/2006/relationships" xmlns:v="urn:schemas-microsoft-com:vml" xmlns:w10="urn:schemas-microsoft-com:office:word" xmlns:w14="http://schemas.microsoft.com/office/word/2010/wordml" xmlns:wne="http://schemas.microsoft.com/office/word/2006/wordml" xmlns:wp14="http://schemas.microsoft.com/office/word/2010/wordprocessingDrawing" xmlns:wp="http://schemas.openxmlformats.org/drawingml/2006/wordprocessingDrawing" xmlns:wpc="http://schemas.microsoft.com/office/word/2010/wordprocessingCanvas" xmlns:wpg="http://schemas.microsoft.com/office/word/2010/wordprocessingGroup" xmlns:wpi="http://schemas.microsoft.com/office/word/2010/wordprocessingInk" xmlns:wps="http://schemas.microsoft.com/office/word/2010/wordprocessingShape" mc:Ignorable="w14 wp14">
   <w:p>
     <w:pPr>
       <w:pStyle w:val="Header"/>
@@ -3764,7 +4058,7 @@
     </w:pPr>
     <w:r>
       <w:rPr>
-        <w:rFonts w:ascii="Times New Roman" w:hAnsi="Times New Roman"/>
+        <w:rFonts w:ascii="Times New Roman" w:hAnsi="Times New Roman" w:eastAsia="黑体"/>
         <w:sz w:val="18"/>
         <w:rFonts w:eastAsia="黑体"/>
         <w:rFonts w:eastAsia="黑体"/>
@@ -3776,7 +4070,7 @@
 </file>
 
 <file path=word/numbering.xml><?xml version="1.0" encoding="utf-8"?>
-<w:numbering xmlns:m="http://schemas.openxmlformats.org/officeDocument/2006/math" xmlns:mc="http://schemas.openxmlformats.org/markup-compatibility/2006" xmlns:mo="http://schemas.microsoft.com/office/mac/office/2008/main" xmlns:mv="urn:schemas-microsoft-com:mac:vml" xmlns:o="urn:schemas-microsoft-com:office:office" xmlns:r="http://schemas.openxmlformats.org/officeDocument/2006/relationships" xmlns:v="urn:schemas-microsoft-com:vml" xmlns:w="http://schemas.openxmlformats.org/wordprocessingml/2006/main" xmlns:w10="urn:schemas-microsoft-com:office:word" xmlns:w14="http://schemas.microsoft.com/office/word/2010/wordml" xmlns:wne="http://schemas.microsoft.com/office/word/2006/wordml" xmlns:wp="http://schemas.openxmlformats.org/drawingml/2006/wordprocessingDrawing" xmlns:wp14="http://schemas.microsoft.com/office/word/2010/wordprocessingDrawing" xmlns:wpc="http://schemas.microsoft.com/office/word/2010/wordprocessingCanvas" xmlns:wpg="http://schemas.microsoft.com/office/word/2010/wordprocessingGroup" xmlns:wpi="http://schemas.microsoft.com/office/word/2010/wordprocessingInk" xmlns:wps="http://schemas.microsoft.com/office/word/2010/wordprocessingShape" mc:Ignorable="w14 wp14">
+<w:numbering xmlns:mc="http://schemas.openxmlformats.org/markup-compatibility/2006" xmlns:w="http://schemas.openxmlformats.org/wordprocessingml/2006/main" xmlns:m="http://schemas.openxmlformats.org/officeDocument/2006/math" xmlns:mo="http://schemas.microsoft.com/office/mac/office/2008/main" xmlns:mv="urn:schemas-microsoft-com:mac:vml" xmlns:o="urn:schemas-microsoft-com:office:office" xmlns:r="http://schemas.openxmlformats.org/officeDocument/2006/relationships" xmlns:v="urn:schemas-microsoft-com:vml" xmlns:w10="urn:schemas-microsoft-com:office:word" xmlns:w14="http://schemas.microsoft.com/office/word/2010/wordml" xmlns:wne="http://schemas.microsoft.com/office/word/2006/wordml" xmlns:wp="http://schemas.openxmlformats.org/drawingml/2006/wordprocessingDrawing" xmlns:wp14="http://schemas.microsoft.com/office/word/2010/wordprocessingDrawing" xmlns:wpc="http://schemas.microsoft.com/office/word/2010/wordprocessingCanvas" xmlns:wpg="http://schemas.microsoft.com/office/word/2010/wordprocessingGroup" xmlns:wpi="http://schemas.microsoft.com/office/word/2010/wordprocessingInk" xmlns:wps="http://schemas.microsoft.com/office/word/2010/wordprocessingShape" mc:Ignorable="w14 wp14">
   <w:abstractNum w:abstractNumId="0">
     <w:nsid w:val="FFFFFF7C"/>
     <w:multiLevelType w:val="singleLevel"/>
@@ -3863,7 +4157,7 @@
         <w:ind w:hanging="360" w:left="1440"/>
       </w:pPr>
       <w:rPr>
-        <w:rFonts w:ascii="Symbol" w:hAnsi="Symbol" w:hint="default"/>
+        <w:rFonts w:ascii="Symbol" w:hAnsi="Symbol" w:hint="default" w:eastAsia="黑体"/>
       </w:rPr>
     </w:lvl>
   </w:abstractNum>
@@ -3884,7 +4178,7 @@
         <w:ind w:hanging="360" w:left="1080"/>
       </w:pPr>
       <w:rPr>
-        <w:rFonts w:ascii="Symbol" w:hAnsi="Symbol" w:hint="default"/>
+        <w:rFonts w:ascii="Symbol" w:hAnsi="Symbol" w:hint="default" w:eastAsia="黑体"/>
       </w:rPr>
     </w:lvl>
   </w:abstractNum>
@@ -3905,7 +4199,7 @@
         <w:ind w:hanging="360" w:left="720"/>
       </w:pPr>
       <w:rPr>
-        <w:rFonts w:ascii="Symbol" w:hAnsi="Symbol" w:hint="default"/>
+        <w:rFonts w:ascii="Symbol" w:hAnsi="Symbol" w:hint="default" w:eastAsia="黑体"/>
       </w:rPr>
     </w:lvl>
   </w:abstractNum>
@@ -3944,7 +4238,7 @@
         <w:ind w:hanging="360" w:left="360"/>
       </w:pPr>
       <w:rPr>
-        <w:rFonts w:ascii="Symbol" w:hAnsi="Symbol" w:hint="default"/>
+        <w:rFonts w:ascii="Symbol" w:hAnsi="Symbol" w:hint="default" w:eastAsia="黑体"/>
       </w:rPr>
     </w:lvl>
   </w:abstractNum>
@@ -4035,7 +4329,7 @@
         <w:ind w:left="720" w:hanging="360"/>
       </w:pPr>
       <w:rPr>
-        <w:rFonts w:ascii="Symbol" w:hAnsi="Symbol" w:cs="Symbol" w:hint="default"/>
+        <w:rFonts w:ascii="Symbol" w:hAnsi="Symbol" w:cs="Symbol" w:hint="default" w:eastAsia="黑体"/>
       </w:rPr>
     </w:lvl>
     <w:lvl w:ilvl="1">
@@ -4046,7 +4340,7 @@
         <w:ind w:left="1440" w:hanging="360"/>
       </w:pPr>
       <w:rPr>
-        <w:rFonts w:ascii="Courier New" w:hAnsi="Courier New" w:cs="Courier New" w:hint="default"/>
+        <w:rFonts w:ascii="Courier New" w:hAnsi="Courier New" w:cs="Courier New" w:hint="default" w:eastAsia="黑体"/>
       </w:rPr>
     </w:lvl>
     <w:lvl w:ilvl="2">
@@ -4057,7 +4351,7 @@
         <w:ind w:left="2160" w:hanging="360"/>
       </w:pPr>
       <w:rPr>
-        <w:rFonts w:ascii="Wingdings" w:hAnsi="Wingdings" w:cs="Wingdings" w:hint="default"/>
+        <w:rFonts w:ascii="Wingdings" w:hAnsi="Wingdings" w:cs="Wingdings" w:hint="default" w:eastAsia="黑体"/>
       </w:rPr>
     </w:lvl>
     <w:lvl w:ilvl="3">
@@ -4068,7 +4362,7 @@
         <w:ind w:left="2880" w:hanging="360"/>
       </w:pPr>
       <w:rPr>
-        <w:rFonts w:ascii="Symbol" w:hAnsi="Symbol" w:cs="Symbol" w:hint="default"/>
+        <w:rFonts w:ascii="Symbol" w:hAnsi="Symbol" w:cs="Symbol" w:hint="default" w:eastAsia="黑体"/>
       </w:rPr>
     </w:lvl>
     <w:lvl w:ilvl="4">
@@ -4079,7 +4373,7 @@
         <w:ind w:left="3600" w:hanging="360"/>
       </w:pPr>
       <w:rPr>
-        <w:rFonts w:ascii="Courier New" w:hAnsi="Courier New" w:cs="Courier New" w:hint="default"/>
+        <w:rFonts w:ascii="Courier New" w:hAnsi="Courier New" w:cs="Courier New" w:hint="default" w:eastAsia="黑体"/>
       </w:rPr>
     </w:lvl>
     <w:lvl w:ilvl="5">
@@ -4090,7 +4384,7 @@
         <w:ind w:left="4320" w:hanging="360"/>
       </w:pPr>
       <w:rPr>
-        <w:rFonts w:ascii="Wingdings" w:hAnsi="Wingdings" w:cs="Wingdings" w:hint="default"/>
+        <w:rFonts w:ascii="Wingdings" w:hAnsi="Wingdings" w:cs="Wingdings" w:hint="default" w:eastAsia="黑体"/>
       </w:rPr>
     </w:lvl>
     <w:lvl w:ilvl="6">
@@ -4101,7 +4395,7 @@
         <w:ind w:left="5040" w:hanging="360"/>
       </w:pPr>
       <w:rPr>
-        <w:rFonts w:ascii="Symbol" w:hAnsi="Symbol" w:cs="Symbol" w:hint="default"/>
+        <w:rFonts w:ascii="Symbol" w:hAnsi="Symbol" w:cs="Symbol" w:hint="default" w:eastAsia="黑体"/>
       </w:rPr>
     </w:lvl>
     <w:lvl w:ilvl="7">
@@ -4112,7 +4406,7 @@
         <w:ind w:left="5760" w:hanging="360"/>
       </w:pPr>
       <w:rPr>
-        <w:rFonts w:ascii="Courier New" w:hAnsi="Courier New" w:cs="Courier New" w:hint="default"/>
+        <w:rFonts w:ascii="Courier New" w:hAnsi="Courier New" w:cs="Courier New" w:hint="default" w:eastAsia="黑体"/>
       </w:rPr>
     </w:lvl>
     <w:lvl w:ilvl="8">
@@ -4123,7 +4417,7 @@
         <w:ind w:left="6480" w:hanging="360"/>
       </w:pPr>
       <w:rPr>
-        <w:rFonts w:ascii="Wingdings" w:hAnsi="Wingdings" w:cs="Wingdings" w:hint="default"/>
+        <w:rFonts w:ascii="Wingdings" w:hAnsi="Wingdings" w:cs="Wingdings" w:hint="default" w:eastAsia="黑体"/>
       </w:rPr>
     </w:lvl>
   </w:abstractNum>
@@ -4179,11 +4473,11 @@
 </file>
 
 <file path=word/styles.xml><?xml version="1.0" encoding="utf-8"?>
-<w:styles xmlns:mc="http://schemas.openxmlformats.org/markup-compatibility/2006" xmlns:r="http://schemas.openxmlformats.org/officeDocument/2006/relationships" xmlns:w="http://schemas.openxmlformats.org/wordprocessingml/2006/main" xmlns:w14="http://schemas.microsoft.com/office/word/2010/wordml" mc:Ignorable="w14">
+<w:styles xmlns:mc="http://schemas.openxmlformats.org/markup-compatibility/2006" xmlns:w="http://schemas.openxmlformats.org/wordprocessingml/2006/main" xmlns:r="http://schemas.openxmlformats.org/officeDocument/2006/relationships" xmlns:w14="http://schemas.microsoft.com/office/word/2010/wordml" mc:Ignorable="w14">
   <w:docDefaults>
     <w:rPrDefault>
       <w:rPr>
-        <w:rFonts w:asciiTheme="minorHAnsi" w:cstheme="minorBidi" w:eastAsiaTheme="minorEastAsia" w:hAnsiTheme="minorHAnsi"/>
+        <w:rFonts w:asciiTheme="minorHAnsi" w:cstheme="minorBidi" w:hAnsiTheme="minorHAnsi" w:eastAsia="黑体"/>
         <w:sz w:val="22"/>
         <w:szCs w:val="22"/>
         <w:lang w:bidi="ar-SA" w:eastAsia="en-US" w:val="en-US"/>
@@ -4405,7 +4699,7 @@
       <w:outlineLvl w:val="0"/>
     </w:pPr>
     <w:rPr>
-      <w:rFonts w:ascii="Times New Roman" w:asciiTheme="majorHAnsi" w:cstheme="majorBidi" w:eastAsia="黑体" w:eastAsiaTheme="majorEastAsia" w:hAnsi="Times New Roman" w:hAnsiTheme="majorHAnsi"/>
+      <w:rFonts w:ascii="Times New Roman" w:asciiTheme="majorHAnsi" w:cstheme="majorBidi" w:eastAsia="黑体" w:hAnsi="Times New Roman" w:hAnsiTheme="majorHAnsi"/>
       <w:b/>
       <w:bCs/>
       <w:color w:val="1F3864"/>
@@ -4429,7 +4723,7 @@
       <w:outlineLvl w:val="1"/>
     </w:pPr>
     <w:rPr>
-      <w:rFonts w:ascii="Times New Roman" w:asciiTheme="majorHAnsi" w:cstheme="majorBidi" w:eastAsia="黑体" w:eastAsiaTheme="majorEastAsia" w:hAnsi="Times New Roman" w:hAnsiTheme="majorHAnsi"/>
+      <w:rFonts w:ascii="Times New Roman" w:asciiTheme="majorHAnsi" w:cstheme="majorBidi" w:eastAsia="黑体" w:hAnsi="Times New Roman" w:hAnsiTheme="majorHAnsi"/>
       <w:b/>
       <w:bCs/>
       <w:color w:val="2E4E7E"/>
@@ -4453,7 +4747,7 @@
       <w:outlineLvl w:val="2"/>
     </w:pPr>
     <w:rPr>
-      <w:rFonts w:ascii="Times New Roman" w:asciiTheme="majorHAnsi" w:cstheme="majorBidi" w:eastAsia="黑体" w:eastAsiaTheme="majorEastAsia" w:hAnsi="Times New Roman" w:hAnsiTheme="majorHAnsi"/>
+      <w:rFonts w:ascii="Times New Roman" w:asciiTheme="majorHAnsi" w:cstheme="majorBidi" w:eastAsia="黑体" w:hAnsi="Times New Roman" w:hAnsiTheme="majorHAnsi"/>
       <w:b/>
       <w:bCs/>
       <w:color w:val="2E4E7E"/>
@@ -4477,7 +4771,7 @@
       <w:outlineLvl w:val="3"/>
     </w:pPr>
     <w:rPr>
-      <w:rFonts w:ascii="Times New Roman" w:asciiTheme="majorHAnsi" w:cstheme="majorBidi" w:eastAsia="黑体" w:eastAsiaTheme="majorEastAsia" w:hAnsi="Times New Roman" w:hAnsiTheme="majorHAnsi"/>
+      <w:rFonts w:ascii="Times New Roman" w:asciiTheme="majorHAnsi" w:cstheme="majorBidi" w:eastAsia="黑体" w:hAnsi="Times New Roman" w:hAnsiTheme="majorHAnsi"/>
       <w:b/>
       <w:bCs/>
       <w:i/>
@@ -4503,7 +4797,7 @@
       <w:outlineLvl w:val="4"/>
     </w:pPr>
     <w:rPr>
-      <w:rFonts w:ascii="Times New Roman" w:asciiTheme="majorHAnsi" w:cstheme="majorBidi" w:eastAsia="黑体" w:eastAsiaTheme="majorEastAsia" w:hAnsi="Times New Roman" w:hAnsiTheme="majorHAnsi"/>
+      <w:rFonts w:ascii="Times New Roman" w:asciiTheme="majorHAnsi" w:cstheme="majorBidi" w:eastAsia="黑体" w:hAnsi="Times New Roman" w:hAnsiTheme="majorHAnsi"/>
       <w:b/>
       <w:color w:val="333333"/>
       <w:sz w:val="22"/>
@@ -4526,7 +4820,7 @@
       <w:outlineLvl w:val="5"/>
     </w:pPr>
     <w:rPr>
-      <w:rFonts w:asciiTheme="majorHAnsi" w:cstheme="majorBidi" w:eastAsiaTheme="majorEastAsia" w:hAnsiTheme="majorHAnsi"/>
+      <w:rFonts w:asciiTheme="majorHAnsi" w:cstheme="majorBidi" w:hAnsiTheme="majorHAnsi" w:eastAsia="黑体"/>
       <w:i/>
       <w:iCs/>
       <w:color w:themeColor="accent1" w:themeShade="7F" w:val="243F60"/>
@@ -4549,7 +4843,7 @@
       <w:outlineLvl w:val="6"/>
     </w:pPr>
     <w:rPr>
-      <w:rFonts w:asciiTheme="majorHAnsi" w:cstheme="majorBidi" w:eastAsiaTheme="majorEastAsia" w:hAnsiTheme="majorHAnsi"/>
+      <w:rFonts w:asciiTheme="majorHAnsi" w:cstheme="majorBidi" w:hAnsiTheme="majorHAnsi" w:eastAsia="黑体"/>
       <w:i/>
       <w:iCs/>
       <w:color w:themeColor="text1" w:themeTint="BF" w:val="404040"/>
@@ -4572,7 +4866,7 @@
       <w:outlineLvl w:val="7"/>
     </w:pPr>
     <w:rPr>
-      <w:rFonts w:asciiTheme="majorHAnsi" w:cstheme="majorBidi" w:eastAsiaTheme="majorEastAsia" w:hAnsiTheme="majorHAnsi"/>
+      <w:rFonts w:asciiTheme="majorHAnsi" w:cstheme="majorBidi" w:hAnsiTheme="majorHAnsi" w:eastAsia="黑体"/>
       <w:color w:themeColor="accent1" w:val="4F81BD"/>
       <w:sz w:val="20"/>
       <w:szCs w:val="20"/>
@@ -4595,7 +4889,7 @@
       <w:outlineLvl w:val="8"/>
     </w:pPr>
     <w:rPr>
-      <w:rFonts w:asciiTheme="majorHAnsi" w:cstheme="majorBidi" w:eastAsiaTheme="majorEastAsia" w:hAnsiTheme="majorHAnsi"/>
+      <w:rFonts w:asciiTheme="majorHAnsi" w:cstheme="majorBidi" w:hAnsiTheme="majorHAnsi" w:eastAsia="黑体"/>
       <w:i/>
       <w:iCs/>
       <w:color w:themeColor="text1" w:themeTint="BF" w:val="404040"/>
@@ -4646,7 +4940,7 @@
     <w:uiPriority w:val="9"/>
     <w:rsid w:val="00FC693F"/>
     <w:rPr>
-      <w:rFonts w:asciiTheme="majorHAnsi" w:cstheme="majorBidi" w:eastAsiaTheme="majorEastAsia" w:hAnsiTheme="majorHAnsi"/>
+      <w:rFonts w:asciiTheme="majorHAnsi" w:cstheme="majorBidi" w:hAnsiTheme="majorHAnsi" w:eastAsia="黑体"/>
       <w:b/>
       <w:bCs/>
       <w:color w:themeColor="accent1" w:themeShade="BF" w:val="365F91"/>
@@ -4661,7 +4955,7 @@
     <w:uiPriority w:val="9"/>
     <w:rsid w:val="00FC693F"/>
     <w:rPr>
-      <w:rFonts w:asciiTheme="majorHAnsi" w:cstheme="majorBidi" w:eastAsiaTheme="majorEastAsia" w:hAnsiTheme="majorHAnsi"/>
+      <w:rFonts w:asciiTheme="majorHAnsi" w:cstheme="majorBidi" w:hAnsiTheme="majorHAnsi" w:eastAsia="黑体"/>
       <w:b/>
       <w:bCs/>
       <w:color w:themeColor="accent1" w:val="4F81BD"/>
@@ -4676,7 +4970,7 @@
     <w:uiPriority w:val="9"/>
     <w:rsid w:val="00FC693F"/>
     <w:rPr>
-      <w:rFonts w:asciiTheme="majorHAnsi" w:cstheme="majorBidi" w:eastAsiaTheme="majorEastAsia" w:hAnsiTheme="majorHAnsi"/>
+      <w:rFonts w:asciiTheme="majorHAnsi" w:cstheme="majorBidi" w:hAnsiTheme="majorHAnsi" w:eastAsia="黑体"/>
       <w:b/>
       <w:bCs/>
       <w:color w:themeColor="accent1" w:val="4F81BD"/>
@@ -4699,7 +4993,7 @@
       <w:contextualSpacing/>
     </w:pPr>
     <w:rPr>
-      <w:rFonts w:ascii="Times New Roman" w:asciiTheme="majorHAnsi" w:cstheme="majorBidi" w:eastAsia="黑体" w:eastAsiaTheme="majorEastAsia" w:hAnsi="Times New Roman" w:hAnsiTheme="majorHAnsi"/>
+      <w:rFonts w:ascii="Times New Roman" w:asciiTheme="majorHAnsi" w:cstheme="majorBidi" w:eastAsia="黑体" w:hAnsi="Times New Roman" w:hAnsiTheme="majorHAnsi"/>
       <w:b/>
       <w:color w:val="1F3864"/>
       <w:spacing w:val="5"/>
@@ -4715,7 +5009,7 @@
     <w:uiPriority w:val="10"/>
     <w:rsid w:val="00FC693F"/>
     <w:rPr>
-      <w:rFonts w:asciiTheme="majorHAnsi" w:cstheme="majorBidi" w:eastAsiaTheme="majorEastAsia" w:hAnsiTheme="majorHAnsi"/>
+      <w:rFonts w:asciiTheme="majorHAnsi" w:cstheme="majorBidi" w:hAnsiTheme="majorHAnsi" w:eastAsia="黑体"/>
       <w:color w:themeColor="text2" w:themeShade="BF" w:val="17365D"/>
       <w:spacing w:val="5"/>
       <w:kern w:val="28"/>
@@ -4737,7 +5031,7 @@
       </w:numPr>
     </w:pPr>
     <w:rPr>
-      <w:rFonts w:asciiTheme="majorHAnsi" w:cstheme="majorBidi" w:eastAsiaTheme="majorEastAsia" w:hAnsiTheme="majorHAnsi"/>
+      <w:rFonts w:asciiTheme="majorHAnsi" w:cstheme="majorBidi" w:hAnsiTheme="majorHAnsi" w:eastAsia="黑体"/>
       <w:i/>
       <w:iCs/>
       <w:color w:themeColor="accent1" w:val="4F81BD"/>
@@ -4753,7 +5047,7 @@
     <w:uiPriority w:val="11"/>
     <w:rsid w:val="00FC693F"/>
     <w:rPr>
-      <w:rFonts w:asciiTheme="majorHAnsi" w:cstheme="majorBidi" w:eastAsiaTheme="majorEastAsia" w:hAnsiTheme="majorHAnsi"/>
+      <w:rFonts w:asciiTheme="majorHAnsi" w:cstheme="majorBidi" w:hAnsiTheme="majorHAnsi" w:eastAsia="黑体"/>
       <w:i/>
       <w:iCs/>
       <w:color w:themeColor="accent1" w:val="4F81BD"/>
@@ -4820,6 +5114,7 @@
       <w:spacing w:after="120"/>
     </w:pPr>
     <w:rPr>
+      <w:rFonts w:eastAsia="黑体"/>
       <w:sz w:val="16"/>
       <w:szCs w:val="16"/>
     </w:rPr>
@@ -4831,6 +5126,7 @@
     <w:uiPriority w:val="99"/>
     <w:rsid w:val="00AA1D8D"/>
     <w:rPr>
+      <w:rFonts w:eastAsia="黑体"/>
       <w:sz w:val="16"/>
       <w:szCs w:val="16"/>
     </w:rPr>
@@ -5000,7 +5296,7 @@
       </w:tabs>
     </w:pPr>
     <w:rPr>
-      <w:rFonts w:ascii="Courier" w:hAnsi="Courier"/>
+      <w:rFonts w:ascii="Courier" w:hAnsi="Courier" w:eastAsia="黑体"/>
       <w:sz w:val="20"/>
       <w:szCs w:val="20"/>
     </w:rPr>
@@ -5012,7 +5308,7 @@
     <w:uiPriority w:val="99"/>
     <w:rsid w:val="0029639D"/>
     <w:rPr>
-      <w:rFonts w:ascii="Courier" w:hAnsi="Courier"/>
+      <w:rFonts w:ascii="Courier" w:hAnsi="Courier" w:eastAsia="黑体"/>
       <w:sz w:val="20"/>
       <w:szCs w:val="20"/>
     </w:rPr>
@@ -5048,6 +5344,7 @@
     <w:uiPriority w:val="29"/>
     <w:rsid w:val="00FC693F"/>
     <w:rPr>
+      <w:rFonts w:eastAsia="黑体"/>
       <w:i/>
       <w:iCs/>
       <w:color w:themeColor="text1" w:val="000000"/>
@@ -5061,7 +5358,7 @@
     <w:semiHidden/>
     <w:rsid w:val="00FC693F"/>
     <w:rPr>
-      <w:rFonts w:asciiTheme="majorHAnsi" w:cstheme="majorBidi" w:eastAsiaTheme="majorEastAsia" w:hAnsiTheme="majorHAnsi"/>
+      <w:rFonts w:asciiTheme="majorHAnsi" w:cstheme="majorBidi" w:hAnsiTheme="majorHAnsi" w:eastAsia="黑体"/>
       <w:b/>
       <w:bCs/>
       <w:i/>
@@ -5077,7 +5374,7 @@
     <w:semiHidden/>
     <w:rsid w:val="00FC693F"/>
     <w:rPr>
-      <w:rFonts w:asciiTheme="majorHAnsi" w:cstheme="majorBidi" w:eastAsiaTheme="majorEastAsia" w:hAnsiTheme="majorHAnsi"/>
+      <w:rFonts w:asciiTheme="majorHAnsi" w:cstheme="majorBidi" w:hAnsiTheme="majorHAnsi" w:eastAsia="黑体"/>
       <w:color w:themeColor="accent1" w:themeShade="7F" w:val="243F60"/>
     </w:rPr>
   </w:style>
@@ -5089,7 +5386,7 @@
     <w:semiHidden/>
     <w:rsid w:val="00FC693F"/>
     <w:rPr>
-      <w:rFonts w:asciiTheme="majorHAnsi" w:cstheme="majorBidi" w:eastAsiaTheme="majorEastAsia" w:hAnsiTheme="majorHAnsi"/>
+      <w:rFonts w:asciiTheme="majorHAnsi" w:cstheme="majorBidi" w:hAnsiTheme="majorHAnsi" w:eastAsia="黑体"/>
       <w:i/>
       <w:iCs/>
       <w:color w:themeColor="accent1" w:themeShade="7F" w:val="243F60"/>
@@ -5103,7 +5400,7 @@
     <w:semiHidden/>
     <w:rsid w:val="00FC693F"/>
     <w:rPr>
-      <w:rFonts w:asciiTheme="majorHAnsi" w:cstheme="majorBidi" w:eastAsiaTheme="majorEastAsia" w:hAnsiTheme="majorHAnsi"/>
+      <w:rFonts w:asciiTheme="majorHAnsi" w:cstheme="majorBidi" w:hAnsiTheme="majorHAnsi" w:eastAsia="黑体"/>
       <w:i/>
       <w:iCs/>
       <w:color w:themeColor="text1" w:themeTint="BF" w:val="404040"/>
@@ -5117,7 +5414,7 @@
     <w:semiHidden/>
     <w:rsid w:val="00FC693F"/>
     <w:rPr>
-      <w:rFonts w:asciiTheme="majorHAnsi" w:cstheme="majorBidi" w:eastAsiaTheme="majorEastAsia" w:hAnsiTheme="majorHAnsi"/>
+      <w:rFonts w:asciiTheme="majorHAnsi" w:cstheme="majorBidi" w:hAnsiTheme="majorHAnsi" w:eastAsia="黑体"/>
       <w:color w:themeColor="accent1" w:val="4F81BD"/>
       <w:sz w:val="20"/>
       <w:szCs w:val="20"/>
@@ -5131,7 +5428,7 @@
     <w:semiHidden/>
     <w:rsid w:val="00FC693F"/>
     <w:rPr>
-      <w:rFonts w:asciiTheme="majorHAnsi" w:cstheme="majorBidi" w:eastAsiaTheme="majorEastAsia" w:hAnsiTheme="majorHAnsi"/>
+      <w:rFonts w:asciiTheme="majorHAnsi" w:cstheme="majorBidi" w:hAnsiTheme="majorHAnsi" w:eastAsia="黑体"/>
       <w:i/>
       <w:iCs/>
       <w:color w:themeColor="text1" w:themeTint="BF" w:val="404040"/>
@@ -5152,6 +5449,7 @@
       <w:spacing w:line="240" w:lineRule="auto"/>
     </w:pPr>
     <w:rPr>
+      <w:rFonts w:eastAsia="黑体"/>
       <w:b/>
       <w:bCs/>
       <w:color w:themeColor="accent1" w:val="4F81BD"/>
@@ -5166,6 +5464,7 @@
     <w:qFormat/>
     <w:rsid w:val="00FC693F"/>
     <w:rPr>
+      <w:rFonts w:eastAsia="黑体"/>
       <w:b/>
       <w:bCs/>
     </w:rPr>
@@ -5177,6 +5476,7 @@
     <w:qFormat/>
     <w:rsid w:val="00FC693F"/>
     <w:rPr>
+      <w:rFonts w:eastAsia="黑体"/>
       <w:i/>
       <w:iCs/>
     </w:rPr>
@@ -5197,6 +5497,7 @@
       <w:ind w:left="936" w:right="936"/>
     </w:pPr>
     <w:rPr>
+      <w:rFonts w:eastAsia="黑体"/>
       <w:b/>
       <w:bCs/>
       <w:i/>
@@ -5211,6 +5512,7 @@
     <w:uiPriority w:val="30"/>
     <w:rsid w:val="00FC693F"/>
     <w:rPr>
+      <w:rFonts w:eastAsia="黑体"/>
       <w:b/>
       <w:bCs/>
       <w:i/>
@@ -5225,6 +5527,7 @@
     <w:qFormat/>
     <w:rsid w:val="00FC693F"/>
     <w:rPr>
+      <w:rFonts w:eastAsia="黑体"/>
       <w:i/>
       <w:iCs/>
       <w:color w:themeColor="text1" w:themeTint="7F" w:val="808080"/>
@@ -5237,6 +5540,7 @@
     <w:qFormat/>
     <w:rsid w:val="00FC693F"/>
     <w:rPr>
+      <w:rFonts w:eastAsia="黑体"/>
       <w:b/>
       <w:bCs/>
       <w:i/>
@@ -5251,6 +5555,7 @@
     <w:qFormat/>
     <w:rsid w:val="00FC693F"/>
     <w:rPr>
+      <w:rFonts w:eastAsia="黑体"/>
       <w:smallCaps/>
       <w:color w:themeColor="accent2" w:val="C0504D"/>
       <w:u w:val="single"/>
@@ -5263,6 +5568,7 @@
     <w:qFormat/>
     <w:rsid w:val="00FC693F"/>
     <w:rPr>
+      <w:rFonts w:eastAsia="黑体"/>
       <w:b/>
       <w:bCs/>
       <w:smallCaps/>
@@ -5278,6 +5584,7 @@
     <w:qFormat/>
     <w:rsid w:val="00FC693F"/>
     <w:rPr>
+      <w:rFonts w:eastAsia="黑体"/>
       <w:b/>
       <w:bCs/>
       <w:smallCaps/>
@@ -5332,6 +5639,7 @@
       <w:spacing w:after="0" w:line="240" w:lineRule="auto"/>
     </w:pPr>
     <w:rPr>
+      <w:rFonts w:eastAsia="黑体"/>
       <w:color w:themeColor="text1" w:themeShade="BF" w:val="000000"/>
     </w:rPr>
     <w:tblPr>
@@ -5354,6 +5662,7 @@
         <w:spacing w:after="0" w:before="0" w:line="240" w:lineRule="auto"/>
       </w:pPr>
       <w:rPr>
+        <w:rFonts w:eastAsia="黑体"/>
         <w:b/>
         <w:bCs/>
       </w:rPr>
@@ -5374,6 +5683,7 @@
         <w:spacing w:after="0" w:before="0" w:line="240" w:lineRule="auto"/>
       </w:pPr>
       <w:rPr>
+        <w:rFonts w:eastAsia="黑体"/>
         <w:b/>
         <w:bCs/>
       </w:rPr>
@@ -5391,12 +5701,14 @@
     </w:tblStylePr>
     <w:tblStylePr w:type="firstCol">
       <w:rPr>
+        <w:rFonts w:eastAsia="黑体"/>
         <w:b/>
         <w:bCs/>
       </w:rPr>
     </w:tblStylePr>
     <w:tblStylePr w:type="lastCol">
       <w:rPr>
+        <w:rFonts w:eastAsia="黑体"/>
         <w:b/>
         <w:bCs/>
       </w:rPr>
@@ -5435,6 +5747,7 @@
       <w:spacing w:after="0" w:line="240" w:lineRule="auto"/>
     </w:pPr>
     <w:rPr>
+      <w:rFonts w:eastAsia="黑体"/>
       <w:color w:themeColor="accent1" w:themeShade="BF" w:val="365F91"/>
     </w:rPr>
     <w:tblPr>
@@ -5457,6 +5770,7 @@
         <w:spacing w:after="0" w:before="0" w:line="240" w:lineRule="auto"/>
       </w:pPr>
       <w:rPr>
+        <w:rFonts w:eastAsia="黑体"/>
         <w:b/>
         <w:bCs/>
       </w:rPr>
@@ -5477,6 +5791,7 @@
         <w:spacing w:after="0" w:before="0" w:line="240" w:lineRule="auto"/>
       </w:pPr>
       <w:rPr>
+        <w:rFonts w:eastAsia="黑体"/>
         <w:b/>
         <w:bCs/>
       </w:rPr>
@@ -5494,12 +5809,14 @@
     </w:tblStylePr>
     <w:tblStylePr w:type="firstCol">
       <w:rPr>
+        <w:rFonts w:eastAsia="黑体"/>
         <w:b/>
         <w:bCs/>
       </w:rPr>
     </w:tblStylePr>
     <w:tblStylePr w:type="lastCol">
       <w:rPr>
+        <w:rFonts w:eastAsia="黑体"/>
         <w:b/>
         <w:bCs/>
       </w:rPr>
@@ -5538,6 +5855,7 @@
       <w:spacing w:after="0" w:line="240" w:lineRule="auto"/>
     </w:pPr>
     <w:rPr>
+      <w:rFonts w:eastAsia="黑体"/>
       <w:color w:themeColor="accent2" w:themeShade="BF" w:val="943634"/>
     </w:rPr>
     <w:tblPr>
@@ -5560,6 +5878,7 @@
         <w:spacing w:after="0" w:before="0" w:line="240" w:lineRule="auto"/>
       </w:pPr>
       <w:rPr>
+        <w:rFonts w:eastAsia="黑体"/>
         <w:b/>
         <w:bCs/>
       </w:rPr>
@@ -5580,6 +5899,7 @@
         <w:spacing w:after="0" w:before="0" w:line="240" w:lineRule="auto"/>
       </w:pPr>
       <w:rPr>
+        <w:rFonts w:eastAsia="黑体"/>
         <w:b/>
         <w:bCs/>
       </w:rPr>
@@ -5597,12 +5917,14 @@
     </w:tblStylePr>
     <w:tblStylePr w:type="firstCol">
       <w:rPr>
+        <w:rFonts w:eastAsia="黑体"/>
         <w:b/>
         <w:bCs/>
       </w:rPr>
     </w:tblStylePr>
     <w:tblStylePr w:type="lastCol">
       <w:rPr>
+        <w:rFonts w:eastAsia="黑体"/>
         <w:b/>
         <w:bCs/>
       </w:rPr>
@@ -5641,6 +5963,7 @@
       <w:spacing w:after="0" w:line="240" w:lineRule="auto"/>
     </w:pPr>
     <w:rPr>
+      <w:rFonts w:eastAsia="黑体"/>
       <w:color w:themeColor="accent3" w:themeShade="BF" w:val="76923C"/>
     </w:rPr>
     <w:tblPr>
@@ -5663,6 +5986,7 @@
         <w:spacing w:after="0" w:before="0" w:line="240" w:lineRule="auto"/>
       </w:pPr>
       <w:rPr>
+        <w:rFonts w:eastAsia="黑体"/>
         <w:b/>
         <w:bCs/>
       </w:rPr>
@@ -5683,6 +6007,7 @@
         <w:spacing w:after="0" w:before="0" w:line="240" w:lineRule="auto"/>
       </w:pPr>
       <w:rPr>
+        <w:rFonts w:eastAsia="黑体"/>
         <w:b/>
         <w:bCs/>
       </w:rPr>
@@ -5700,12 +6025,14 @@
     </w:tblStylePr>
     <w:tblStylePr w:type="firstCol">
       <w:rPr>
+        <w:rFonts w:eastAsia="黑体"/>
         <w:b/>
         <w:bCs/>
       </w:rPr>
     </w:tblStylePr>
     <w:tblStylePr w:type="lastCol">
       <w:rPr>
+        <w:rFonts w:eastAsia="黑体"/>
         <w:b/>
         <w:bCs/>
       </w:rPr>
@@ -5744,6 +6071,7 @@
       <w:spacing w:after="0" w:line="240" w:lineRule="auto"/>
     </w:pPr>
     <w:rPr>
+      <w:rFonts w:eastAsia="黑体"/>
       <w:color w:themeColor="accent4" w:themeShade="BF" w:val="5F497A"/>
     </w:rPr>
     <w:tblPr>
@@ -5766,6 +6094,7 @@
         <w:spacing w:after="0" w:before="0" w:line="240" w:lineRule="auto"/>
       </w:pPr>
       <w:rPr>
+        <w:rFonts w:eastAsia="黑体"/>
         <w:b/>
         <w:bCs/>
       </w:rPr>
@@ -5786,6 +6115,7 @@
         <w:spacing w:after="0" w:before="0" w:line="240" w:lineRule="auto"/>
       </w:pPr>
       <w:rPr>
+        <w:rFonts w:eastAsia="黑体"/>
         <w:b/>
         <w:bCs/>
       </w:rPr>
@@ -5803,12 +6133,14 @@
     </w:tblStylePr>
     <w:tblStylePr w:type="firstCol">
       <w:rPr>
+        <w:rFonts w:eastAsia="黑体"/>
         <w:b/>
         <w:bCs/>
       </w:rPr>
     </w:tblStylePr>
     <w:tblStylePr w:type="lastCol">
       <w:rPr>
+        <w:rFonts w:eastAsia="黑体"/>
         <w:b/>
         <w:bCs/>
       </w:rPr>
@@ -5847,6 +6179,7 @@
       <w:spacing w:after="0" w:line="240" w:lineRule="auto"/>
     </w:pPr>
     <w:rPr>
+      <w:rFonts w:eastAsia="黑体"/>
       <w:color w:themeColor="accent5" w:themeShade="BF" w:val="31849B"/>
     </w:rPr>
     <w:tblPr>
@@ -5869,6 +6202,7 @@
         <w:spacing w:after="0" w:before="0" w:line="240" w:lineRule="auto"/>
       </w:pPr>
       <w:rPr>
+        <w:rFonts w:eastAsia="黑体"/>
         <w:b/>
         <w:bCs/>
       </w:rPr>
@@ -5889,6 +6223,7 @@
         <w:spacing w:after="0" w:before="0" w:line="240" w:lineRule="auto"/>
       </w:pPr>
       <w:rPr>
+        <w:rFonts w:eastAsia="黑体"/>
         <w:b/>
         <w:bCs/>
       </w:rPr>
@@ -5906,12 +6241,14 @@
     </w:tblStylePr>
     <w:tblStylePr w:type="firstCol">
       <w:rPr>
+        <w:rFonts w:eastAsia="黑体"/>
         <w:b/>
         <w:bCs/>
       </w:rPr>
     </w:tblStylePr>
     <w:tblStylePr w:type="lastCol">
       <w:rPr>
+        <w:rFonts w:eastAsia="黑体"/>
         <w:b/>
         <w:bCs/>
       </w:rPr>
@@ -5950,6 +6287,7 @@
       <w:spacing w:after="0" w:line="240" w:lineRule="auto"/>
     </w:pPr>
     <w:rPr>
+      <w:rFonts w:eastAsia="黑体"/>
       <w:color w:themeColor="accent6" w:themeShade="BF" w:val="E36C0A"/>
     </w:rPr>
     <w:tblPr>
@@ -5972,6 +6310,7 @@
         <w:spacing w:after="0" w:before="0" w:line="240" w:lineRule="auto"/>
       </w:pPr>
       <w:rPr>
+        <w:rFonts w:eastAsia="黑体"/>
         <w:b/>
         <w:bCs/>
       </w:rPr>
@@ -5992,6 +6331,7 @@
         <w:spacing w:after="0" w:before="0" w:line="240" w:lineRule="auto"/>
       </w:pPr>
       <w:rPr>
+        <w:rFonts w:eastAsia="黑体"/>
         <w:b/>
         <w:bCs/>
       </w:rPr>
@@ -6009,12 +6349,14 @@
     </w:tblStylePr>
     <w:tblStylePr w:type="firstCol">
       <w:rPr>
+        <w:rFonts w:eastAsia="黑体"/>
         <w:b/>
         <w:bCs/>
       </w:rPr>
     </w:tblStylePr>
     <w:tblStylePr w:type="lastCol">
       <w:rPr>
+        <w:rFonts w:eastAsia="黑体"/>
         <w:b/>
         <w:bCs/>
       </w:rPr>
@@ -6074,6 +6416,7 @@
         <w:spacing w:after="0" w:before="0" w:line="240" w:lineRule="auto"/>
       </w:pPr>
       <w:rPr>
+        <w:rFonts w:eastAsia="黑体"/>
         <w:b/>
         <w:bCs/>
         <w:color w:themeColor="background1" w:val="FFFFFF"/>
@@ -6088,6 +6431,7 @@
         <w:spacing w:after="0" w:before="0" w:line="240" w:lineRule="auto"/>
       </w:pPr>
       <w:rPr>
+        <w:rFonts w:eastAsia="黑体"/>
         <w:b/>
         <w:bCs/>
       </w:rPr>
@@ -6103,12 +6447,14 @@
     </w:tblStylePr>
     <w:tblStylePr w:type="firstCol">
       <w:rPr>
+        <w:rFonts w:eastAsia="黑体"/>
         <w:b/>
         <w:bCs/>
       </w:rPr>
     </w:tblStylePr>
     <w:tblStylePr w:type="lastCol">
       <w:rPr>
+        <w:rFonts w:eastAsia="黑体"/>
         <w:b/>
         <w:bCs/>
       </w:rPr>
@@ -6166,6 +6512,7 @@
         <w:spacing w:after="0" w:before="0" w:line="240" w:lineRule="auto"/>
       </w:pPr>
       <w:rPr>
+        <w:rFonts w:eastAsia="黑体"/>
         <w:b/>
         <w:bCs/>
         <w:color w:themeColor="background1" w:val="FFFFFF"/>
@@ -6180,6 +6527,7 @@
         <w:spacing w:after="0" w:before="0" w:line="240" w:lineRule="auto"/>
       </w:pPr>
       <w:rPr>
+        <w:rFonts w:eastAsia="黑体"/>
         <w:b/>
         <w:bCs/>
       </w:rPr>
@@ -6195,12 +6543,14 @@
     </w:tblStylePr>
     <w:tblStylePr w:type="firstCol">
       <w:rPr>
+        <w:rFonts w:eastAsia="黑体"/>
         <w:b/>
         <w:bCs/>
       </w:rPr>
     </w:tblStylePr>
     <w:tblStylePr w:type="lastCol">
       <w:rPr>
+        <w:rFonts w:eastAsia="黑体"/>
         <w:b/>
         <w:bCs/>
       </w:rPr>
@@ -6258,6 +6608,7 @@
         <w:spacing w:after="0" w:before="0" w:line="240" w:lineRule="auto"/>
       </w:pPr>
       <w:rPr>
+        <w:rFonts w:eastAsia="黑体"/>
         <w:b/>
         <w:bCs/>
         <w:color w:themeColor="background1" w:val="FFFFFF"/>
@@ -6272,6 +6623,7 @@
         <w:spacing w:after="0" w:before="0" w:line="240" w:lineRule="auto"/>
       </w:pPr>
       <w:rPr>
+        <w:rFonts w:eastAsia="黑体"/>
         <w:b/>
         <w:bCs/>
       </w:rPr>
@@ -6287,12 +6639,14 @@
     </w:tblStylePr>
     <w:tblStylePr w:type="firstCol">
       <w:rPr>
+        <w:rFonts w:eastAsia="黑体"/>
         <w:b/>
         <w:bCs/>
       </w:rPr>
     </w:tblStylePr>
     <w:tblStylePr w:type="lastCol">
       <w:rPr>
+        <w:rFonts w:eastAsia="黑体"/>
         <w:b/>
         <w:bCs/>
       </w:rPr>
@@ -6350,6 +6704,7 @@
         <w:spacing w:after="0" w:before="0" w:line="240" w:lineRule="auto"/>
       </w:pPr>
       <w:rPr>
+        <w:rFonts w:eastAsia="黑体"/>
         <w:b/>
         <w:bCs/>
         <w:color w:themeColor="background1" w:val="FFFFFF"/>
@@ -6364,6 +6719,7 @@
         <w:spacing w:after="0" w:before="0" w:line="240" w:lineRule="auto"/>
       </w:pPr>
       <w:rPr>
+        <w:rFonts w:eastAsia="黑体"/>
         <w:b/>
         <w:bCs/>
       </w:rPr>
@@ -6379,12 +6735,14 @@
     </w:tblStylePr>
     <w:tblStylePr w:type="firstCol">
       <w:rPr>
+        <w:rFonts w:eastAsia="黑体"/>
         <w:b/>
         <w:bCs/>
       </w:rPr>
     </w:tblStylePr>
     <w:tblStylePr w:type="lastCol">
       <w:rPr>
+        <w:rFonts w:eastAsia="黑体"/>
         <w:b/>
         <w:bCs/>
       </w:rPr>
@@ -6442,6 +6800,7 @@
         <w:spacing w:after="0" w:before="0" w:line="240" w:lineRule="auto"/>
       </w:pPr>
       <w:rPr>
+        <w:rFonts w:eastAsia="黑体"/>
         <w:b/>
         <w:bCs/>
         <w:color w:themeColor="background1" w:val="FFFFFF"/>
@@ -6456,6 +6815,7 @@
         <w:spacing w:after="0" w:before="0" w:line="240" w:lineRule="auto"/>
       </w:pPr>
       <w:rPr>
+        <w:rFonts w:eastAsia="黑体"/>
         <w:b/>
         <w:bCs/>
       </w:rPr>
@@ -6471,12 +6831,14 @@
     </w:tblStylePr>
     <w:tblStylePr w:type="firstCol">
       <w:rPr>
+        <w:rFonts w:eastAsia="黑体"/>
         <w:b/>
         <w:bCs/>
       </w:rPr>
     </w:tblStylePr>
     <w:tblStylePr w:type="lastCol">
       <w:rPr>
+        <w:rFonts w:eastAsia="黑体"/>
         <w:b/>
         <w:bCs/>
       </w:rPr>
@@ -6534,6 +6896,7 @@
         <w:spacing w:after="0" w:before="0" w:line="240" w:lineRule="auto"/>
       </w:pPr>
       <w:rPr>
+        <w:rFonts w:eastAsia="黑体"/>
         <w:b/>
         <w:bCs/>
         <w:color w:themeColor="background1" w:val="FFFFFF"/>
@@ -6548,6 +6911,7 @@
         <w:spacing w:after="0" w:before="0" w:line="240" w:lineRule="auto"/>
       </w:pPr>
       <w:rPr>
+        <w:rFonts w:eastAsia="黑体"/>
         <w:b/>
         <w:bCs/>
       </w:rPr>
@@ -6563,12 +6927,14 @@
     </w:tblStylePr>
     <w:tblStylePr w:type="firstCol">
       <w:rPr>
+        <w:rFonts w:eastAsia="黑体"/>
         <w:b/>
         <w:bCs/>
       </w:rPr>
     </w:tblStylePr>
     <w:tblStylePr w:type="lastCol">
       <w:rPr>
+        <w:rFonts w:eastAsia="黑体"/>
         <w:b/>
         <w:bCs/>
       </w:rPr>
@@ -6626,6 +6992,7 @@
         <w:spacing w:after="0" w:before="0" w:line="240" w:lineRule="auto"/>
       </w:pPr>
       <w:rPr>
+        <w:rFonts w:eastAsia="黑体"/>
         <w:b/>
         <w:bCs/>
         <w:color w:themeColor="background1" w:val="FFFFFF"/>
@@ -6640,6 +7007,7 @@
         <w:spacing w:after="0" w:before="0" w:line="240" w:lineRule="auto"/>
       </w:pPr>
       <w:rPr>
+        <w:rFonts w:eastAsia="黑体"/>
         <w:b/>
         <w:bCs/>
       </w:rPr>
@@ -6655,12 +7023,14 @@
     </w:tblStylePr>
     <w:tblStylePr w:type="firstCol">
       <w:rPr>
+        <w:rFonts w:eastAsia="黑体"/>
         <w:b/>
         <w:bCs/>
       </w:rPr>
     </w:tblStylePr>
     <w:tblStylePr w:type="lastCol">
       <w:rPr>
+        <w:rFonts w:eastAsia="黑体"/>
         <w:b/>
         <w:bCs/>
       </w:rPr>
@@ -6720,7 +7090,7 @@
         <w:spacing w:after="0" w:before="0" w:line="240" w:lineRule="auto"/>
       </w:pPr>
       <w:rPr>
-        <w:rFonts w:asciiTheme="majorHAnsi" w:cstheme="majorBidi" w:eastAsiaTheme="majorEastAsia" w:hAnsiTheme="majorHAnsi"/>
+        <w:rFonts w:asciiTheme="majorHAnsi" w:cstheme="majorBidi" w:hAnsiTheme="majorHAnsi" w:eastAsia="黑体"/>
         <w:b/>
         <w:bCs/>
       </w:rPr>
@@ -6741,7 +7111,7 @@
         <w:spacing w:after="0" w:before="0" w:line="240" w:lineRule="auto"/>
       </w:pPr>
       <w:rPr>
-        <w:rFonts w:asciiTheme="majorHAnsi" w:cstheme="majorBidi" w:eastAsiaTheme="majorEastAsia" w:hAnsiTheme="majorHAnsi"/>
+        <w:rFonts w:asciiTheme="majorHAnsi" w:cstheme="majorBidi" w:hAnsiTheme="majorHAnsi" w:eastAsia="黑体"/>
         <w:b/>
         <w:bCs/>
       </w:rPr>
@@ -6759,14 +7129,14 @@
     </w:tblStylePr>
     <w:tblStylePr w:type="firstCol">
       <w:rPr>
-        <w:rFonts w:asciiTheme="majorHAnsi" w:cstheme="majorBidi" w:eastAsiaTheme="majorEastAsia" w:hAnsiTheme="majorHAnsi"/>
+        <w:rFonts w:asciiTheme="majorHAnsi" w:cstheme="majorBidi" w:hAnsiTheme="majorHAnsi" w:eastAsia="黑体"/>
         <w:b/>
         <w:bCs/>
       </w:rPr>
     </w:tblStylePr>
     <w:tblStylePr w:type="lastCol">
       <w:rPr>
-        <w:rFonts w:asciiTheme="majorHAnsi" w:cstheme="majorBidi" w:eastAsiaTheme="majorEastAsia" w:hAnsiTheme="majorHAnsi"/>
+        <w:rFonts w:asciiTheme="majorHAnsi" w:cstheme="majorBidi" w:hAnsiTheme="majorHAnsi" w:eastAsia="黑体"/>
         <w:b/>
         <w:bCs/>
       </w:rPr>
@@ -6850,7 +7220,7 @@
         <w:spacing w:after="0" w:before="0" w:line="240" w:lineRule="auto"/>
       </w:pPr>
       <w:rPr>
-        <w:rFonts w:asciiTheme="majorHAnsi" w:cstheme="majorBidi" w:eastAsiaTheme="majorEastAsia" w:hAnsiTheme="majorHAnsi"/>
+        <w:rFonts w:asciiTheme="majorHAnsi" w:cstheme="majorBidi" w:hAnsiTheme="majorHAnsi" w:eastAsia="黑体"/>
         <w:b/>
         <w:bCs/>
       </w:rPr>
@@ -6871,7 +7241,7 @@
         <w:spacing w:after="0" w:before="0" w:line="240" w:lineRule="auto"/>
       </w:pPr>
       <w:rPr>
-        <w:rFonts w:asciiTheme="majorHAnsi" w:cstheme="majorBidi" w:eastAsiaTheme="majorEastAsia" w:hAnsiTheme="majorHAnsi"/>
+        <w:rFonts w:asciiTheme="majorHAnsi" w:cstheme="majorBidi" w:hAnsiTheme="majorHAnsi" w:eastAsia="黑体"/>
         <w:b/>
         <w:bCs/>
       </w:rPr>
@@ -6889,14 +7259,14 @@
     </w:tblStylePr>
     <w:tblStylePr w:type="firstCol">
       <w:rPr>
-        <w:rFonts w:asciiTheme="majorHAnsi" w:cstheme="majorBidi" w:eastAsiaTheme="majorEastAsia" w:hAnsiTheme="majorHAnsi"/>
+        <w:rFonts w:asciiTheme="majorHAnsi" w:cstheme="majorBidi" w:hAnsiTheme="majorHAnsi" w:eastAsia="黑体"/>
         <w:b/>
         <w:bCs/>
       </w:rPr>
     </w:tblStylePr>
     <w:tblStylePr w:type="lastCol">
       <w:rPr>
-        <w:rFonts w:asciiTheme="majorHAnsi" w:cstheme="majorBidi" w:eastAsiaTheme="majorEastAsia" w:hAnsiTheme="majorHAnsi"/>
+        <w:rFonts w:asciiTheme="majorHAnsi" w:cstheme="majorBidi" w:hAnsiTheme="majorHAnsi" w:eastAsia="黑体"/>
         <w:b/>
         <w:bCs/>
       </w:rPr>
@@ -6980,7 +7350,7 @@
         <w:spacing w:after="0" w:before="0" w:line="240" w:lineRule="auto"/>
       </w:pPr>
       <w:rPr>
-        <w:rFonts w:asciiTheme="majorHAnsi" w:cstheme="majorBidi" w:eastAsiaTheme="majorEastAsia" w:hAnsiTheme="majorHAnsi"/>
+        <w:rFonts w:asciiTheme="majorHAnsi" w:cstheme="majorBidi" w:hAnsiTheme="majorHAnsi" w:eastAsia="黑体"/>
         <w:b/>
         <w:bCs/>
       </w:rPr>
@@ -7001,7 +7371,7 @@
         <w:spacing w:after="0" w:before="0" w:line="240" w:lineRule="auto"/>
       </w:pPr>
       <w:rPr>
-        <w:rFonts w:asciiTheme="majorHAnsi" w:cstheme="majorBidi" w:eastAsiaTheme="majorEastAsia" w:hAnsiTheme="majorHAnsi"/>
+        <w:rFonts w:asciiTheme="majorHAnsi" w:cstheme="majorBidi" w:hAnsiTheme="majorHAnsi" w:eastAsia="黑体"/>
         <w:b/>
         <w:bCs/>
       </w:rPr>
@@ -7019,14 +7389,14 @@
     </w:tblStylePr>
     <w:tblStylePr w:type="firstCol">
       <w:rPr>
-        <w:rFonts w:asciiTheme="majorHAnsi" w:cstheme="majorBidi" w:eastAsiaTheme="majorEastAsia" w:hAnsiTheme="majorHAnsi"/>
+        <w:rFonts w:asciiTheme="majorHAnsi" w:cstheme="majorBidi" w:hAnsiTheme="majorHAnsi" w:eastAsia="黑体"/>
         <w:b/>
         <w:bCs/>
       </w:rPr>
     </w:tblStylePr>
     <w:tblStylePr w:type="lastCol">
       <w:rPr>
-        <w:rFonts w:asciiTheme="majorHAnsi" w:cstheme="majorBidi" w:eastAsiaTheme="majorEastAsia" w:hAnsiTheme="majorHAnsi"/>
+        <w:rFonts w:asciiTheme="majorHAnsi" w:cstheme="majorBidi" w:hAnsiTheme="majorHAnsi" w:eastAsia="黑体"/>
         <w:b/>
         <w:bCs/>
       </w:rPr>
@@ -7110,7 +7480,7 @@
         <w:spacing w:after="0" w:before="0" w:line="240" w:lineRule="auto"/>
       </w:pPr>
       <w:rPr>
-        <w:rFonts w:asciiTheme="majorHAnsi" w:cstheme="majorBidi" w:eastAsiaTheme="majorEastAsia" w:hAnsiTheme="majorHAnsi"/>
+        <w:rFonts w:asciiTheme="majorHAnsi" w:cstheme="majorBidi" w:hAnsiTheme="majorHAnsi" w:eastAsia="黑体"/>
         <w:b/>
         <w:bCs/>
       </w:rPr>
@@ -7131,7 +7501,7 @@
         <w:spacing w:after="0" w:before="0" w:line="240" w:lineRule="auto"/>
       </w:pPr>
       <w:rPr>
-        <w:rFonts w:asciiTheme="majorHAnsi" w:cstheme="majorBidi" w:eastAsiaTheme="majorEastAsia" w:hAnsiTheme="majorHAnsi"/>
+        <w:rFonts w:asciiTheme="majorHAnsi" w:cstheme="majorBidi" w:hAnsiTheme="majorHAnsi" w:eastAsia="黑体"/>
         <w:b/>
         <w:bCs/>
       </w:rPr>
@@ -7149,14 +7519,14 @@
     </w:tblStylePr>
     <w:tblStylePr w:type="firstCol">
       <w:rPr>
-        <w:rFonts w:asciiTheme="majorHAnsi" w:cstheme="majorBidi" w:eastAsiaTheme="majorEastAsia" w:hAnsiTheme="majorHAnsi"/>
+        <w:rFonts w:asciiTheme="majorHAnsi" w:cstheme="majorBidi" w:hAnsiTheme="majorHAnsi" w:eastAsia="黑体"/>
         <w:b/>
         <w:bCs/>
       </w:rPr>
     </w:tblStylePr>
     <w:tblStylePr w:type="lastCol">
       <w:rPr>
-        <w:rFonts w:asciiTheme="majorHAnsi" w:cstheme="majorBidi" w:eastAsiaTheme="majorEastAsia" w:hAnsiTheme="majorHAnsi"/>
+        <w:rFonts w:asciiTheme="majorHAnsi" w:cstheme="majorBidi" w:hAnsiTheme="majorHAnsi" w:eastAsia="黑体"/>
         <w:b/>
         <w:bCs/>
       </w:rPr>
@@ -7240,7 +7610,7 @@
         <w:spacing w:after="0" w:before="0" w:line="240" w:lineRule="auto"/>
       </w:pPr>
       <w:rPr>
-        <w:rFonts w:asciiTheme="majorHAnsi" w:cstheme="majorBidi" w:eastAsiaTheme="majorEastAsia" w:hAnsiTheme="majorHAnsi"/>
+        <w:rFonts w:asciiTheme="majorHAnsi" w:cstheme="majorBidi" w:hAnsiTheme="majorHAnsi" w:eastAsia="黑体"/>
         <w:b/>
         <w:bCs/>
       </w:rPr>
@@ -7261,7 +7631,7 @@
         <w:spacing w:after="0" w:before="0" w:line="240" w:lineRule="auto"/>
       </w:pPr>
       <w:rPr>
-        <w:rFonts w:asciiTheme="majorHAnsi" w:cstheme="majorBidi" w:eastAsiaTheme="majorEastAsia" w:hAnsiTheme="majorHAnsi"/>
+        <w:rFonts w:asciiTheme="majorHAnsi" w:cstheme="majorBidi" w:hAnsiTheme="majorHAnsi" w:eastAsia="黑体"/>
         <w:b/>
         <w:bCs/>
       </w:rPr>
@@ -7279,14 +7649,14 @@
     </w:tblStylePr>
     <w:tblStylePr w:type="firstCol">
       <w:rPr>
-        <w:rFonts w:asciiTheme="majorHAnsi" w:cstheme="majorBidi" w:eastAsiaTheme="majorEastAsia" w:hAnsiTheme="majorHAnsi"/>
+        <w:rFonts w:asciiTheme="majorHAnsi" w:cstheme="majorBidi" w:hAnsiTheme="majorHAnsi" w:eastAsia="黑体"/>
         <w:b/>
         <w:bCs/>
       </w:rPr>
     </w:tblStylePr>
     <w:tblStylePr w:type="lastCol">
       <w:rPr>
-        <w:rFonts w:asciiTheme="majorHAnsi" w:cstheme="majorBidi" w:eastAsiaTheme="majorEastAsia" w:hAnsiTheme="majorHAnsi"/>
+        <w:rFonts w:asciiTheme="majorHAnsi" w:cstheme="majorBidi" w:hAnsiTheme="majorHAnsi" w:eastAsia="黑体"/>
         <w:b/>
         <w:bCs/>
       </w:rPr>
@@ -7370,7 +7740,7 @@
         <w:spacing w:after="0" w:before="0" w:line="240" w:lineRule="auto"/>
       </w:pPr>
       <w:rPr>
-        <w:rFonts w:asciiTheme="majorHAnsi" w:cstheme="majorBidi" w:eastAsiaTheme="majorEastAsia" w:hAnsiTheme="majorHAnsi"/>
+        <w:rFonts w:asciiTheme="majorHAnsi" w:cstheme="majorBidi" w:hAnsiTheme="majorHAnsi" w:eastAsia="黑体"/>
         <w:b/>
         <w:bCs/>
       </w:rPr>
@@ -7391,7 +7761,7 @@
         <w:spacing w:after="0" w:before="0" w:line="240" w:lineRule="auto"/>
       </w:pPr>
       <w:rPr>
-        <w:rFonts w:asciiTheme="majorHAnsi" w:cstheme="majorBidi" w:eastAsiaTheme="majorEastAsia" w:hAnsiTheme="majorHAnsi"/>
+        <w:rFonts w:asciiTheme="majorHAnsi" w:cstheme="majorBidi" w:hAnsiTheme="majorHAnsi" w:eastAsia="黑体"/>
         <w:b/>
         <w:bCs/>
       </w:rPr>
@@ -7409,14 +7779,14 @@
     </w:tblStylePr>
     <w:tblStylePr w:type="firstCol">
       <w:rPr>
-        <w:rFonts w:asciiTheme="majorHAnsi" w:cstheme="majorBidi" w:eastAsiaTheme="majorEastAsia" w:hAnsiTheme="majorHAnsi"/>
+        <w:rFonts w:asciiTheme="majorHAnsi" w:cstheme="majorBidi" w:hAnsiTheme="majorHAnsi" w:eastAsia="黑体"/>
         <w:b/>
         <w:bCs/>
       </w:rPr>
     </w:tblStylePr>
     <w:tblStylePr w:type="lastCol">
       <w:rPr>
-        <w:rFonts w:asciiTheme="majorHAnsi" w:cstheme="majorBidi" w:eastAsiaTheme="majorEastAsia" w:hAnsiTheme="majorHAnsi"/>
+        <w:rFonts w:asciiTheme="majorHAnsi" w:cstheme="majorBidi" w:hAnsiTheme="majorHAnsi" w:eastAsia="黑体"/>
         <w:b/>
         <w:bCs/>
       </w:rPr>
@@ -7500,7 +7870,7 @@
         <w:spacing w:after="0" w:before="0" w:line="240" w:lineRule="auto"/>
       </w:pPr>
       <w:rPr>
-        <w:rFonts w:asciiTheme="majorHAnsi" w:cstheme="majorBidi" w:eastAsiaTheme="majorEastAsia" w:hAnsiTheme="majorHAnsi"/>
+        <w:rFonts w:asciiTheme="majorHAnsi" w:cstheme="majorBidi" w:hAnsiTheme="majorHAnsi" w:eastAsia="黑体"/>
         <w:b/>
         <w:bCs/>
       </w:rPr>
@@ -7521,7 +7891,7 @@
         <w:spacing w:after="0" w:before="0" w:line="240" w:lineRule="auto"/>
       </w:pPr>
       <w:rPr>
-        <w:rFonts w:asciiTheme="majorHAnsi" w:cstheme="majorBidi" w:eastAsiaTheme="majorEastAsia" w:hAnsiTheme="majorHAnsi"/>
+        <w:rFonts w:asciiTheme="majorHAnsi" w:cstheme="majorBidi" w:hAnsiTheme="majorHAnsi" w:eastAsia="黑体"/>
         <w:b/>
         <w:bCs/>
       </w:rPr>
@@ -7539,14 +7909,14 @@
     </w:tblStylePr>
     <w:tblStylePr w:type="firstCol">
       <w:rPr>
-        <w:rFonts w:asciiTheme="majorHAnsi" w:cstheme="majorBidi" w:eastAsiaTheme="majorEastAsia" w:hAnsiTheme="majorHAnsi"/>
+        <w:rFonts w:asciiTheme="majorHAnsi" w:cstheme="majorBidi" w:hAnsiTheme="majorHAnsi" w:eastAsia="黑体"/>
         <w:b/>
         <w:bCs/>
       </w:rPr>
     </w:tblStylePr>
     <w:tblStylePr w:type="lastCol">
       <w:rPr>
-        <w:rFonts w:asciiTheme="majorHAnsi" w:cstheme="majorBidi" w:eastAsiaTheme="majorEastAsia" w:hAnsiTheme="majorHAnsi"/>
+        <w:rFonts w:asciiTheme="majorHAnsi" w:cstheme="majorBidi" w:hAnsiTheme="majorHAnsi" w:eastAsia="黑体"/>
         <w:b/>
         <w:bCs/>
       </w:rPr>
@@ -7629,6 +7999,7 @@
         <w:spacing w:after="0" w:before="0" w:line="240" w:lineRule="auto"/>
       </w:pPr>
       <w:rPr>
+        <w:rFonts w:eastAsia="黑体"/>
         <w:b/>
         <w:bCs/>
         <w:color w:themeColor="background1" w:val="FFFFFF"/>
@@ -7651,6 +8022,7 @@
         <w:spacing w:after="0" w:before="0" w:line="240" w:lineRule="auto"/>
       </w:pPr>
       <w:rPr>
+        <w:rFonts w:eastAsia="黑体"/>
         <w:b/>
         <w:bCs/>
       </w:rPr>
@@ -7668,12 +8040,14 @@
     </w:tblStylePr>
     <w:tblStylePr w:type="firstCol">
       <w:rPr>
+        <w:rFonts w:eastAsia="黑体"/>
         <w:b/>
         <w:bCs/>
       </w:rPr>
     </w:tblStylePr>
     <w:tblStylePr w:type="lastCol">
       <w:rPr>
+        <w:rFonts w:eastAsia="黑体"/>
         <w:b/>
         <w:bCs/>
       </w:rPr>
@@ -7735,6 +8109,7 @@
         <w:spacing w:after="0" w:before="0" w:line="240" w:lineRule="auto"/>
       </w:pPr>
       <w:rPr>
+        <w:rFonts w:eastAsia="黑体"/>
         <w:b/>
         <w:bCs/>
         <w:color w:themeColor="background1" w:val="FFFFFF"/>
@@ -7757,6 +8132,7 @@
         <w:spacing w:after="0" w:before="0" w:line="240" w:lineRule="auto"/>
       </w:pPr>
       <w:rPr>
+        <w:rFonts w:eastAsia="黑体"/>
         <w:b/>
         <w:bCs/>
       </w:rPr>
@@ -7774,12 +8150,14 @@
     </w:tblStylePr>
     <w:tblStylePr w:type="firstCol">
       <w:rPr>
+        <w:rFonts w:eastAsia="黑体"/>
         <w:b/>
         <w:bCs/>
       </w:rPr>
     </w:tblStylePr>
     <w:tblStylePr w:type="lastCol">
       <w:rPr>
+        <w:rFonts w:eastAsia="黑体"/>
         <w:b/>
         <w:bCs/>
       </w:rPr>
@@ -7841,6 +8219,7 @@
         <w:spacing w:after="0" w:before="0" w:line="240" w:lineRule="auto"/>
       </w:pPr>
       <w:rPr>
+        <w:rFonts w:eastAsia="黑体"/>
         <w:b/>
         <w:bCs/>
         <w:color w:themeColor="background1" w:val="FFFFFF"/>
@@ -7863,6 +8242,7 @@
         <w:spacing w:after="0" w:before="0" w:line="240" w:lineRule="auto"/>
       </w:pPr>
       <w:rPr>
+        <w:rFonts w:eastAsia="黑体"/>
         <w:b/>
         <w:bCs/>
       </w:rPr>
@@ -7880,12 +8260,14 @@
     </w:tblStylePr>
     <w:tblStylePr w:type="firstCol">
       <w:rPr>
+        <w:rFonts w:eastAsia="黑体"/>
         <w:b/>
         <w:bCs/>
       </w:rPr>
     </w:tblStylePr>
     <w:tblStylePr w:type="lastCol">
       <w:rPr>
+        <w:rFonts w:eastAsia="黑体"/>
         <w:b/>
         <w:bCs/>
       </w:rPr>
@@ -7947,6 +8329,7 @@
         <w:spacing w:after="0" w:before="0" w:line="240" w:lineRule="auto"/>
       </w:pPr>
       <w:rPr>
+        <w:rFonts w:eastAsia="黑体"/>
         <w:b/>
         <w:bCs/>
         <w:color w:themeColor="background1" w:val="FFFFFF"/>
@@ -7969,6 +8352,7 @@
         <w:spacing w:after="0" w:before="0" w:line="240" w:lineRule="auto"/>
       </w:pPr>
       <w:rPr>
+        <w:rFonts w:eastAsia="黑体"/>
         <w:b/>
         <w:bCs/>
       </w:rPr>
@@ -7986,12 +8370,14 @@
     </w:tblStylePr>
     <w:tblStylePr w:type="firstCol">
       <w:rPr>
+        <w:rFonts w:eastAsia="黑体"/>
         <w:b/>
         <w:bCs/>
       </w:rPr>
     </w:tblStylePr>
     <w:tblStylePr w:type="lastCol">
       <w:rPr>
+        <w:rFonts w:eastAsia="黑体"/>
         <w:b/>
         <w:bCs/>
       </w:rPr>
@@ -8053,6 +8439,7 @@
         <w:spacing w:after="0" w:before="0" w:line="240" w:lineRule="auto"/>
       </w:pPr>
       <w:rPr>
+        <w:rFonts w:eastAsia="黑体"/>
         <w:b/>
         <w:bCs/>
         <w:color w:themeColor="background1" w:val="FFFFFF"/>
@@ -8075,6 +8462,7 @@
         <w:spacing w:after="0" w:before="0" w:line="240" w:lineRule="auto"/>
       </w:pPr>
       <w:rPr>
+        <w:rFonts w:eastAsia="黑体"/>
         <w:b/>
         <w:bCs/>
       </w:rPr>
@@ -8092,12 +8480,14 @@
     </w:tblStylePr>
     <w:tblStylePr w:type="firstCol">
       <w:rPr>
+        <w:rFonts w:eastAsia="黑体"/>
         <w:b/>
         <w:bCs/>
       </w:rPr>
     </w:tblStylePr>
     <w:tblStylePr w:type="lastCol">
       <w:rPr>
+        <w:rFonts w:eastAsia="黑体"/>
         <w:b/>
         <w:bCs/>
       </w:rPr>
@@ -8159,6 +8549,7 @@
         <w:spacing w:after="0" w:before="0" w:line="240" w:lineRule="auto"/>
       </w:pPr>
       <w:rPr>
+        <w:rFonts w:eastAsia="黑体"/>
         <w:b/>
         <w:bCs/>
         <w:color w:themeColor="background1" w:val="FFFFFF"/>
@@ -8181,6 +8572,7 @@
         <w:spacing w:after="0" w:before="0" w:line="240" w:lineRule="auto"/>
       </w:pPr>
       <w:rPr>
+        <w:rFonts w:eastAsia="黑体"/>
         <w:b/>
         <w:bCs/>
       </w:rPr>
@@ -8198,12 +8590,14 @@
     </w:tblStylePr>
     <w:tblStylePr w:type="firstCol">
       <w:rPr>
+        <w:rFonts w:eastAsia="黑体"/>
         <w:b/>
         <w:bCs/>
       </w:rPr>
     </w:tblStylePr>
     <w:tblStylePr w:type="lastCol">
       <w:rPr>
+        <w:rFonts w:eastAsia="黑体"/>
         <w:b/>
         <w:bCs/>
       </w:rPr>
@@ -8265,6 +8659,7 @@
         <w:spacing w:after="0" w:before="0" w:line="240" w:lineRule="auto"/>
       </w:pPr>
       <w:rPr>
+        <w:rFonts w:eastAsia="黑体"/>
         <w:b/>
         <w:bCs/>
         <w:color w:themeColor="background1" w:val="FFFFFF"/>
@@ -8287,6 +8682,7 @@
         <w:spacing w:after="0" w:before="0" w:line="240" w:lineRule="auto"/>
       </w:pPr>
       <w:rPr>
+        <w:rFonts w:eastAsia="黑体"/>
         <w:b/>
         <w:bCs/>
       </w:rPr>
@@ -8304,12 +8700,14 @@
     </w:tblStylePr>
     <w:tblStylePr w:type="firstCol">
       <w:rPr>
+        <w:rFonts w:eastAsia="黑体"/>
         <w:b/>
         <w:bCs/>
       </w:rPr>
     </w:tblStylePr>
     <w:tblStylePr w:type="lastCol">
       <w:rPr>
+        <w:rFonts w:eastAsia="黑体"/>
         <w:b/>
         <w:bCs/>
       </w:rPr>
@@ -8368,6 +8766,7 @@
         <w:spacing w:after="0" w:before="0" w:line="240" w:lineRule="auto"/>
       </w:pPr>
       <w:rPr>
+        <w:rFonts w:eastAsia="黑体"/>
         <w:b/>
         <w:bCs/>
         <w:color w:themeColor="background1" w:val="FFFFFF"/>
@@ -8390,6 +8789,7 @@
         <w:spacing w:after="0" w:before="0" w:line="240" w:lineRule="auto"/>
       </w:pPr>
       <w:rPr>
+        <w:rFonts w:eastAsia="黑体"/>
         <w:color w:val="auto"/>
       </w:rPr>
       <w:tblPr/>
@@ -8407,6 +8807,7 @@
     </w:tblStylePr>
     <w:tblStylePr w:type="firstCol">
       <w:rPr>
+        <w:rFonts w:eastAsia="黑体"/>
         <w:b/>
         <w:bCs/>
         <w:color w:themeColor="background1" w:val="FFFFFF"/>
@@ -8426,6 +8827,7 @@
     </w:tblStylePr>
     <w:tblStylePr w:type="lastCol">
       <w:rPr>
+        <w:rFonts w:eastAsia="黑体"/>
         <w:b/>
         <w:bCs/>
         <w:color w:themeColor="background1" w:val="FFFFFF"/>
@@ -8474,6 +8876,7 @@
     </w:tblStylePr>
     <w:tblStylePr w:type="nwCell">
       <w:rPr>
+        <w:rFonts w:eastAsia="黑体"/>
         <w:color w:themeColor="background1" w:val="FFFFFF"/>
       </w:rPr>
       <w:tblPr/>
@@ -8517,6 +8920,7 @@
         <w:spacing w:after="0" w:before="0" w:line="240" w:lineRule="auto"/>
       </w:pPr>
       <w:rPr>
+        <w:rFonts w:eastAsia="黑体"/>
         <w:b/>
         <w:bCs/>
         <w:color w:themeColor="background1" w:val="FFFFFF"/>
@@ -8539,6 +8943,7 @@
         <w:spacing w:after="0" w:before="0" w:line="240" w:lineRule="auto"/>
       </w:pPr>
       <w:rPr>
+        <w:rFonts w:eastAsia="黑体"/>
         <w:color w:val="auto"/>
       </w:rPr>
       <w:tblPr/>
@@ -8556,6 +8961,7 @@
     </w:tblStylePr>
     <w:tblStylePr w:type="firstCol">
       <w:rPr>
+        <w:rFonts w:eastAsia="黑体"/>
         <w:b/>
         <w:bCs/>
         <w:color w:themeColor="background1" w:val="FFFFFF"/>
@@ -8575,6 +8981,7 @@
     </w:tblStylePr>
     <w:tblStylePr w:type="lastCol">
       <w:rPr>
+        <w:rFonts w:eastAsia="黑体"/>
         <w:b/>
         <w:bCs/>
         <w:color w:themeColor="background1" w:val="FFFFFF"/>
@@ -8623,6 +9030,7 @@
     </w:tblStylePr>
     <w:tblStylePr w:type="nwCell">
       <w:rPr>
+        <w:rFonts w:eastAsia="黑体"/>
         <w:color w:themeColor="background1" w:val="FFFFFF"/>
       </w:rPr>
       <w:tblPr/>
@@ -8666,6 +9074,7 @@
         <w:spacing w:after="0" w:before="0" w:line="240" w:lineRule="auto"/>
       </w:pPr>
       <w:rPr>
+        <w:rFonts w:eastAsia="黑体"/>
         <w:b/>
         <w:bCs/>
         <w:color w:themeColor="background1" w:val="FFFFFF"/>
@@ -8688,6 +9097,7 @@
         <w:spacing w:after="0" w:before="0" w:line="240" w:lineRule="auto"/>
       </w:pPr>
       <w:rPr>
+        <w:rFonts w:eastAsia="黑体"/>
         <w:color w:val="auto"/>
       </w:rPr>
       <w:tblPr/>
@@ -8705,6 +9115,7 @@
     </w:tblStylePr>
     <w:tblStylePr w:type="firstCol">
       <w:rPr>
+        <w:rFonts w:eastAsia="黑体"/>
         <w:b/>
         <w:bCs/>
         <w:color w:themeColor="background1" w:val="FFFFFF"/>
@@ -8724,6 +9135,7 @@
     </w:tblStylePr>
     <w:tblStylePr w:type="lastCol">
       <w:rPr>
+        <w:rFonts w:eastAsia="黑体"/>
         <w:b/>
         <w:bCs/>
         <w:color w:themeColor="background1" w:val="FFFFFF"/>
@@ -8772,6 +9184,7 @@
     </w:tblStylePr>
     <w:tblStylePr w:type="nwCell">
       <w:rPr>
+        <w:rFonts w:eastAsia="黑体"/>
         <w:color w:themeColor="background1" w:val="FFFFFF"/>
       </w:rPr>
       <w:tblPr/>
@@ -8815,6 +9228,7 @@
         <w:spacing w:after="0" w:before="0" w:line="240" w:lineRule="auto"/>
       </w:pPr>
       <w:rPr>
+        <w:rFonts w:eastAsia="黑体"/>
         <w:b/>
         <w:bCs/>
         <w:color w:themeColor="background1" w:val="FFFFFF"/>
@@ -8837,6 +9251,7 @@
         <w:spacing w:after="0" w:before="0" w:line="240" w:lineRule="auto"/>
       </w:pPr>
       <w:rPr>
+        <w:rFonts w:eastAsia="黑体"/>
         <w:color w:val="auto"/>
       </w:rPr>
       <w:tblPr/>
@@ -8854,6 +9269,7 @@
     </w:tblStylePr>
     <w:tblStylePr w:type="firstCol">
       <w:rPr>
+        <w:rFonts w:eastAsia="黑体"/>
         <w:b/>
         <w:bCs/>
         <w:color w:themeColor="background1" w:val="FFFFFF"/>
@@ -8873,6 +9289,7 @@
     </w:tblStylePr>
     <w:tblStylePr w:type="lastCol">
       <w:rPr>
+        <w:rFonts w:eastAsia="黑体"/>
         <w:b/>
         <w:bCs/>
         <w:color w:themeColor="background1" w:val="FFFFFF"/>
@@ -8921,6 +9338,7 @@
     </w:tblStylePr>
     <w:tblStylePr w:type="nwCell">
       <w:rPr>
+        <w:rFonts w:eastAsia="黑体"/>
         <w:color w:themeColor="background1" w:val="FFFFFF"/>
       </w:rPr>
       <w:tblPr/>
@@ -8964,6 +9382,7 @@
         <w:spacing w:after="0" w:before="0" w:line="240" w:lineRule="auto"/>
       </w:pPr>
       <w:rPr>
+        <w:rFonts w:eastAsia="黑体"/>
         <w:b/>
         <w:bCs/>
         <w:color w:themeColor="background1" w:val="FFFFFF"/>
@@ -8986,6 +9405,7 @@
         <w:spacing w:after="0" w:before="0" w:line="240" w:lineRule="auto"/>
       </w:pPr>
       <w:rPr>
+        <w:rFonts w:eastAsia="黑体"/>
         <w:color w:val="auto"/>
       </w:rPr>
       <w:tblPr/>
@@ -9003,6 +9423,7 @@
     </w:tblStylePr>
     <w:tblStylePr w:type="firstCol">
       <w:rPr>
+        <w:rFonts w:eastAsia="黑体"/>
         <w:b/>
         <w:bCs/>
         <w:color w:themeColor="background1" w:val="FFFFFF"/>
@@ -9022,6 +9443,7 @@
     </w:tblStylePr>
     <w:tblStylePr w:type="lastCol">
       <w:rPr>
+        <w:rFonts w:eastAsia="黑体"/>
         <w:b/>
         <w:bCs/>
         <w:color w:themeColor="background1" w:val="FFFFFF"/>
@@ -9070,6 +9492,7 @@
     </w:tblStylePr>
     <w:tblStylePr w:type="nwCell">
       <w:rPr>
+        <w:rFonts w:eastAsia="黑体"/>
         <w:color w:themeColor="background1" w:val="FFFFFF"/>
       </w:rPr>
       <w:tblPr/>
@@ -9113,6 +9536,7 @@
         <w:spacing w:after="0" w:before="0" w:line="240" w:lineRule="auto"/>
       </w:pPr>
       <w:rPr>
+        <w:rFonts w:eastAsia="黑体"/>
         <w:b/>
         <w:bCs/>
         <w:color w:themeColor="background1" w:val="FFFFFF"/>
@@ -9135,6 +9559,7 @@
         <w:spacing w:after="0" w:before="0" w:line="240" w:lineRule="auto"/>
       </w:pPr>
       <w:rPr>
+        <w:rFonts w:eastAsia="黑体"/>
         <w:color w:val="auto"/>
       </w:rPr>
       <w:tblPr/>
@@ -9152,6 +9577,7 @@
     </w:tblStylePr>
     <w:tblStylePr w:type="firstCol">
       <w:rPr>
+        <w:rFonts w:eastAsia="黑体"/>
         <w:b/>
         <w:bCs/>
         <w:color w:themeColor="background1" w:val="FFFFFF"/>
@@ -9171,6 +9597,7 @@
     </w:tblStylePr>
     <w:tblStylePr w:type="lastCol">
       <w:rPr>
+        <w:rFonts w:eastAsia="黑体"/>
         <w:b/>
         <w:bCs/>
         <w:color w:themeColor="background1" w:val="FFFFFF"/>
@@ -9219,6 +9646,7 @@
     </w:tblStylePr>
     <w:tblStylePr w:type="nwCell">
       <w:rPr>
+        <w:rFonts w:eastAsia="黑体"/>
         <w:color w:themeColor="background1" w:val="FFFFFF"/>
       </w:rPr>
       <w:tblPr/>
@@ -9262,6 +9690,7 @@
         <w:spacing w:after="0" w:before="0" w:line="240" w:lineRule="auto"/>
       </w:pPr>
       <w:rPr>
+        <w:rFonts w:eastAsia="黑体"/>
         <w:b/>
         <w:bCs/>
         <w:color w:themeColor="background1" w:val="FFFFFF"/>
@@ -9284,6 +9713,7 @@
         <w:spacing w:after="0" w:before="0" w:line="240" w:lineRule="auto"/>
       </w:pPr>
       <w:rPr>
+        <w:rFonts w:eastAsia="黑体"/>
         <w:color w:val="auto"/>
       </w:rPr>
       <w:tblPr/>
@@ -9301,6 +9731,7 @@
     </w:tblStylePr>
     <w:tblStylePr w:type="firstCol">
       <w:rPr>
+        <w:rFonts w:eastAsia="黑体"/>
         <w:b/>
         <w:bCs/>
         <w:color w:themeColor="background1" w:val="FFFFFF"/>
@@ -9320,6 +9751,7 @@
     </w:tblStylePr>
     <w:tblStylePr w:type="lastCol">
       <w:rPr>
+        <w:rFonts w:eastAsia="黑体"/>
         <w:b/>
         <w:bCs/>
         <w:color w:themeColor="background1" w:val="FFFFFF"/>
@@ -9368,6 +9800,7 @@
     </w:tblStylePr>
     <w:tblStylePr w:type="nwCell">
       <w:rPr>
+        <w:rFonts w:eastAsia="黑体"/>
         <w:color w:themeColor="background1" w:val="FFFFFF"/>
       </w:rPr>
       <w:tblPr/>
@@ -9392,6 +9825,7 @@
       <w:spacing w:after="0" w:line="240" w:lineRule="auto"/>
     </w:pPr>
     <w:rPr>
+      <w:rFonts w:eastAsia="黑体"/>
       <w:color w:themeColor="text1" w:val="000000"/>
     </w:rPr>
     <w:tblPr>
@@ -9411,7 +9845,7 @@
     </w:tblPr>
     <w:tblStylePr w:type="firstRow">
       <w:rPr>
-        <w:rFonts w:asciiTheme="majorHAnsi" w:cstheme="majorBidi" w:eastAsiaTheme="majorEastAsia" w:hAnsiTheme="majorHAnsi"/>
+        <w:rFonts w:asciiTheme="majorHAnsi" w:cstheme="majorBidi" w:hAnsiTheme="majorHAnsi" w:eastAsia="黑体"/>
       </w:rPr>
       <w:tblPr/>
       <w:tcPr>
@@ -9423,6 +9857,7 @@
     </w:tblStylePr>
     <w:tblStylePr w:type="lastRow">
       <w:rPr>
+        <w:rFonts w:eastAsia="黑体"/>
         <w:b/>
         <w:bCs/>
         <w:color w:themeColor="text2" w:val="1F497D"/>
@@ -9437,12 +9872,14 @@
     </w:tblStylePr>
     <w:tblStylePr w:type="firstCol">
       <w:rPr>
+        <w:rFonts w:eastAsia="黑体"/>
         <w:b/>
         <w:bCs/>
       </w:rPr>
     </w:tblStylePr>
     <w:tblStylePr w:type="lastCol">
       <w:rPr>
+        <w:rFonts w:eastAsia="黑体"/>
         <w:b/>
         <w:bCs/>
       </w:rPr>
@@ -9476,6 +9913,7 @@
       <w:spacing w:after="0" w:line="240" w:lineRule="auto"/>
     </w:pPr>
     <w:rPr>
+      <w:rFonts w:eastAsia="黑体"/>
       <w:color w:themeColor="text1" w:val="000000"/>
     </w:rPr>
     <w:tblPr>
@@ -9495,7 +9933,7 @@
     </w:tblPr>
     <w:tblStylePr w:type="firstRow">
       <w:rPr>
-        <w:rFonts w:asciiTheme="majorHAnsi" w:cstheme="majorBidi" w:eastAsiaTheme="majorEastAsia" w:hAnsiTheme="majorHAnsi"/>
+        <w:rFonts w:asciiTheme="majorHAnsi" w:cstheme="majorBidi" w:hAnsiTheme="majorHAnsi" w:eastAsia="黑体"/>
       </w:rPr>
       <w:tblPr/>
       <w:tcPr>
@@ -9507,6 +9945,7 @@
     </w:tblStylePr>
     <w:tblStylePr w:type="lastRow">
       <w:rPr>
+        <w:rFonts w:eastAsia="黑体"/>
         <w:b/>
         <w:bCs/>
         <w:color w:themeColor="text2" w:val="1F497D"/>
@@ -9521,12 +9960,14 @@
     </w:tblStylePr>
     <w:tblStylePr w:type="firstCol">
       <w:rPr>
+        <w:rFonts w:eastAsia="黑体"/>
         <w:b/>
         <w:bCs/>
       </w:rPr>
     </w:tblStylePr>
     <w:tblStylePr w:type="lastCol">
       <w:rPr>
+        <w:rFonts w:eastAsia="黑体"/>
         <w:b/>
         <w:bCs/>
       </w:rPr>
@@ -9560,6 +10001,7 @@
       <w:spacing w:after="0" w:line="240" w:lineRule="auto"/>
     </w:pPr>
     <w:rPr>
+      <w:rFonts w:eastAsia="黑体"/>
       <w:color w:themeColor="text1" w:val="000000"/>
     </w:rPr>
     <w:tblPr>
@@ -9579,7 +10021,7 @@
     </w:tblPr>
     <w:tblStylePr w:type="firstRow">
       <w:rPr>
-        <w:rFonts w:asciiTheme="majorHAnsi" w:cstheme="majorBidi" w:eastAsiaTheme="majorEastAsia" w:hAnsiTheme="majorHAnsi"/>
+        <w:rFonts w:asciiTheme="majorHAnsi" w:cstheme="majorBidi" w:hAnsiTheme="majorHAnsi" w:eastAsia="黑体"/>
       </w:rPr>
       <w:tblPr/>
       <w:tcPr>
@@ -9591,6 +10033,7 @@
     </w:tblStylePr>
     <w:tblStylePr w:type="lastRow">
       <w:rPr>
+        <w:rFonts w:eastAsia="黑体"/>
         <w:b/>
         <w:bCs/>
         <w:color w:themeColor="text2" w:val="1F497D"/>
@@ -9605,12 +10048,14 @@
     </w:tblStylePr>
     <w:tblStylePr w:type="firstCol">
       <w:rPr>
+        <w:rFonts w:eastAsia="黑体"/>
         <w:b/>
         <w:bCs/>
       </w:rPr>
     </w:tblStylePr>
     <w:tblStylePr w:type="lastCol">
       <w:rPr>
+        <w:rFonts w:eastAsia="黑体"/>
         <w:b/>
         <w:bCs/>
       </w:rPr>
@@ -9644,6 +10089,7 @@
       <w:spacing w:after="0" w:line="240" w:lineRule="auto"/>
     </w:pPr>
     <w:rPr>
+      <w:rFonts w:eastAsia="黑体"/>
       <w:color w:themeColor="text1" w:val="000000"/>
     </w:rPr>
     <w:tblPr>
@@ -9663,7 +10109,7 @@
     </w:tblPr>
     <w:tblStylePr w:type="firstRow">
       <w:rPr>
-        <w:rFonts w:asciiTheme="majorHAnsi" w:cstheme="majorBidi" w:eastAsiaTheme="majorEastAsia" w:hAnsiTheme="majorHAnsi"/>
+        <w:rFonts w:asciiTheme="majorHAnsi" w:cstheme="majorBidi" w:hAnsiTheme="majorHAnsi" w:eastAsia="黑体"/>
       </w:rPr>
       <w:tblPr/>
       <w:tcPr>
@@ -9675,6 +10121,7 @@
     </w:tblStylePr>
     <w:tblStylePr w:type="lastRow">
       <w:rPr>
+        <w:rFonts w:eastAsia="黑体"/>
         <w:b/>
         <w:bCs/>
         <w:color w:themeColor="text2" w:val="1F497D"/>
@@ -9689,12 +10136,14 @@
     </w:tblStylePr>
     <w:tblStylePr w:type="firstCol">
       <w:rPr>
+        <w:rFonts w:eastAsia="黑体"/>
         <w:b/>
         <w:bCs/>
       </w:rPr>
     </w:tblStylePr>
     <w:tblStylePr w:type="lastCol">
       <w:rPr>
+        <w:rFonts w:eastAsia="黑体"/>
         <w:b/>
         <w:bCs/>
       </w:rPr>
@@ -9728,6 +10177,7 @@
       <w:spacing w:after="0" w:line="240" w:lineRule="auto"/>
     </w:pPr>
     <w:rPr>
+      <w:rFonts w:eastAsia="黑体"/>
       <w:color w:themeColor="text1" w:val="000000"/>
     </w:rPr>
     <w:tblPr>
@@ -9747,7 +10197,7 @@
     </w:tblPr>
     <w:tblStylePr w:type="firstRow">
       <w:rPr>
-        <w:rFonts w:asciiTheme="majorHAnsi" w:cstheme="majorBidi" w:eastAsiaTheme="majorEastAsia" w:hAnsiTheme="majorHAnsi"/>
+        <w:rFonts w:asciiTheme="majorHAnsi" w:cstheme="majorBidi" w:hAnsiTheme="majorHAnsi" w:eastAsia="黑体"/>
       </w:rPr>
       <w:tblPr/>
       <w:tcPr>
@@ -9759,6 +10209,7 @@
     </w:tblStylePr>
     <w:tblStylePr w:type="lastRow">
       <w:rPr>
+        <w:rFonts w:eastAsia="黑体"/>
         <w:b/>
         <w:bCs/>
         <w:color w:themeColor="text2" w:val="1F497D"/>
@@ -9773,12 +10224,14 @@
     </w:tblStylePr>
     <w:tblStylePr w:type="firstCol">
       <w:rPr>
+        <w:rFonts w:eastAsia="黑体"/>
         <w:b/>
         <w:bCs/>
       </w:rPr>
     </w:tblStylePr>
     <w:tblStylePr w:type="lastCol">
       <w:rPr>
+        <w:rFonts w:eastAsia="黑体"/>
         <w:b/>
         <w:bCs/>
       </w:rPr>
@@ -9812,6 +10265,7 @@
       <w:spacing w:after="0" w:line="240" w:lineRule="auto"/>
     </w:pPr>
     <w:rPr>
+      <w:rFonts w:eastAsia="黑体"/>
       <w:color w:themeColor="text1" w:val="000000"/>
     </w:rPr>
     <w:tblPr>
@@ -9831,7 +10285,7 @@
     </w:tblPr>
     <w:tblStylePr w:type="firstRow">
       <w:rPr>
-        <w:rFonts w:asciiTheme="majorHAnsi" w:cstheme="majorBidi" w:eastAsiaTheme="majorEastAsia" w:hAnsiTheme="majorHAnsi"/>
+        <w:rFonts w:asciiTheme="majorHAnsi" w:cstheme="majorBidi" w:hAnsiTheme="majorHAnsi" w:eastAsia="黑体"/>
       </w:rPr>
       <w:tblPr/>
       <w:tcPr>
@@ -9843,6 +10297,7 @@
     </w:tblStylePr>
     <w:tblStylePr w:type="lastRow">
       <w:rPr>
+        <w:rFonts w:eastAsia="黑体"/>
         <w:b/>
         <w:bCs/>
         <w:color w:themeColor="text2" w:val="1F497D"/>
@@ -9857,12 +10312,14 @@
     </w:tblStylePr>
     <w:tblStylePr w:type="firstCol">
       <w:rPr>
+        <w:rFonts w:eastAsia="黑体"/>
         <w:b/>
         <w:bCs/>
       </w:rPr>
     </w:tblStylePr>
     <w:tblStylePr w:type="lastCol">
       <w:rPr>
+        <w:rFonts w:eastAsia="黑体"/>
         <w:b/>
         <w:bCs/>
       </w:rPr>
@@ -9896,6 +10353,7 @@
       <w:spacing w:after="0" w:line="240" w:lineRule="auto"/>
     </w:pPr>
     <w:rPr>
+      <w:rFonts w:eastAsia="黑体"/>
       <w:color w:themeColor="text1" w:val="000000"/>
     </w:rPr>
     <w:tblPr>
@@ -9915,7 +10373,7 @@
     </w:tblPr>
     <w:tblStylePr w:type="firstRow">
       <w:rPr>
-        <w:rFonts w:asciiTheme="majorHAnsi" w:cstheme="majorBidi" w:eastAsiaTheme="majorEastAsia" w:hAnsiTheme="majorHAnsi"/>
+        <w:rFonts w:asciiTheme="majorHAnsi" w:cstheme="majorBidi" w:hAnsiTheme="majorHAnsi" w:eastAsia="黑体"/>
       </w:rPr>
       <w:tblPr/>
       <w:tcPr>
@@ -9927,6 +10385,7 @@
     </w:tblStylePr>
     <w:tblStylePr w:type="lastRow">
       <w:rPr>
+        <w:rFonts w:eastAsia="黑体"/>
         <w:b/>
         <w:bCs/>
         <w:color w:themeColor="text2" w:val="1F497D"/>
@@ -9941,12 +10400,14 @@
     </w:tblStylePr>
     <w:tblStylePr w:type="firstCol">
       <w:rPr>
+        <w:rFonts w:eastAsia="黑体"/>
         <w:b/>
         <w:bCs/>
       </w:rPr>
     </w:tblStylePr>
     <w:tblStylePr w:type="lastCol">
       <w:rPr>
+        <w:rFonts w:eastAsia="黑体"/>
         <w:b/>
         <w:bCs/>
       </w:rPr>
@@ -9980,7 +10441,7 @@
       <w:spacing w:after="0" w:line="240" w:lineRule="auto"/>
     </w:pPr>
     <w:rPr>
-      <w:rFonts w:asciiTheme="majorHAnsi" w:cstheme="majorBidi" w:eastAsiaTheme="majorEastAsia" w:hAnsiTheme="majorHAnsi"/>
+      <w:rFonts w:asciiTheme="majorHAnsi" w:cstheme="majorBidi" w:hAnsiTheme="majorHAnsi" w:eastAsia="黑体"/>
       <w:color w:themeColor="text1" w:val="000000"/>
     </w:rPr>
     <w:tblPr>
@@ -10002,6 +10463,7 @@
     </w:tblPr>
     <w:tblStylePr w:type="firstRow">
       <w:rPr>
+        <w:rFonts w:eastAsia="黑体"/>
         <w:sz w:val="24"/>
         <w:szCs w:val="24"/>
       </w:rPr>
@@ -10108,7 +10570,7 @@
       <w:spacing w:after="0" w:line="240" w:lineRule="auto"/>
     </w:pPr>
     <w:rPr>
-      <w:rFonts w:asciiTheme="majorHAnsi" w:cstheme="majorBidi" w:eastAsiaTheme="majorEastAsia" w:hAnsiTheme="majorHAnsi"/>
+      <w:rFonts w:asciiTheme="majorHAnsi" w:cstheme="majorBidi" w:hAnsiTheme="majorHAnsi" w:eastAsia="黑体"/>
       <w:color w:themeColor="text1" w:val="000000"/>
     </w:rPr>
     <w:tblPr>
@@ -10130,6 +10592,7 @@
     </w:tblPr>
     <w:tblStylePr w:type="firstRow">
       <w:rPr>
+        <w:rFonts w:eastAsia="黑体"/>
         <w:sz w:val="24"/>
         <w:szCs w:val="24"/>
       </w:rPr>
@@ -10236,7 +10699,7 @@
       <w:spacing w:after="0" w:line="240" w:lineRule="auto"/>
     </w:pPr>
     <w:rPr>
-      <w:rFonts w:asciiTheme="majorHAnsi" w:cstheme="majorBidi" w:eastAsiaTheme="majorEastAsia" w:hAnsiTheme="majorHAnsi"/>
+      <w:rFonts w:asciiTheme="majorHAnsi" w:cstheme="majorBidi" w:hAnsiTheme="majorHAnsi" w:eastAsia="黑体"/>
       <w:color w:themeColor="text1" w:val="000000"/>
     </w:rPr>
     <w:tblPr>
@@ -10258,6 +10721,7 @@
     </w:tblPr>
     <w:tblStylePr w:type="firstRow">
       <w:rPr>
+        <w:rFonts w:eastAsia="黑体"/>
         <w:sz w:val="24"/>
         <w:szCs w:val="24"/>
       </w:rPr>
@@ -10364,7 +10828,7 @@
       <w:spacing w:after="0" w:line="240" w:lineRule="auto"/>
     </w:pPr>
     <w:rPr>
-      <w:rFonts w:asciiTheme="majorHAnsi" w:cstheme="majorBidi" w:eastAsiaTheme="majorEastAsia" w:hAnsiTheme="majorHAnsi"/>
+      <w:rFonts w:asciiTheme="majorHAnsi" w:cstheme="majorBidi" w:hAnsiTheme="majorHAnsi" w:eastAsia="黑体"/>
       <w:color w:themeColor="text1" w:val="000000"/>
     </w:rPr>
     <w:tblPr>
@@ -10386,6 +10850,7 @@
     </w:tblPr>
     <w:tblStylePr w:type="firstRow">
       <w:rPr>
+        <w:rFonts w:eastAsia="黑体"/>
         <w:sz w:val="24"/>
         <w:szCs w:val="24"/>
       </w:rPr>
@@ -10492,7 +10957,7 @@
       <w:spacing w:after="0" w:line="240" w:lineRule="auto"/>
     </w:pPr>
     <w:rPr>
-      <w:rFonts w:asciiTheme="majorHAnsi" w:cstheme="majorBidi" w:eastAsiaTheme="majorEastAsia" w:hAnsiTheme="majorHAnsi"/>
+      <w:rFonts w:asciiTheme="majorHAnsi" w:cstheme="majorBidi" w:hAnsiTheme="majorHAnsi" w:eastAsia="黑体"/>
       <w:color w:themeColor="text1" w:val="000000"/>
     </w:rPr>
     <w:tblPr>
@@ -10514,6 +10979,7 @@
     </w:tblPr>
     <w:tblStylePr w:type="firstRow">
       <w:rPr>
+        <w:rFonts w:eastAsia="黑体"/>
         <w:sz w:val="24"/>
         <w:szCs w:val="24"/>
       </w:rPr>
@@ -10620,7 +11086,7 @@
       <w:spacing w:after="0" w:line="240" w:lineRule="auto"/>
     </w:pPr>
     <w:rPr>
-      <w:rFonts w:asciiTheme="majorHAnsi" w:cstheme="majorBidi" w:eastAsiaTheme="majorEastAsia" w:hAnsiTheme="majorHAnsi"/>
+      <w:rFonts w:asciiTheme="majorHAnsi" w:cstheme="majorBidi" w:hAnsiTheme="majorHAnsi" w:eastAsia="黑体"/>
       <w:color w:themeColor="text1" w:val="000000"/>
     </w:rPr>
     <w:tblPr>
@@ -10642,6 +11108,7 @@
     </w:tblPr>
     <w:tblStylePr w:type="firstRow">
       <w:rPr>
+        <w:rFonts w:eastAsia="黑体"/>
         <w:sz w:val="24"/>
         <w:szCs w:val="24"/>
       </w:rPr>
@@ -10748,7 +11215,7 @@
       <w:spacing w:after="0" w:line="240" w:lineRule="auto"/>
     </w:pPr>
     <w:rPr>
-      <w:rFonts w:asciiTheme="majorHAnsi" w:cstheme="majorBidi" w:eastAsiaTheme="majorEastAsia" w:hAnsiTheme="majorHAnsi"/>
+      <w:rFonts w:asciiTheme="majorHAnsi" w:cstheme="majorBidi" w:hAnsiTheme="majorHAnsi" w:eastAsia="黑体"/>
       <w:color w:themeColor="text1" w:val="000000"/>
     </w:rPr>
     <w:tblPr>
@@ -10770,6 +11237,7 @@
     </w:tblPr>
     <w:tblStylePr w:type="firstRow">
       <w:rPr>
+        <w:rFonts w:eastAsia="黑体"/>
         <w:sz w:val="24"/>
         <w:szCs w:val="24"/>
       </w:rPr>
@@ -10899,12 +11367,14 @@
     </w:tcPr>
     <w:tblStylePr w:type="firstRow">
       <w:rPr>
+        <w:rFonts w:eastAsia="黑体"/>
         <w:b/>
         <w:bCs/>
       </w:rPr>
     </w:tblStylePr>
     <w:tblStylePr w:type="lastRow">
       <w:rPr>
+        <w:rFonts w:eastAsia="黑体"/>
         <w:b/>
         <w:bCs/>
       </w:rPr>
@@ -10917,12 +11387,14 @@
     </w:tblStylePr>
     <w:tblStylePr w:type="firstCol">
       <w:rPr>
+        <w:rFonts w:eastAsia="黑体"/>
         <w:b/>
         <w:bCs/>
       </w:rPr>
     </w:tblStylePr>
     <w:tblStylePr w:type="lastCol">
       <w:rPr>
+        <w:rFonts w:eastAsia="黑体"/>
         <w:b/>
         <w:bCs/>
       </w:rPr>
@@ -10972,12 +11444,14 @@
     </w:tcPr>
     <w:tblStylePr w:type="firstRow">
       <w:rPr>
+        <w:rFonts w:eastAsia="黑体"/>
         <w:b/>
         <w:bCs/>
       </w:rPr>
     </w:tblStylePr>
     <w:tblStylePr w:type="lastRow">
       <w:rPr>
+        <w:rFonts w:eastAsia="黑体"/>
         <w:b/>
         <w:bCs/>
       </w:rPr>
@@ -10990,12 +11464,14 @@
     </w:tblStylePr>
     <w:tblStylePr w:type="firstCol">
       <w:rPr>
+        <w:rFonts w:eastAsia="黑体"/>
         <w:b/>
         <w:bCs/>
       </w:rPr>
     </w:tblStylePr>
     <w:tblStylePr w:type="lastCol">
       <w:rPr>
+        <w:rFonts w:eastAsia="黑体"/>
         <w:b/>
         <w:bCs/>
       </w:rPr>
@@ -11045,12 +11521,14 @@
     </w:tcPr>
     <w:tblStylePr w:type="firstRow">
       <w:rPr>
+        <w:rFonts w:eastAsia="黑体"/>
         <w:b/>
         <w:bCs/>
       </w:rPr>
     </w:tblStylePr>
     <w:tblStylePr w:type="lastRow">
       <w:rPr>
+        <w:rFonts w:eastAsia="黑体"/>
         <w:b/>
         <w:bCs/>
       </w:rPr>
@@ -11063,12 +11541,14 @@
     </w:tblStylePr>
     <w:tblStylePr w:type="firstCol">
       <w:rPr>
+        <w:rFonts w:eastAsia="黑体"/>
         <w:b/>
         <w:bCs/>
       </w:rPr>
     </w:tblStylePr>
     <w:tblStylePr w:type="lastCol">
       <w:rPr>
+        <w:rFonts w:eastAsia="黑体"/>
         <w:b/>
         <w:bCs/>
       </w:rPr>
@@ -11118,12 +11598,14 @@
     </w:tcPr>
     <w:tblStylePr w:type="firstRow">
       <w:rPr>
+        <w:rFonts w:eastAsia="黑体"/>
         <w:b/>
         <w:bCs/>
       </w:rPr>
     </w:tblStylePr>
     <w:tblStylePr w:type="lastRow">
       <w:rPr>
+        <w:rFonts w:eastAsia="黑体"/>
         <w:b/>
         <w:bCs/>
       </w:rPr>
@@ -11136,12 +11618,14 @@
     </w:tblStylePr>
     <w:tblStylePr w:type="firstCol">
       <w:rPr>
+        <w:rFonts w:eastAsia="黑体"/>
         <w:b/>
         <w:bCs/>
       </w:rPr>
     </w:tblStylePr>
     <w:tblStylePr w:type="lastCol">
       <w:rPr>
+        <w:rFonts w:eastAsia="黑体"/>
         <w:b/>
         <w:bCs/>
       </w:rPr>
@@ -11191,12 +11675,14 @@
     </w:tcPr>
     <w:tblStylePr w:type="firstRow">
       <w:rPr>
+        <w:rFonts w:eastAsia="黑体"/>
         <w:b/>
         <w:bCs/>
       </w:rPr>
     </w:tblStylePr>
     <w:tblStylePr w:type="lastRow">
       <w:rPr>
+        <w:rFonts w:eastAsia="黑体"/>
         <w:b/>
         <w:bCs/>
       </w:rPr>
@@ -11209,12 +11695,14 @@
     </w:tblStylePr>
     <w:tblStylePr w:type="firstCol">
       <w:rPr>
+        <w:rFonts w:eastAsia="黑体"/>
         <w:b/>
         <w:bCs/>
       </w:rPr>
     </w:tblStylePr>
     <w:tblStylePr w:type="lastCol">
       <w:rPr>
+        <w:rFonts w:eastAsia="黑体"/>
         <w:b/>
         <w:bCs/>
       </w:rPr>
@@ -11264,12 +11752,14 @@
     </w:tcPr>
     <w:tblStylePr w:type="firstRow">
       <w:rPr>
+        <w:rFonts w:eastAsia="黑体"/>
         <w:b/>
         <w:bCs/>
       </w:rPr>
     </w:tblStylePr>
     <w:tblStylePr w:type="lastRow">
       <w:rPr>
+        <w:rFonts w:eastAsia="黑体"/>
         <w:b/>
         <w:bCs/>
       </w:rPr>
@@ -11282,12 +11772,14 @@
     </w:tblStylePr>
     <w:tblStylePr w:type="firstCol">
       <w:rPr>
+        <w:rFonts w:eastAsia="黑体"/>
         <w:b/>
         <w:bCs/>
       </w:rPr>
     </w:tblStylePr>
     <w:tblStylePr w:type="lastCol">
       <w:rPr>
+        <w:rFonts w:eastAsia="黑体"/>
         <w:b/>
         <w:bCs/>
       </w:rPr>
@@ -11337,12 +11829,14 @@
     </w:tcPr>
     <w:tblStylePr w:type="firstRow">
       <w:rPr>
+        <w:rFonts w:eastAsia="黑体"/>
         <w:b/>
         <w:bCs/>
       </w:rPr>
     </w:tblStylePr>
     <w:tblStylePr w:type="lastRow">
       <w:rPr>
+        <w:rFonts w:eastAsia="黑体"/>
         <w:b/>
         <w:bCs/>
       </w:rPr>
@@ -11355,12 +11849,14 @@
     </w:tblStylePr>
     <w:tblStylePr w:type="firstCol">
       <w:rPr>
+        <w:rFonts w:eastAsia="黑体"/>
         <w:b/>
         <w:bCs/>
       </w:rPr>
     </w:tblStylePr>
     <w:tblStylePr w:type="lastCol">
       <w:rPr>
+        <w:rFonts w:eastAsia="黑体"/>
         <w:b/>
         <w:bCs/>
       </w:rPr>
@@ -11387,7 +11883,7 @@
       <w:spacing w:after="0" w:line="240" w:lineRule="auto"/>
     </w:pPr>
     <w:rPr>
-      <w:rFonts w:asciiTheme="majorHAnsi" w:cstheme="majorBidi" w:eastAsiaTheme="majorEastAsia" w:hAnsiTheme="majorHAnsi"/>
+      <w:rFonts w:asciiTheme="majorHAnsi" w:cstheme="majorBidi" w:hAnsiTheme="majorHAnsi" w:eastAsia="黑体"/>
       <w:color w:themeColor="text1" w:val="000000"/>
     </w:rPr>
     <w:tblPr>
@@ -11414,6 +11910,7 @@
     </w:tcPr>
     <w:tblStylePr w:type="firstRow">
       <w:rPr>
+        <w:rFonts w:eastAsia="黑体"/>
         <w:b/>
         <w:bCs/>
         <w:color w:themeColor="text1" w:val="000000"/>
@@ -11425,6 +11922,7 @@
     </w:tblStylePr>
     <w:tblStylePr w:type="lastRow">
       <w:rPr>
+        <w:rFonts w:eastAsia="黑体"/>
         <w:b/>
         <w:bCs/>
         <w:color w:themeColor="text1" w:val="000000"/>
@@ -11444,6 +11942,7 @@
     </w:tblStylePr>
     <w:tblStylePr w:type="firstCol">
       <w:rPr>
+        <w:rFonts w:eastAsia="黑体"/>
         <w:b/>
         <w:bCs/>
         <w:color w:themeColor="text1" w:val="000000"/>
@@ -11463,6 +11962,7 @@
     </w:tblStylePr>
     <w:tblStylePr w:type="lastCol">
       <w:rPr>
+        <w:rFonts w:eastAsia="黑体"/>
         <w:b w:val="0"/>
         <w:bCs w:val="0"/>
         <w:color w:themeColor="text1" w:val="000000"/>
@@ -11512,7 +12012,7 @@
       <w:spacing w:after="0" w:line="240" w:lineRule="auto"/>
     </w:pPr>
     <w:rPr>
-      <w:rFonts w:asciiTheme="majorHAnsi" w:cstheme="majorBidi" w:eastAsiaTheme="majorEastAsia" w:hAnsiTheme="majorHAnsi"/>
+      <w:rFonts w:asciiTheme="majorHAnsi" w:cstheme="majorBidi" w:hAnsiTheme="majorHAnsi" w:eastAsia="黑体"/>
       <w:color w:themeColor="text1" w:val="000000"/>
     </w:rPr>
     <w:tblPr>
@@ -11539,6 +12039,7 @@
     </w:tcPr>
     <w:tblStylePr w:type="firstRow">
       <w:rPr>
+        <w:rFonts w:eastAsia="黑体"/>
         <w:b/>
         <w:bCs/>
         <w:color w:themeColor="text1" w:val="000000"/>
@@ -11550,6 +12051,7 @@
     </w:tblStylePr>
     <w:tblStylePr w:type="lastRow">
       <w:rPr>
+        <w:rFonts w:eastAsia="黑体"/>
         <w:b/>
         <w:bCs/>
         <w:color w:themeColor="text1" w:val="000000"/>
@@ -11569,6 +12071,7 @@
     </w:tblStylePr>
     <w:tblStylePr w:type="firstCol">
       <w:rPr>
+        <w:rFonts w:eastAsia="黑体"/>
         <w:b/>
         <w:bCs/>
         <w:color w:themeColor="text1" w:val="000000"/>
@@ -11588,6 +12091,7 @@
     </w:tblStylePr>
     <w:tblStylePr w:type="lastCol">
       <w:rPr>
+        <w:rFonts w:eastAsia="黑体"/>
         <w:b w:val="0"/>
         <w:bCs w:val="0"/>
         <w:color w:themeColor="text1" w:val="000000"/>
@@ -11637,7 +12141,7 @@
       <w:spacing w:after="0" w:line="240" w:lineRule="auto"/>
     </w:pPr>
     <w:rPr>
-      <w:rFonts w:asciiTheme="majorHAnsi" w:cstheme="majorBidi" w:eastAsiaTheme="majorEastAsia" w:hAnsiTheme="majorHAnsi"/>
+      <w:rFonts w:asciiTheme="majorHAnsi" w:cstheme="majorBidi" w:hAnsiTheme="majorHAnsi" w:eastAsia="黑体"/>
       <w:color w:themeColor="text1" w:val="000000"/>
     </w:rPr>
     <w:tblPr>
@@ -11664,6 +12168,7 @@
     </w:tcPr>
     <w:tblStylePr w:type="firstRow">
       <w:rPr>
+        <w:rFonts w:eastAsia="黑体"/>
         <w:b/>
         <w:bCs/>
         <w:color w:themeColor="text1" w:val="000000"/>
@@ -11675,6 +12180,7 @@
     </w:tblStylePr>
     <w:tblStylePr w:type="lastRow">
       <w:rPr>
+        <w:rFonts w:eastAsia="黑体"/>
         <w:b/>
         <w:bCs/>
         <w:color w:themeColor="text1" w:val="000000"/>
@@ -11694,6 +12200,7 @@
     </w:tblStylePr>
     <w:tblStylePr w:type="firstCol">
       <w:rPr>
+        <w:rFonts w:eastAsia="黑体"/>
         <w:b/>
         <w:bCs/>
         <w:color w:themeColor="text1" w:val="000000"/>
@@ -11713,6 +12220,7 @@
     </w:tblStylePr>
     <w:tblStylePr w:type="lastCol">
       <w:rPr>
+        <w:rFonts w:eastAsia="黑体"/>
         <w:b w:val="0"/>
         <w:bCs w:val="0"/>
         <w:color w:themeColor="text1" w:val="000000"/>
@@ -11762,7 +12270,7 @@
       <w:spacing w:after="0" w:line="240" w:lineRule="auto"/>
     </w:pPr>
     <w:rPr>
-      <w:rFonts w:asciiTheme="majorHAnsi" w:cstheme="majorBidi" w:eastAsiaTheme="majorEastAsia" w:hAnsiTheme="majorHAnsi"/>
+      <w:rFonts w:asciiTheme="majorHAnsi" w:cstheme="majorBidi" w:hAnsiTheme="majorHAnsi" w:eastAsia="黑体"/>
       <w:color w:themeColor="text1" w:val="000000"/>
     </w:rPr>
     <w:tblPr>
@@ -11789,6 +12297,7 @@
     </w:tcPr>
     <w:tblStylePr w:type="firstRow">
       <w:rPr>
+        <w:rFonts w:eastAsia="黑体"/>
         <w:b/>
         <w:bCs/>
         <w:color w:themeColor="text1" w:val="000000"/>
@@ -11800,6 +12309,7 @@
     </w:tblStylePr>
     <w:tblStylePr w:type="lastRow">
       <w:rPr>
+        <w:rFonts w:eastAsia="黑体"/>
         <w:b/>
         <w:bCs/>
         <w:color w:themeColor="text1" w:val="000000"/>
@@ -11819,6 +12329,7 @@
     </w:tblStylePr>
     <w:tblStylePr w:type="firstCol">
       <w:rPr>
+        <w:rFonts w:eastAsia="黑体"/>
         <w:b/>
         <w:bCs/>
         <w:color w:themeColor="text1" w:val="000000"/>
@@ -11838,6 +12349,7 @@
     </w:tblStylePr>
     <w:tblStylePr w:type="lastCol">
       <w:rPr>
+        <w:rFonts w:eastAsia="黑体"/>
         <w:b w:val="0"/>
         <w:bCs w:val="0"/>
         <w:color w:themeColor="text1" w:val="000000"/>
@@ -11887,7 +12399,7 @@
       <w:spacing w:after="0" w:line="240" w:lineRule="auto"/>
     </w:pPr>
     <w:rPr>
-      <w:rFonts w:asciiTheme="majorHAnsi" w:cstheme="majorBidi" w:eastAsiaTheme="majorEastAsia" w:hAnsiTheme="majorHAnsi"/>
+      <w:rFonts w:asciiTheme="majorHAnsi" w:cstheme="majorBidi" w:hAnsiTheme="majorHAnsi" w:eastAsia="黑体"/>
       <w:color w:themeColor="text1" w:val="000000"/>
     </w:rPr>
     <w:tblPr>
@@ -11914,6 +12426,7 @@
     </w:tcPr>
     <w:tblStylePr w:type="firstRow">
       <w:rPr>
+        <w:rFonts w:eastAsia="黑体"/>
         <w:b/>
         <w:bCs/>
         <w:color w:themeColor="text1" w:val="000000"/>
@@ -11925,6 +12438,7 @@
     </w:tblStylePr>
     <w:tblStylePr w:type="lastRow">
       <w:rPr>
+        <w:rFonts w:eastAsia="黑体"/>
         <w:b/>
         <w:bCs/>
         <w:color w:themeColor="text1" w:val="000000"/>
@@ -11944,6 +12458,7 @@
     </w:tblStylePr>
     <w:tblStylePr w:type="firstCol">
       <w:rPr>
+        <w:rFonts w:eastAsia="黑体"/>
         <w:b/>
         <w:bCs/>
         <w:color w:themeColor="text1" w:val="000000"/>
@@ -11963,6 +12478,7 @@
     </w:tblStylePr>
     <w:tblStylePr w:type="lastCol">
       <w:rPr>
+        <w:rFonts w:eastAsia="黑体"/>
         <w:b w:val="0"/>
         <w:bCs w:val="0"/>
         <w:color w:themeColor="text1" w:val="000000"/>
@@ -12012,7 +12528,7 @@
       <w:spacing w:after="0" w:line="240" w:lineRule="auto"/>
     </w:pPr>
     <w:rPr>
-      <w:rFonts w:asciiTheme="majorHAnsi" w:cstheme="majorBidi" w:eastAsiaTheme="majorEastAsia" w:hAnsiTheme="majorHAnsi"/>
+      <w:rFonts w:asciiTheme="majorHAnsi" w:cstheme="majorBidi" w:hAnsiTheme="majorHAnsi" w:eastAsia="黑体"/>
       <w:color w:themeColor="text1" w:val="000000"/>
     </w:rPr>
     <w:tblPr>
@@ -12039,6 +12555,7 @@
     </w:tcPr>
     <w:tblStylePr w:type="firstRow">
       <w:rPr>
+        <w:rFonts w:eastAsia="黑体"/>
         <w:b/>
         <w:bCs/>
         <w:color w:themeColor="text1" w:val="000000"/>
@@ -12050,6 +12567,7 @@
     </w:tblStylePr>
     <w:tblStylePr w:type="lastRow">
       <w:rPr>
+        <w:rFonts w:eastAsia="黑体"/>
         <w:b/>
         <w:bCs/>
         <w:color w:themeColor="text1" w:val="000000"/>
@@ -12069,6 +12587,7 @@
     </w:tblStylePr>
     <w:tblStylePr w:type="firstCol">
       <w:rPr>
+        <w:rFonts w:eastAsia="黑体"/>
         <w:b/>
         <w:bCs/>
         <w:color w:themeColor="text1" w:val="000000"/>
@@ -12088,6 +12607,7 @@
     </w:tblStylePr>
     <w:tblStylePr w:type="lastCol">
       <w:rPr>
+        <w:rFonts w:eastAsia="黑体"/>
         <w:b w:val="0"/>
         <w:bCs w:val="0"/>
         <w:color w:themeColor="text1" w:val="000000"/>
@@ -12137,7 +12657,7 @@
       <w:spacing w:after="0" w:line="240" w:lineRule="auto"/>
     </w:pPr>
     <w:rPr>
-      <w:rFonts w:asciiTheme="majorHAnsi" w:cstheme="majorBidi" w:eastAsiaTheme="majorEastAsia" w:hAnsiTheme="majorHAnsi"/>
+      <w:rFonts w:asciiTheme="majorHAnsi" w:cstheme="majorBidi" w:hAnsiTheme="majorHAnsi" w:eastAsia="黑体"/>
       <w:color w:themeColor="text1" w:val="000000"/>
     </w:rPr>
     <w:tblPr>
@@ -12164,6 +12684,7 @@
     </w:tcPr>
     <w:tblStylePr w:type="firstRow">
       <w:rPr>
+        <w:rFonts w:eastAsia="黑体"/>
         <w:b/>
         <w:bCs/>
         <w:color w:themeColor="text1" w:val="000000"/>
@@ -12175,6 +12696,7 @@
     </w:tblStylePr>
     <w:tblStylePr w:type="lastRow">
       <w:rPr>
+        <w:rFonts w:eastAsia="黑体"/>
         <w:b/>
         <w:bCs/>
         <w:color w:themeColor="text1" w:val="000000"/>
@@ -12194,6 +12716,7 @@
     </w:tblStylePr>
     <w:tblStylePr w:type="firstCol">
       <w:rPr>
+        <w:rFonts w:eastAsia="黑体"/>
         <w:b/>
         <w:bCs/>
         <w:color w:themeColor="text1" w:val="000000"/>
@@ -12213,6 +12736,7 @@
     </w:tblStylePr>
     <w:tblStylePr w:type="lastCol">
       <w:rPr>
+        <w:rFonts w:eastAsia="黑体"/>
         <w:b w:val="0"/>
         <w:bCs w:val="0"/>
         <w:color w:themeColor="text1" w:val="000000"/>
@@ -12285,6 +12809,7 @@
     </w:tcPr>
     <w:tblStylePr w:type="firstRow">
       <w:rPr>
+        <w:rFonts w:eastAsia="黑体"/>
         <w:b/>
         <w:bCs/>
         <w:i w:val="0"/>
@@ -12306,6 +12831,7 @@
     </w:tblStylePr>
     <w:tblStylePr w:type="lastRow">
       <w:rPr>
+        <w:rFonts w:eastAsia="黑体"/>
         <w:b/>
         <w:bCs/>
         <w:i w:val="0"/>
@@ -12327,6 +12853,7 @@
     </w:tblStylePr>
     <w:tblStylePr w:type="firstCol">
       <w:rPr>
+        <w:rFonts w:eastAsia="黑体"/>
         <w:b/>
         <w:bCs/>
         <w:i w:val="0"/>
@@ -12346,6 +12873,7 @@
     </w:tblStylePr>
     <w:tblStylePr w:type="lastCol">
       <w:rPr>
+        <w:rFonts w:eastAsia="黑体"/>
         <w:b/>
         <w:bCs/>
         <w:i w:val="0"/>
@@ -12426,6 +12954,7 @@
     </w:tcPr>
     <w:tblStylePr w:type="firstRow">
       <w:rPr>
+        <w:rFonts w:eastAsia="黑体"/>
         <w:b/>
         <w:bCs/>
         <w:i w:val="0"/>
@@ -12447,6 +12976,7 @@
     </w:tblStylePr>
     <w:tblStylePr w:type="lastRow">
       <w:rPr>
+        <w:rFonts w:eastAsia="黑体"/>
         <w:b/>
         <w:bCs/>
         <w:i w:val="0"/>
@@ -12468,6 +12998,7 @@
     </w:tblStylePr>
     <w:tblStylePr w:type="firstCol">
       <w:rPr>
+        <w:rFonts w:eastAsia="黑体"/>
         <w:b/>
         <w:bCs/>
         <w:i w:val="0"/>
@@ -12487,6 +13018,7 @@
     </w:tblStylePr>
     <w:tblStylePr w:type="lastCol">
       <w:rPr>
+        <w:rFonts w:eastAsia="黑体"/>
         <w:b/>
         <w:bCs/>
         <w:i w:val="0"/>
@@ -12567,6 +13099,7 @@
     </w:tcPr>
     <w:tblStylePr w:type="firstRow">
       <w:rPr>
+        <w:rFonts w:eastAsia="黑体"/>
         <w:b/>
         <w:bCs/>
         <w:i w:val="0"/>
@@ -12588,6 +13121,7 @@
     </w:tblStylePr>
     <w:tblStylePr w:type="lastRow">
       <w:rPr>
+        <w:rFonts w:eastAsia="黑体"/>
         <w:b/>
         <w:bCs/>
         <w:i w:val="0"/>
@@ -12609,6 +13143,7 @@
     </w:tblStylePr>
     <w:tblStylePr w:type="firstCol">
       <w:rPr>
+        <w:rFonts w:eastAsia="黑体"/>
         <w:b/>
         <w:bCs/>
         <w:i w:val="0"/>
@@ -12628,6 +13163,7 @@
     </w:tblStylePr>
     <w:tblStylePr w:type="lastCol">
       <w:rPr>
+        <w:rFonts w:eastAsia="黑体"/>
         <w:b/>
         <w:bCs/>
         <w:i w:val="0"/>
@@ -12708,6 +13244,7 @@
     </w:tcPr>
     <w:tblStylePr w:type="firstRow">
       <w:rPr>
+        <w:rFonts w:eastAsia="黑体"/>
         <w:b/>
         <w:bCs/>
         <w:i w:val="0"/>
@@ -12729,6 +13266,7 @@
     </w:tblStylePr>
     <w:tblStylePr w:type="lastRow">
       <w:rPr>
+        <w:rFonts w:eastAsia="黑体"/>
         <w:b/>
         <w:bCs/>
         <w:i w:val="0"/>
@@ -12750,6 +13288,7 @@
     </w:tblStylePr>
     <w:tblStylePr w:type="firstCol">
       <w:rPr>
+        <w:rFonts w:eastAsia="黑体"/>
         <w:b/>
         <w:bCs/>
         <w:i w:val="0"/>
@@ -12769,6 +13308,7 @@
     </w:tblStylePr>
     <w:tblStylePr w:type="lastCol">
       <w:rPr>
+        <w:rFonts w:eastAsia="黑体"/>
         <w:b/>
         <w:bCs/>
         <w:i w:val="0"/>
@@ -12849,6 +13389,7 @@
     </w:tcPr>
     <w:tblStylePr w:type="firstRow">
       <w:rPr>
+        <w:rFonts w:eastAsia="黑体"/>
         <w:b/>
         <w:bCs/>
         <w:i w:val="0"/>
@@ -12870,6 +13411,7 @@
     </w:tblStylePr>
     <w:tblStylePr w:type="lastRow">
       <w:rPr>
+        <w:rFonts w:eastAsia="黑体"/>
         <w:b/>
         <w:bCs/>
         <w:i w:val="0"/>
@@ -12891,6 +13433,7 @@
     </w:tblStylePr>
     <w:tblStylePr w:type="firstCol">
       <w:rPr>
+        <w:rFonts w:eastAsia="黑体"/>
         <w:b/>
         <w:bCs/>
         <w:i w:val="0"/>
@@ -12910,6 +13453,7 @@
     </w:tblStylePr>
     <w:tblStylePr w:type="lastCol">
       <w:rPr>
+        <w:rFonts w:eastAsia="黑体"/>
         <w:b/>
         <w:bCs/>
         <w:i w:val="0"/>
@@ -12990,6 +13534,7 @@
     </w:tcPr>
     <w:tblStylePr w:type="firstRow">
       <w:rPr>
+        <w:rFonts w:eastAsia="黑体"/>
         <w:b/>
         <w:bCs/>
         <w:i w:val="0"/>
@@ -13011,6 +13556,7 @@
     </w:tblStylePr>
     <w:tblStylePr w:type="lastRow">
       <w:rPr>
+        <w:rFonts w:eastAsia="黑体"/>
         <w:b/>
         <w:bCs/>
         <w:i w:val="0"/>
@@ -13032,6 +13578,7 @@
     </w:tblStylePr>
     <w:tblStylePr w:type="firstCol">
       <w:rPr>
+        <w:rFonts w:eastAsia="黑体"/>
         <w:b/>
         <w:bCs/>
         <w:i w:val="0"/>
@@ -13051,6 +13598,7 @@
     </w:tblStylePr>
     <w:tblStylePr w:type="lastCol">
       <w:rPr>
+        <w:rFonts w:eastAsia="黑体"/>
         <w:b/>
         <w:bCs/>
         <w:i w:val="0"/>
@@ -13131,6 +13679,7 @@
     </w:tcPr>
     <w:tblStylePr w:type="firstRow">
       <w:rPr>
+        <w:rFonts w:eastAsia="黑体"/>
         <w:b/>
         <w:bCs/>
         <w:i w:val="0"/>
@@ -13152,6 +13701,7 @@
     </w:tblStylePr>
     <w:tblStylePr w:type="lastRow">
       <w:rPr>
+        <w:rFonts w:eastAsia="黑体"/>
         <w:b/>
         <w:bCs/>
         <w:i w:val="0"/>
@@ -13173,6 +13723,7 @@
     </w:tblStylePr>
     <w:tblStylePr w:type="firstCol">
       <w:rPr>
+        <w:rFonts w:eastAsia="黑体"/>
         <w:b/>
         <w:bCs/>
         <w:i w:val="0"/>
@@ -13192,6 +13743,7 @@
     </w:tblStylePr>
     <w:tblStylePr w:type="lastCol">
       <w:rPr>
+        <w:rFonts w:eastAsia="黑体"/>
         <w:b/>
         <w:bCs/>
         <w:i w:val="0"/>
@@ -13249,6 +13801,7 @@
       <w:spacing w:after="0" w:line="240" w:lineRule="auto"/>
     </w:pPr>
     <w:rPr>
+      <w:rFonts w:eastAsia="黑体"/>
       <w:color w:themeColor="background1" w:val="FFFFFF"/>
     </w:rPr>
     <w:tblPr>
@@ -13267,6 +13820,7 @@
     </w:tcPr>
     <w:tblStylePr w:type="firstRow">
       <w:rPr>
+        <w:rFonts w:eastAsia="黑体"/>
         <w:b/>
         <w:bCs/>
       </w:rPr>
@@ -13363,6 +13917,7 @@
       <w:spacing w:after="0" w:line="240" w:lineRule="auto"/>
     </w:pPr>
     <w:rPr>
+      <w:rFonts w:eastAsia="黑体"/>
       <w:color w:themeColor="background1" w:val="FFFFFF"/>
     </w:rPr>
     <w:tblPr>
@@ -13381,6 +13936,7 @@
     </w:tcPr>
     <w:tblStylePr w:type="firstRow">
       <w:rPr>
+        <w:rFonts w:eastAsia="黑体"/>
         <w:b/>
         <w:bCs/>
       </w:rPr>
@@ -13477,6 +14033,7 @@
       <w:spacing w:after="0" w:line="240" w:lineRule="auto"/>
     </w:pPr>
     <w:rPr>
+      <w:rFonts w:eastAsia="黑体"/>
       <w:color w:themeColor="background1" w:val="FFFFFF"/>
     </w:rPr>
     <w:tblPr>
@@ -13495,6 +14052,7 @@
     </w:tcPr>
     <w:tblStylePr w:type="firstRow">
       <w:rPr>
+        <w:rFonts w:eastAsia="黑体"/>
         <w:b/>
         <w:bCs/>
       </w:rPr>
@@ -13591,6 +14149,7 @@
       <w:spacing w:after="0" w:line="240" w:lineRule="auto"/>
     </w:pPr>
     <w:rPr>
+      <w:rFonts w:eastAsia="黑体"/>
       <w:color w:themeColor="background1" w:val="FFFFFF"/>
     </w:rPr>
     <w:tblPr>
@@ -13609,6 +14168,7 @@
     </w:tcPr>
     <w:tblStylePr w:type="firstRow">
       <w:rPr>
+        <w:rFonts w:eastAsia="黑体"/>
         <w:b/>
         <w:bCs/>
       </w:rPr>
@@ -13705,6 +14265,7 @@
       <w:spacing w:after="0" w:line="240" w:lineRule="auto"/>
     </w:pPr>
     <w:rPr>
+      <w:rFonts w:eastAsia="黑体"/>
       <w:color w:themeColor="background1" w:val="FFFFFF"/>
     </w:rPr>
     <w:tblPr>
@@ -13723,6 +14284,7 @@
     </w:tcPr>
     <w:tblStylePr w:type="firstRow">
       <w:rPr>
+        <w:rFonts w:eastAsia="黑体"/>
         <w:b/>
         <w:bCs/>
       </w:rPr>
@@ -13819,6 +14381,7 @@
       <w:spacing w:after="0" w:line="240" w:lineRule="auto"/>
     </w:pPr>
     <w:rPr>
+      <w:rFonts w:eastAsia="黑体"/>
       <w:color w:themeColor="background1" w:val="FFFFFF"/>
     </w:rPr>
     <w:tblPr>
@@ -13837,6 +14400,7 @@
     </w:tcPr>
     <w:tblStylePr w:type="firstRow">
       <w:rPr>
+        <w:rFonts w:eastAsia="黑体"/>
         <w:b/>
         <w:bCs/>
       </w:rPr>
@@ -13933,6 +14497,7 @@
       <w:spacing w:after="0" w:line="240" w:lineRule="auto"/>
     </w:pPr>
     <w:rPr>
+      <w:rFonts w:eastAsia="黑体"/>
       <w:color w:themeColor="background1" w:val="FFFFFF"/>
     </w:rPr>
     <w:tblPr>
@@ -13951,6 +14516,7 @@
     </w:tcPr>
     <w:tblStylePr w:type="firstRow">
       <w:rPr>
+        <w:rFonts w:eastAsia="黑体"/>
         <w:b/>
         <w:bCs/>
       </w:rPr>
@@ -14047,6 +14613,7 @@
       <w:spacing w:after="0" w:line="240" w:lineRule="auto"/>
     </w:pPr>
     <w:rPr>
+      <w:rFonts w:eastAsia="黑体"/>
       <w:color w:themeColor="text1" w:val="000000"/>
     </w:rPr>
     <w:tblPr>
@@ -14073,6 +14640,7 @@
     </w:tcPr>
     <w:tblStylePr w:type="firstRow">
       <w:rPr>
+        <w:rFonts w:eastAsia="黑体"/>
         <w:b/>
         <w:bCs/>
       </w:rPr>
@@ -14091,6 +14659,7 @@
     </w:tblStylePr>
     <w:tblStylePr w:type="lastRow">
       <w:rPr>
+        <w:rFonts w:eastAsia="黑体"/>
         <w:b/>
         <w:bCs/>
         <w:color w:themeColor="background1" w:val="FFFFFF"/>
@@ -14105,6 +14674,7 @@
     </w:tblStylePr>
     <w:tblStylePr w:type="firstCol">
       <w:rPr>
+        <w:rFonts w:eastAsia="黑体"/>
         <w:color w:themeColor="background1" w:val="FFFFFF"/>
       </w:rPr>
       <w:tblPr/>
@@ -14122,6 +14692,7 @@
     </w:tblStylePr>
     <w:tblStylePr w:type="lastCol">
       <w:rPr>
+        <w:rFonts w:eastAsia="黑体"/>
         <w:color w:themeColor="background1" w:val="FFFFFF"/>
       </w:rPr>
       <w:tblPr/>
@@ -14151,11 +14722,13 @@
     </w:tblStylePr>
     <w:tblStylePr w:type="neCell">
       <w:rPr>
+        <w:rFonts w:eastAsia="黑体"/>
         <w:color w:themeColor="text1" w:val="000000"/>
       </w:rPr>
     </w:tblStylePr>
     <w:tblStylePr w:type="nwCell">
       <w:rPr>
+        <w:rFonts w:eastAsia="黑体"/>
         <w:color w:themeColor="text1" w:val="000000"/>
       </w:rPr>
     </w:tblStylePr>
@@ -14169,6 +14742,7 @@
       <w:spacing w:after="0" w:line="240" w:lineRule="auto"/>
     </w:pPr>
     <w:rPr>
+      <w:rFonts w:eastAsia="黑体"/>
       <w:color w:themeColor="text1" w:val="000000"/>
     </w:rPr>
     <w:tblPr>
@@ -14195,6 +14769,7 @@
     </w:tcPr>
     <w:tblStylePr w:type="firstRow">
       <w:rPr>
+        <w:rFonts w:eastAsia="黑体"/>
         <w:b/>
         <w:bCs/>
       </w:rPr>
@@ -14213,6 +14788,7 @@
     </w:tblStylePr>
     <w:tblStylePr w:type="lastRow">
       <w:rPr>
+        <w:rFonts w:eastAsia="黑体"/>
         <w:b/>
         <w:bCs/>
         <w:color w:themeColor="background1" w:val="FFFFFF"/>
@@ -14227,6 +14803,7 @@
     </w:tblStylePr>
     <w:tblStylePr w:type="firstCol">
       <w:rPr>
+        <w:rFonts w:eastAsia="黑体"/>
         <w:color w:themeColor="background1" w:val="FFFFFF"/>
       </w:rPr>
       <w:tblPr/>
@@ -14244,6 +14821,7 @@
     </w:tblStylePr>
     <w:tblStylePr w:type="lastCol">
       <w:rPr>
+        <w:rFonts w:eastAsia="黑体"/>
         <w:color w:themeColor="background1" w:val="FFFFFF"/>
       </w:rPr>
       <w:tblPr/>
@@ -14273,11 +14851,13 @@
     </w:tblStylePr>
     <w:tblStylePr w:type="neCell">
       <w:rPr>
+        <w:rFonts w:eastAsia="黑体"/>
         <w:color w:themeColor="text1" w:val="000000"/>
       </w:rPr>
     </w:tblStylePr>
     <w:tblStylePr w:type="nwCell">
       <w:rPr>
+        <w:rFonts w:eastAsia="黑体"/>
         <w:color w:themeColor="text1" w:val="000000"/>
       </w:rPr>
     </w:tblStylePr>
@@ -14291,6 +14871,7 @@
       <w:spacing w:after="0" w:line="240" w:lineRule="auto"/>
     </w:pPr>
     <w:rPr>
+      <w:rFonts w:eastAsia="黑体"/>
       <w:color w:themeColor="text1" w:val="000000"/>
     </w:rPr>
     <w:tblPr>
@@ -14317,6 +14898,7 @@
     </w:tcPr>
     <w:tblStylePr w:type="firstRow">
       <w:rPr>
+        <w:rFonts w:eastAsia="黑体"/>
         <w:b/>
         <w:bCs/>
       </w:rPr>
@@ -14335,6 +14917,7 @@
     </w:tblStylePr>
     <w:tblStylePr w:type="lastRow">
       <w:rPr>
+        <w:rFonts w:eastAsia="黑体"/>
         <w:b/>
         <w:bCs/>
         <w:color w:themeColor="background1" w:val="FFFFFF"/>
@@ -14349,6 +14932,7 @@
     </w:tblStylePr>
     <w:tblStylePr w:type="firstCol">
       <w:rPr>
+        <w:rFonts w:eastAsia="黑体"/>
         <w:color w:themeColor="background1" w:val="FFFFFF"/>
       </w:rPr>
       <w:tblPr/>
@@ -14366,6 +14950,7 @@
     </w:tblStylePr>
     <w:tblStylePr w:type="lastCol">
       <w:rPr>
+        <w:rFonts w:eastAsia="黑体"/>
         <w:color w:themeColor="background1" w:val="FFFFFF"/>
       </w:rPr>
       <w:tblPr/>
@@ -14395,11 +14980,13 @@
     </w:tblStylePr>
     <w:tblStylePr w:type="neCell">
       <w:rPr>
+        <w:rFonts w:eastAsia="黑体"/>
         <w:color w:themeColor="text1" w:val="000000"/>
       </w:rPr>
     </w:tblStylePr>
     <w:tblStylePr w:type="nwCell">
       <w:rPr>
+        <w:rFonts w:eastAsia="黑体"/>
         <w:color w:themeColor="text1" w:val="000000"/>
       </w:rPr>
     </w:tblStylePr>
@@ -14413,6 +15000,7 @@
       <w:spacing w:after="0" w:line="240" w:lineRule="auto"/>
     </w:pPr>
     <w:rPr>
+      <w:rFonts w:eastAsia="黑体"/>
       <w:color w:themeColor="text1" w:val="000000"/>
     </w:rPr>
     <w:tblPr>
@@ -14439,6 +15027,7 @@
     </w:tcPr>
     <w:tblStylePr w:type="firstRow">
       <w:rPr>
+        <w:rFonts w:eastAsia="黑体"/>
         <w:b/>
         <w:bCs/>
       </w:rPr>
@@ -14457,6 +15046,7 @@
     </w:tblStylePr>
     <w:tblStylePr w:type="lastRow">
       <w:rPr>
+        <w:rFonts w:eastAsia="黑体"/>
         <w:b/>
         <w:bCs/>
         <w:color w:themeColor="background1" w:val="FFFFFF"/>
@@ -14471,6 +15061,7 @@
     </w:tblStylePr>
     <w:tblStylePr w:type="firstCol">
       <w:rPr>
+        <w:rFonts w:eastAsia="黑体"/>
         <w:color w:themeColor="background1" w:val="FFFFFF"/>
       </w:rPr>
       <w:tblPr/>
@@ -14488,6 +15079,7 @@
     </w:tblStylePr>
     <w:tblStylePr w:type="lastCol">
       <w:rPr>
+        <w:rFonts w:eastAsia="黑体"/>
         <w:color w:themeColor="background1" w:val="FFFFFF"/>
       </w:rPr>
       <w:tblPr/>
@@ -14525,6 +15117,7 @@
       <w:spacing w:after="0" w:line="240" w:lineRule="auto"/>
     </w:pPr>
     <w:rPr>
+      <w:rFonts w:eastAsia="黑体"/>
       <w:color w:themeColor="text1" w:val="000000"/>
     </w:rPr>
     <w:tblPr>
@@ -14551,6 +15144,7 @@
     </w:tcPr>
     <w:tblStylePr w:type="firstRow">
       <w:rPr>
+        <w:rFonts w:eastAsia="黑体"/>
         <w:b/>
         <w:bCs/>
       </w:rPr>
@@ -14569,6 +15163,7 @@
     </w:tblStylePr>
     <w:tblStylePr w:type="lastRow">
       <w:rPr>
+        <w:rFonts w:eastAsia="黑体"/>
         <w:b/>
         <w:bCs/>
         <w:color w:themeColor="background1" w:val="FFFFFF"/>
@@ -14583,6 +15178,7 @@
     </w:tblStylePr>
     <w:tblStylePr w:type="firstCol">
       <w:rPr>
+        <w:rFonts w:eastAsia="黑体"/>
         <w:color w:themeColor="background1" w:val="FFFFFF"/>
       </w:rPr>
       <w:tblPr/>
@@ -14600,6 +15196,7 @@
     </w:tblStylePr>
     <w:tblStylePr w:type="lastCol">
       <w:rPr>
+        <w:rFonts w:eastAsia="黑体"/>
         <w:color w:themeColor="background1" w:val="FFFFFF"/>
       </w:rPr>
       <w:tblPr/>
@@ -14629,11 +15226,13 @@
     </w:tblStylePr>
     <w:tblStylePr w:type="neCell">
       <w:rPr>
+        <w:rFonts w:eastAsia="黑体"/>
         <w:color w:themeColor="text1" w:val="000000"/>
       </w:rPr>
     </w:tblStylePr>
     <w:tblStylePr w:type="nwCell">
       <w:rPr>
+        <w:rFonts w:eastAsia="黑体"/>
         <w:color w:themeColor="text1" w:val="000000"/>
       </w:rPr>
     </w:tblStylePr>
@@ -14647,6 +15246,7 @@
       <w:spacing w:after="0" w:line="240" w:lineRule="auto"/>
     </w:pPr>
     <w:rPr>
+      <w:rFonts w:eastAsia="黑体"/>
       <w:color w:themeColor="text1" w:val="000000"/>
     </w:rPr>
     <w:tblPr>
@@ -14673,6 +15273,7 @@
     </w:tcPr>
     <w:tblStylePr w:type="firstRow">
       <w:rPr>
+        <w:rFonts w:eastAsia="黑体"/>
         <w:b/>
         <w:bCs/>
       </w:rPr>
@@ -14691,6 +15292,7 @@
     </w:tblStylePr>
     <w:tblStylePr w:type="lastRow">
       <w:rPr>
+        <w:rFonts w:eastAsia="黑体"/>
         <w:b/>
         <w:bCs/>
         <w:color w:themeColor="background1" w:val="FFFFFF"/>
@@ -14705,6 +15307,7 @@
     </w:tblStylePr>
     <w:tblStylePr w:type="firstCol">
       <w:rPr>
+        <w:rFonts w:eastAsia="黑体"/>
         <w:color w:themeColor="background1" w:val="FFFFFF"/>
       </w:rPr>
       <w:tblPr/>
@@ -14722,6 +15325,7 @@
     </w:tblStylePr>
     <w:tblStylePr w:type="lastCol">
       <w:rPr>
+        <w:rFonts w:eastAsia="黑体"/>
         <w:color w:themeColor="background1" w:val="FFFFFF"/>
       </w:rPr>
       <w:tblPr/>
@@ -14751,11 +15355,13 @@
     </w:tblStylePr>
     <w:tblStylePr w:type="neCell">
       <w:rPr>
+        <w:rFonts w:eastAsia="黑体"/>
         <w:color w:themeColor="text1" w:val="000000"/>
       </w:rPr>
     </w:tblStylePr>
     <w:tblStylePr w:type="nwCell">
       <w:rPr>
+        <w:rFonts w:eastAsia="黑体"/>
         <w:color w:themeColor="text1" w:val="000000"/>
       </w:rPr>
     </w:tblStylePr>
@@ -14769,6 +15375,7 @@
       <w:spacing w:after="0" w:line="240" w:lineRule="auto"/>
     </w:pPr>
     <w:rPr>
+      <w:rFonts w:eastAsia="黑体"/>
       <w:color w:themeColor="text1" w:val="000000"/>
     </w:rPr>
     <w:tblPr>
@@ -14795,6 +15402,7 @@
     </w:tcPr>
     <w:tblStylePr w:type="firstRow">
       <w:rPr>
+        <w:rFonts w:eastAsia="黑体"/>
         <w:b/>
         <w:bCs/>
       </w:rPr>
@@ -14813,6 +15421,7 @@
     </w:tblStylePr>
     <w:tblStylePr w:type="lastRow">
       <w:rPr>
+        <w:rFonts w:eastAsia="黑体"/>
         <w:b/>
         <w:bCs/>
         <w:color w:themeColor="background1" w:val="FFFFFF"/>
@@ -14827,6 +15436,7 @@
     </w:tblStylePr>
     <w:tblStylePr w:type="firstCol">
       <w:rPr>
+        <w:rFonts w:eastAsia="黑体"/>
         <w:color w:themeColor="background1" w:val="FFFFFF"/>
       </w:rPr>
       <w:tblPr/>
@@ -14844,6 +15454,7 @@
     </w:tblStylePr>
     <w:tblStylePr w:type="lastCol">
       <w:rPr>
+        <w:rFonts w:eastAsia="黑体"/>
         <w:color w:themeColor="background1" w:val="FFFFFF"/>
       </w:rPr>
       <w:tblPr/>
@@ -14873,11 +15484,13 @@
     </w:tblStylePr>
     <w:tblStylePr w:type="neCell">
       <w:rPr>
+        <w:rFonts w:eastAsia="黑体"/>
         <w:color w:themeColor="text1" w:val="000000"/>
       </w:rPr>
     </w:tblStylePr>
     <w:tblStylePr w:type="nwCell">
       <w:rPr>
+        <w:rFonts w:eastAsia="黑体"/>
         <w:color w:themeColor="text1" w:val="000000"/>
       </w:rPr>
     </w:tblStylePr>
@@ -14891,6 +15504,7 @@
       <w:spacing w:after="0" w:line="240" w:lineRule="auto"/>
     </w:pPr>
     <w:rPr>
+      <w:rFonts w:eastAsia="黑体"/>
       <w:color w:themeColor="text1" w:val="000000"/>
     </w:rPr>
     <w:tblPr>
@@ -14909,6 +15523,7 @@
     </w:tcPr>
     <w:tblStylePr w:type="firstRow">
       <w:rPr>
+        <w:rFonts w:eastAsia="黑体"/>
         <w:b/>
         <w:bCs/>
         <w:color w:themeColor="background1" w:val="FFFFFF"/>
@@ -14923,6 +15538,7 @@
     </w:tblStylePr>
     <w:tblStylePr w:type="lastRow">
       <w:rPr>
+        <w:rFonts w:eastAsia="黑体"/>
         <w:b/>
         <w:bCs/>
         <w:color w:themeColor="accent2" w:themeShade="CC" w:val="9E3A38"/>
@@ -14937,12 +15553,14 @@
     </w:tblStylePr>
     <w:tblStylePr w:type="firstCol">
       <w:rPr>
+        <w:rFonts w:eastAsia="黑体"/>
         <w:b/>
         <w:bCs/>
       </w:rPr>
     </w:tblStylePr>
     <w:tblStylePr w:type="lastCol">
       <w:rPr>
+        <w:rFonts w:eastAsia="黑体"/>
         <w:b/>
         <w:bCs/>
       </w:rPr>
@@ -14977,6 +15595,7 @@
       <w:spacing w:after="0" w:line="240" w:lineRule="auto"/>
     </w:pPr>
     <w:rPr>
+      <w:rFonts w:eastAsia="黑体"/>
       <w:color w:themeColor="text1" w:val="000000"/>
     </w:rPr>
     <w:tblPr>
@@ -14995,6 +15614,7 @@
     </w:tcPr>
     <w:tblStylePr w:type="firstRow">
       <w:rPr>
+        <w:rFonts w:eastAsia="黑体"/>
         <w:b/>
         <w:bCs/>
         <w:color w:themeColor="background1" w:val="FFFFFF"/>
@@ -15009,6 +15629,7 @@
     </w:tblStylePr>
     <w:tblStylePr w:type="lastRow">
       <w:rPr>
+        <w:rFonts w:eastAsia="黑体"/>
         <w:b/>
         <w:bCs/>
         <w:color w:themeColor="accent2" w:themeShade="CC" w:val="9E3A38"/>
@@ -15023,12 +15644,14 @@
     </w:tblStylePr>
     <w:tblStylePr w:type="firstCol">
       <w:rPr>
+        <w:rFonts w:eastAsia="黑体"/>
         <w:b/>
         <w:bCs/>
       </w:rPr>
     </w:tblStylePr>
     <w:tblStylePr w:type="lastCol">
       <w:rPr>
+        <w:rFonts w:eastAsia="黑体"/>
         <w:b/>
         <w:bCs/>
       </w:rPr>
@@ -15063,6 +15686,7 @@
       <w:spacing w:after="0" w:line="240" w:lineRule="auto"/>
     </w:pPr>
     <w:rPr>
+      <w:rFonts w:eastAsia="黑体"/>
       <w:color w:themeColor="text1" w:val="000000"/>
     </w:rPr>
     <w:tblPr>
@@ -15081,6 +15705,7 @@
     </w:tcPr>
     <w:tblStylePr w:type="firstRow">
       <w:rPr>
+        <w:rFonts w:eastAsia="黑体"/>
         <w:b/>
         <w:bCs/>
         <w:color w:themeColor="background1" w:val="FFFFFF"/>
@@ -15095,6 +15720,7 @@
     </w:tblStylePr>
     <w:tblStylePr w:type="lastRow">
       <w:rPr>
+        <w:rFonts w:eastAsia="黑体"/>
         <w:b/>
         <w:bCs/>
         <w:color w:themeColor="accent2" w:themeShade="CC" w:val="9E3A38"/>
@@ -15109,12 +15735,14 @@
     </w:tblStylePr>
     <w:tblStylePr w:type="firstCol">
       <w:rPr>
+        <w:rFonts w:eastAsia="黑体"/>
         <w:b/>
         <w:bCs/>
       </w:rPr>
     </w:tblStylePr>
     <w:tblStylePr w:type="lastCol">
       <w:rPr>
+        <w:rFonts w:eastAsia="黑体"/>
         <w:b/>
         <w:bCs/>
       </w:rPr>
@@ -15149,6 +15777,7 @@
       <w:spacing w:after="0" w:line="240" w:lineRule="auto"/>
     </w:pPr>
     <w:rPr>
+      <w:rFonts w:eastAsia="黑体"/>
       <w:color w:themeColor="text1" w:val="000000"/>
     </w:rPr>
     <w:tblPr>
@@ -15167,6 +15796,7 @@
     </w:tcPr>
     <w:tblStylePr w:type="firstRow">
       <w:rPr>
+        <w:rFonts w:eastAsia="黑体"/>
         <w:b/>
         <w:bCs/>
         <w:color w:themeColor="background1" w:val="FFFFFF"/>
@@ -15181,6 +15811,7 @@
     </w:tblStylePr>
     <w:tblStylePr w:type="lastRow">
       <w:rPr>
+        <w:rFonts w:eastAsia="黑体"/>
         <w:b/>
         <w:bCs/>
         <w:color w:themeColor="accent4" w:themeShade="CC" w:val="664E82"/>
@@ -15195,12 +15826,14 @@
     </w:tblStylePr>
     <w:tblStylePr w:type="firstCol">
       <w:rPr>
+        <w:rFonts w:eastAsia="黑体"/>
         <w:b/>
         <w:bCs/>
       </w:rPr>
     </w:tblStylePr>
     <w:tblStylePr w:type="lastCol">
       <w:rPr>
+        <w:rFonts w:eastAsia="黑体"/>
         <w:b/>
         <w:bCs/>
       </w:rPr>
@@ -15235,6 +15868,7 @@
       <w:spacing w:after="0" w:line="240" w:lineRule="auto"/>
     </w:pPr>
     <w:rPr>
+      <w:rFonts w:eastAsia="黑体"/>
       <w:color w:themeColor="text1" w:val="000000"/>
     </w:rPr>
     <w:tblPr>
@@ -15253,6 +15887,7 @@
     </w:tcPr>
     <w:tblStylePr w:type="firstRow">
       <w:rPr>
+        <w:rFonts w:eastAsia="黑体"/>
         <w:b/>
         <w:bCs/>
         <w:color w:themeColor="background1" w:val="FFFFFF"/>
@@ -15267,6 +15902,7 @@
     </w:tblStylePr>
     <w:tblStylePr w:type="lastRow">
       <w:rPr>
+        <w:rFonts w:eastAsia="黑体"/>
         <w:b/>
         <w:bCs/>
         <w:color w:themeColor="accent3" w:themeShade="CC" w:val="7E9C40"/>
@@ -15281,12 +15917,14 @@
     </w:tblStylePr>
     <w:tblStylePr w:type="firstCol">
       <w:rPr>
+        <w:rFonts w:eastAsia="黑体"/>
         <w:b/>
         <w:bCs/>
       </w:rPr>
     </w:tblStylePr>
     <w:tblStylePr w:type="lastCol">
       <w:rPr>
+        <w:rFonts w:eastAsia="黑体"/>
         <w:b/>
         <w:bCs/>
       </w:rPr>
@@ -15321,6 +15959,7 @@
       <w:spacing w:after="0" w:line="240" w:lineRule="auto"/>
     </w:pPr>
     <w:rPr>
+      <w:rFonts w:eastAsia="黑体"/>
       <w:color w:themeColor="text1" w:val="000000"/>
     </w:rPr>
     <w:tblPr>
@@ -15339,6 +15978,7 @@
     </w:tcPr>
     <w:tblStylePr w:type="firstRow">
       <w:rPr>
+        <w:rFonts w:eastAsia="黑体"/>
         <w:b/>
         <w:bCs/>
         <w:color w:themeColor="background1" w:val="FFFFFF"/>
@@ -15353,6 +15993,7 @@
     </w:tblStylePr>
     <w:tblStylePr w:type="lastRow">
       <w:rPr>
+        <w:rFonts w:eastAsia="黑体"/>
         <w:b/>
         <w:bCs/>
         <w:color w:themeColor="accent6" w:themeShade="CC" w:val="F2730A"/>
@@ -15367,12 +16008,14 @@
     </w:tblStylePr>
     <w:tblStylePr w:type="firstCol">
       <w:rPr>
+        <w:rFonts w:eastAsia="黑体"/>
         <w:b/>
         <w:bCs/>
       </w:rPr>
     </w:tblStylePr>
     <w:tblStylePr w:type="lastCol">
       <w:rPr>
+        <w:rFonts w:eastAsia="黑体"/>
         <w:b/>
         <w:bCs/>
       </w:rPr>
@@ -15407,6 +16050,7 @@
       <w:spacing w:after="0" w:line="240" w:lineRule="auto"/>
     </w:pPr>
     <w:rPr>
+      <w:rFonts w:eastAsia="黑体"/>
       <w:color w:themeColor="text1" w:val="000000"/>
     </w:rPr>
     <w:tblPr>
@@ -15425,6 +16069,7 @@
     </w:tcPr>
     <w:tblStylePr w:type="firstRow">
       <w:rPr>
+        <w:rFonts w:eastAsia="黑体"/>
         <w:b/>
         <w:bCs/>
         <w:color w:themeColor="background1" w:val="FFFFFF"/>
@@ -15439,6 +16084,7 @@
     </w:tblStylePr>
     <w:tblStylePr w:type="lastRow">
       <w:rPr>
+        <w:rFonts w:eastAsia="黑体"/>
         <w:b/>
         <w:bCs/>
         <w:color w:themeColor="accent5" w:themeShade="CC" w:val="348DA5"/>
@@ -15453,12 +16099,14 @@
     </w:tblStylePr>
     <w:tblStylePr w:type="firstCol">
       <w:rPr>
+        <w:rFonts w:eastAsia="黑体"/>
         <w:b/>
         <w:bCs/>
       </w:rPr>
     </w:tblStylePr>
     <w:tblStylePr w:type="lastCol">
       <w:rPr>
+        <w:rFonts w:eastAsia="黑体"/>
         <w:b/>
         <w:bCs/>
       </w:rPr>
@@ -15493,6 +16141,7 @@
       <w:spacing w:after="0" w:line="240" w:lineRule="auto"/>
     </w:pPr>
     <w:rPr>
+      <w:rFonts w:eastAsia="黑体"/>
       <w:color w:themeColor="text1" w:val="000000"/>
     </w:rPr>
     <w:tblPr>
@@ -15514,6 +16163,7 @@
     </w:tcPr>
     <w:tblStylePr w:type="firstRow">
       <w:rPr>
+        <w:rFonts w:eastAsia="黑体"/>
         <w:b/>
         <w:bCs/>
       </w:rPr>
@@ -15524,6 +16174,7 @@
     </w:tblStylePr>
     <w:tblStylePr w:type="lastRow">
       <w:rPr>
+        <w:rFonts w:eastAsia="黑体"/>
         <w:b/>
         <w:bCs/>
         <w:color w:themeColor="text1" w:val="000000"/>
@@ -15535,6 +16186,7 @@
     </w:tblStylePr>
     <w:tblStylePr w:type="firstCol">
       <w:rPr>
+        <w:rFonts w:eastAsia="黑体"/>
         <w:color w:themeColor="background1" w:val="FFFFFF"/>
       </w:rPr>
       <w:tblPr/>
@@ -15544,6 +16196,7 @@
     </w:tblStylePr>
     <w:tblStylePr w:type="lastCol">
       <w:rPr>
+        <w:rFonts w:eastAsia="黑体"/>
         <w:color w:themeColor="background1" w:val="FFFFFF"/>
       </w:rPr>
       <w:tblPr/>
@@ -15573,6 +16226,7 @@
       <w:spacing w:after="0" w:line="240" w:lineRule="auto"/>
     </w:pPr>
     <w:rPr>
+      <w:rFonts w:eastAsia="黑体"/>
       <w:color w:themeColor="text1" w:val="000000"/>
     </w:rPr>
     <w:tblPr>
@@ -15594,6 +16248,7 @@
     </w:tcPr>
     <w:tblStylePr w:type="firstRow">
       <w:rPr>
+        <w:rFonts w:eastAsia="黑体"/>
         <w:b/>
         <w:bCs/>
       </w:rPr>
@@ -15604,6 +16259,7 @@
     </w:tblStylePr>
     <w:tblStylePr w:type="lastRow">
       <w:rPr>
+        <w:rFonts w:eastAsia="黑体"/>
         <w:b/>
         <w:bCs/>
         <w:color w:themeColor="text1" w:val="000000"/>
@@ -15615,6 +16271,7 @@
     </w:tblStylePr>
     <w:tblStylePr w:type="firstCol">
       <w:rPr>
+        <w:rFonts w:eastAsia="黑体"/>
         <w:color w:themeColor="background1" w:val="FFFFFF"/>
       </w:rPr>
       <w:tblPr/>
@@ -15624,6 +16281,7 @@
     </w:tblStylePr>
     <w:tblStylePr w:type="lastCol">
       <w:rPr>
+        <w:rFonts w:eastAsia="黑体"/>
         <w:color w:themeColor="background1" w:val="FFFFFF"/>
       </w:rPr>
       <w:tblPr/>
@@ -15653,6 +16311,7 @@
       <w:spacing w:after="0" w:line="240" w:lineRule="auto"/>
     </w:pPr>
     <w:rPr>
+      <w:rFonts w:eastAsia="黑体"/>
       <w:color w:themeColor="text1" w:val="000000"/>
     </w:rPr>
     <w:tblPr>
@@ -15674,6 +16333,7 @@
     </w:tcPr>
     <w:tblStylePr w:type="firstRow">
       <w:rPr>
+        <w:rFonts w:eastAsia="黑体"/>
         <w:b/>
         <w:bCs/>
       </w:rPr>
@@ -15684,6 +16344,7 @@
     </w:tblStylePr>
     <w:tblStylePr w:type="lastRow">
       <w:rPr>
+        <w:rFonts w:eastAsia="黑体"/>
         <w:b/>
         <w:bCs/>
         <w:color w:themeColor="text1" w:val="000000"/>
@@ -15695,6 +16356,7 @@
     </w:tblStylePr>
     <w:tblStylePr w:type="firstCol">
       <w:rPr>
+        <w:rFonts w:eastAsia="黑体"/>
         <w:color w:themeColor="background1" w:val="FFFFFF"/>
       </w:rPr>
       <w:tblPr/>
@@ -15704,6 +16366,7 @@
     </w:tblStylePr>
     <w:tblStylePr w:type="lastCol">
       <w:rPr>
+        <w:rFonts w:eastAsia="黑体"/>
         <w:color w:themeColor="background1" w:val="FFFFFF"/>
       </w:rPr>
       <w:tblPr/>
@@ -15733,6 +16396,7 @@
       <w:spacing w:after="0" w:line="240" w:lineRule="auto"/>
     </w:pPr>
     <w:rPr>
+      <w:rFonts w:eastAsia="黑体"/>
       <w:color w:themeColor="text1" w:val="000000"/>
     </w:rPr>
     <w:tblPr>
@@ -15754,6 +16418,7 @@
     </w:tcPr>
     <w:tblStylePr w:type="firstRow">
       <w:rPr>
+        <w:rFonts w:eastAsia="黑体"/>
         <w:b/>
         <w:bCs/>
       </w:rPr>
@@ -15764,6 +16429,7 @@
     </w:tblStylePr>
     <w:tblStylePr w:type="lastRow">
       <w:rPr>
+        <w:rFonts w:eastAsia="黑体"/>
         <w:b/>
         <w:bCs/>
         <w:color w:themeColor="text1" w:val="000000"/>
@@ -15775,6 +16441,7 @@
     </w:tblStylePr>
     <w:tblStylePr w:type="firstCol">
       <w:rPr>
+        <w:rFonts w:eastAsia="黑体"/>
         <w:color w:themeColor="background1" w:val="FFFFFF"/>
       </w:rPr>
       <w:tblPr/>
@@ -15784,6 +16451,7 @@
     </w:tblStylePr>
     <w:tblStylePr w:type="lastCol">
       <w:rPr>
+        <w:rFonts w:eastAsia="黑体"/>
         <w:color w:themeColor="background1" w:val="FFFFFF"/>
       </w:rPr>
       <w:tblPr/>
@@ -15813,6 +16481,7 @@
       <w:spacing w:after="0" w:line="240" w:lineRule="auto"/>
     </w:pPr>
     <w:rPr>
+      <w:rFonts w:eastAsia="黑体"/>
       <w:color w:themeColor="text1" w:val="000000"/>
     </w:rPr>
     <w:tblPr>
@@ -15834,6 +16503,7 @@
     </w:tcPr>
     <w:tblStylePr w:type="firstRow">
       <w:rPr>
+        <w:rFonts w:eastAsia="黑体"/>
         <w:b/>
         <w:bCs/>
       </w:rPr>
@@ -15844,6 +16514,7 @@
     </w:tblStylePr>
     <w:tblStylePr w:type="lastRow">
       <w:rPr>
+        <w:rFonts w:eastAsia="黑体"/>
         <w:b/>
         <w:bCs/>
         <w:color w:themeColor="text1" w:val="000000"/>
@@ -15855,6 +16526,7 @@
     </w:tblStylePr>
     <w:tblStylePr w:type="firstCol">
       <w:rPr>
+        <w:rFonts w:eastAsia="黑体"/>
         <w:color w:themeColor="background1" w:val="FFFFFF"/>
       </w:rPr>
       <w:tblPr/>
@@ -15864,6 +16536,7 @@
     </w:tblStylePr>
     <w:tblStylePr w:type="lastCol">
       <w:rPr>
+        <w:rFonts w:eastAsia="黑体"/>
         <w:color w:themeColor="background1" w:val="FFFFFF"/>
       </w:rPr>
       <w:tblPr/>
@@ -15893,6 +16566,7 @@
       <w:spacing w:after="0" w:line="240" w:lineRule="auto"/>
     </w:pPr>
     <w:rPr>
+      <w:rFonts w:eastAsia="黑体"/>
       <w:color w:themeColor="text1" w:val="000000"/>
     </w:rPr>
     <w:tblPr>
@@ -15914,6 +16588,7 @@
     </w:tcPr>
     <w:tblStylePr w:type="firstRow">
       <w:rPr>
+        <w:rFonts w:eastAsia="黑体"/>
         <w:b/>
         <w:bCs/>
       </w:rPr>
@@ -15924,6 +16599,7 @@
     </w:tblStylePr>
     <w:tblStylePr w:type="lastRow">
       <w:rPr>
+        <w:rFonts w:eastAsia="黑体"/>
         <w:b/>
         <w:bCs/>
         <w:color w:themeColor="text1" w:val="000000"/>
@@ -15935,6 +16611,7 @@
     </w:tblStylePr>
     <w:tblStylePr w:type="firstCol">
       <w:rPr>
+        <w:rFonts w:eastAsia="黑体"/>
         <w:color w:themeColor="background1" w:val="FFFFFF"/>
       </w:rPr>
       <w:tblPr/>
@@ -15944,6 +16621,7 @@
     </w:tblStylePr>
     <w:tblStylePr w:type="lastCol">
       <w:rPr>
+        <w:rFonts w:eastAsia="黑体"/>
         <w:color w:themeColor="background1" w:val="FFFFFF"/>
       </w:rPr>
       <w:tblPr/>
@@ -15973,6 +16651,7 @@
       <w:spacing w:after="0" w:line="240" w:lineRule="auto"/>
     </w:pPr>
     <w:rPr>
+      <w:rFonts w:eastAsia="黑体"/>
       <w:color w:themeColor="text1" w:val="000000"/>
     </w:rPr>
     <w:tblPr>
@@ -15994,6 +16673,7 @@
     </w:tcPr>
     <w:tblStylePr w:type="firstRow">
       <w:rPr>
+        <w:rFonts w:eastAsia="黑体"/>
         <w:b/>
         <w:bCs/>
       </w:rPr>
@@ -16004,6 +16684,7 @@
     </w:tblStylePr>
     <w:tblStylePr w:type="lastRow">
       <w:rPr>
+        <w:rFonts w:eastAsia="黑体"/>
         <w:b/>
         <w:bCs/>
         <w:color w:themeColor="text1" w:val="000000"/>
@@ -16015,6 +16696,7 @@
     </w:tblStylePr>
     <w:tblStylePr w:type="firstCol">
       <w:rPr>
+        <w:rFonts w:eastAsia="黑体"/>
         <w:color w:themeColor="background1" w:val="FFFFFF"/>
       </w:rPr>
       <w:tblPr/>
@@ -16024,6 +16706,7 @@
     </w:tblStylePr>
     <w:tblStylePr w:type="lastCol">
       <w:rPr>
+        <w:rFonts w:eastAsia="黑体"/>
         <w:color w:themeColor="background1" w:val="FFFFFF"/>
       </w:rPr>
       <w:tblPr/>
@@ -16056,6 +16739,7 @@
     <w:name w:val="KeywordTok"/>
     <w:basedOn w:val="VerbatimChar"/>
     <w:rPr>
+      <w:rFonts w:eastAsia="黑体"/>
       <w:b/>
       <w:color w:val="007020"/>
     </w:rPr>
@@ -16064,6 +16748,7 @@
     <w:name w:val="DataTypeTok"/>
     <w:basedOn w:val="VerbatimChar"/>
     <w:rPr>
+      <w:rFonts w:eastAsia="黑体"/>
       <w:color w:val="902000"/>
     </w:rPr>
   </w:style>
@@ -16071,6 +16756,7 @@
     <w:name w:val="DecValTok"/>
     <w:basedOn w:val="VerbatimChar"/>
     <w:rPr>
+      <w:rFonts w:eastAsia="黑体"/>
       <w:color w:val="40a070"/>
     </w:rPr>
   </w:style>
@@ -16078,6 +16764,7 @@
     <w:name w:val="BaseNTok"/>
     <w:basedOn w:val="VerbatimChar"/>
     <w:rPr>
+      <w:rFonts w:eastAsia="黑体"/>
       <w:color w:val="40a070"/>
     </w:rPr>
   </w:style>
@@ -16085,6 +16772,7 @@
     <w:name w:val="FloatTok"/>
     <w:basedOn w:val="VerbatimChar"/>
     <w:rPr>
+      <w:rFonts w:eastAsia="黑体"/>
       <w:color w:val="40a070"/>
     </w:rPr>
   </w:style>
@@ -16092,6 +16780,7 @@
     <w:name w:val="ConstantTok"/>
     <w:basedOn w:val="VerbatimChar"/>
     <w:rPr>
+      <w:rFonts w:eastAsia="黑体"/>
       <w:color w:val="880000"/>
     </w:rPr>
   </w:style>
@@ -16099,6 +16788,7 @@
     <w:name w:val="CharTok"/>
     <w:basedOn w:val="VerbatimChar"/>
     <w:rPr>
+      <w:rFonts w:eastAsia="黑体"/>
       <w:color w:val="4070a0"/>
     </w:rPr>
   </w:style>
@@ -16106,6 +16796,7 @@
     <w:name w:val="SpecialCharTok"/>
     <w:basedOn w:val="VerbatimChar"/>
     <w:rPr>
+      <w:rFonts w:eastAsia="黑体"/>
       <w:color w:val="4070a0"/>
     </w:rPr>
   </w:style>
@@ -16113,6 +16804,7 @@
     <w:name w:val="StringTok"/>
     <w:basedOn w:val="VerbatimChar"/>
     <w:rPr>
+      <w:rFonts w:eastAsia="黑体"/>
       <w:color w:val="4070a0"/>
     </w:rPr>
   </w:style>
@@ -16120,6 +16812,7 @@
     <w:name w:val="VerbatimStringTok"/>
     <w:basedOn w:val="VerbatimChar"/>
     <w:rPr>
+      <w:rFonts w:eastAsia="黑体"/>
       <w:color w:val="4070a0"/>
     </w:rPr>
   </w:style>
@@ -16127,6 +16820,7 @@
     <w:name w:val="SpecialStringTok"/>
     <w:basedOn w:val="VerbatimChar"/>
     <w:rPr>
+      <w:rFonts w:eastAsia="黑体"/>
       <w:color w:val="bb6688"/>
     </w:rPr>
   </w:style>
@@ -16134,6 +16828,7 @@
     <w:name w:val="ImportTok"/>
     <w:basedOn w:val="VerbatimChar"/>
     <w:rPr>
+      <w:rFonts w:eastAsia="黑体"/>
       <w:b/>
       <w:color w:val="008000"/>
     </w:rPr>
@@ -16142,6 +16837,7 @@
     <w:name w:val="CommentTok"/>
     <w:basedOn w:val="VerbatimChar"/>
     <w:rPr>
+      <w:rFonts w:eastAsia="黑体"/>
       <w:i/>
       <w:color w:val="60a0b0"/>
     </w:rPr>
@@ -16150,6 +16846,7 @@
     <w:name w:val="DocumentationTok"/>
     <w:basedOn w:val="VerbatimChar"/>
     <w:rPr>
+      <w:rFonts w:eastAsia="黑体"/>
       <w:i/>
       <w:color w:val="ba2121"/>
     </w:rPr>
@@ -16158,6 +16855,7 @@
     <w:name w:val="AnnotationTok"/>
     <w:basedOn w:val="VerbatimChar"/>
     <w:rPr>
+      <w:rFonts w:eastAsia="黑体"/>
       <w:b/>
       <w:i/>
       <w:color w:val="60a0b0"/>
@@ -16167,6 +16865,7 @@
     <w:name w:val="CommentVarTok"/>
     <w:basedOn w:val="VerbatimChar"/>
     <w:rPr>
+      <w:rFonts w:eastAsia="黑体"/>
       <w:b/>
       <w:i/>
       <w:color w:val="60a0b0"/>
@@ -16176,6 +16875,7 @@
     <w:name w:val="OtherTok"/>
     <w:basedOn w:val="VerbatimChar"/>
     <w:rPr>
+      <w:rFonts w:eastAsia="黑体"/>
       <w:color w:val="007020"/>
     </w:rPr>
   </w:style>
@@ -16183,6 +16883,7 @@
     <w:name w:val="FunctionTok"/>
     <w:basedOn w:val="VerbatimChar"/>
     <w:rPr>
+      <w:rFonts w:eastAsia="黑体"/>
       <w:color w:val="06287e"/>
     </w:rPr>
   </w:style>
@@ -16190,6 +16891,7 @@
     <w:name w:val="VariableTok"/>
     <w:basedOn w:val="VerbatimChar"/>
     <w:rPr>
+      <w:rFonts w:eastAsia="黑体"/>
       <w:color w:val="19177c"/>
     </w:rPr>
   </w:style>
@@ -16197,6 +16899,7 @@
     <w:name w:val="ControlFlowTok"/>
     <w:basedOn w:val="VerbatimChar"/>
     <w:rPr>
+      <w:rFonts w:eastAsia="黑体"/>
       <w:b/>
       <w:color w:val="007020"/>
     </w:rPr>
@@ -16205,6 +16908,7 @@
     <w:name w:val="OperatorTok"/>
     <w:basedOn w:val="VerbatimChar"/>
     <w:rPr>
+      <w:rFonts w:eastAsia="黑体"/>
       <w:color w:val="666666"/>
     </w:rPr>
   </w:style>
@@ -16212,18 +16916,22 @@
     <w:name w:val="BuiltInTok"/>
     <w:basedOn w:val="VerbatimChar"/>
     <w:rPr>
+      <w:rFonts w:eastAsia="黑体"/>
       <w:color w:val="008000"/>
     </w:rPr>
   </w:style>
   <w:style w:type="character" w:customStyle="1" w:styleId="ExtensionTok">
     <w:name w:val="ExtensionTok"/>
     <w:basedOn w:val="VerbatimChar"/>
-    <w:rPr/>
+    <w:rPr>
+      <w:rFonts w:eastAsia="黑体"/>
+    </w:rPr>
   </w:style>
   <w:style w:type="character" w:customStyle="1" w:styleId="PreprocessorTok">
     <w:name w:val="PreprocessorTok"/>
     <w:basedOn w:val="VerbatimChar"/>
     <w:rPr>
+      <w:rFonts w:eastAsia="黑体"/>
       <w:color w:val="bc7a00"/>
     </w:rPr>
   </w:style>
@@ -16231,18 +16939,22 @@
     <w:name w:val="AttributeTok"/>
     <w:basedOn w:val="VerbatimChar"/>
     <w:rPr>
+      <w:rFonts w:eastAsia="黑体"/>
       <w:color w:val="7d9029"/>
     </w:rPr>
   </w:style>
   <w:style w:type="character" w:customStyle="1" w:styleId="RegionMarkerTok">
     <w:name w:val="RegionMarkerTok"/>
     <w:basedOn w:val="VerbatimChar"/>
-    <w:rPr/>
+    <w:rPr>
+      <w:rFonts w:eastAsia="黑体"/>
+    </w:rPr>
   </w:style>
   <w:style w:type="character" w:customStyle="1" w:styleId="InformationTok">
     <w:name w:val="InformationTok"/>
     <w:basedOn w:val="VerbatimChar"/>
     <w:rPr>
+      <w:rFonts w:eastAsia="黑体"/>
       <w:b/>
       <w:i/>
       <w:color w:val="60a0b0"/>
@@ -16252,6 +16964,7 @@
     <w:name w:val="WarningTok"/>
     <w:basedOn w:val="VerbatimChar"/>
     <w:rPr>
+      <w:rFonts w:eastAsia="黑体"/>
       <w:b/>
       <w:i/>
       <w:color w:val="60a0b0"/>
@@ -16261,6 +16974,7 @@
     <w:name w:val="AlertTok"/>
     <w:basedOn w:val="VerbatimChar"/>
     <w:rPr>
+      <w:rFonts w:eastAsia="黑体"/>
       <w:b/>
       <w:color w:val="ff0000"/>
     </w:rPr>
@@ -16269,6 +16983,7 @@
     <w:name w:val="ErrorTok"/>
     <w:basedOn w:val="VerbatimChar"/>
     <w:rPr>
+      <w:rFonts w:eastAsia="黑体"/>
       <w:b/>
       <w:color w:val="ff0000"/>
     </w:rPr>
@@ -16276,7 +16991,9 @@
   <w:style w:type="character" w:customStyle="1" w:styleId="NormalTok">
     <w:name w:val="NormalTok"/>
     <w:basedOn w:val="VerbatimChar"/>
-    <w:rPr/>
+    <w:rPr>
+      <w:rFonts w:eastAsia="黑体"/>
+    </w:rPr>
   </w:style>
 </w:styles>
 </file>
@@ -16325,12 +17042,12 @@
     <a:fontScheme name="Office">
       <a:majorFont>
         <a:latin typeface="Calibri"/>
-        <a:ea typeface=""/>
+        <a:ea typeface="黑体"/>
         <a:cs typeface=""/>
         <a:font script="Jpan" typeface="ＭＳ ゴシック"/>
         <a:font script="Hang" typeface="맑은 고딕"/>
-        <a:font script="Hans" typeface="宋体"/>
-        <a:font script="Hant" typeface="新細明體"/>
+        <a:font script="Hans" typeface="黑体"/>
+        <a:font script="Hant" typeface="黑体"/>
         <a:font script="Arab" typeface="Times New Roman"/>
         <a:font script="Hebr" typeface="Times New Roman"/>
         <a:font script="Thai" typeface="Angsana New"/>
@@ -16360,12 +17077,12 @@
       </a:majorFont>
       <a:minorFont>
         <a:latin typeface="Cambria"/>
-        <a:ea typeface=""/>
+        <a:ea typeface="黑体"/>
         <a:cs typeface=""/>
         <a:font script="Jpan" typeface="ＭＳ 明朝"/>
         <a:font script="Hang" typeface="맑은 고딕"/>
-        <a:font script="Hans" typeface="宋体"/>
-        <a:font script="Hant" typeface="新細明體"/>
+        <a:font script="Hans" typeface="黑体"/>
+        <a:font script="Hant" typeface="黑体"/>
         <a:font script="Arab" typeface="Arial"/>
         <a:font script="Hebr" typeface="Arial"/>
         <a:font script="Thai" typeface="Cordia New"/>

--- a/01-电源电路/02-开关电源/反激Flyback/单端反激电路/单端反激电路.docx
+++ b/01-电源电路/02-开关电源/反激Flyback/单端反激电路/单端反激电路.docx
@@ -3971,7 +3971,7 @@
           <w:color w:val="555555"/>
           <w:sz w:val="21"/>
         </w:rPr>
-        <w:t>材料收集者：杜文杰，WX手机：19519196569，QQ:3478827729</w:t>
+        <w:t>材料收集者：杜文杰，微信/手机：19519196569，QQ:3478827729</w:t>
       </w:r>
     </w:p>
     <w:sectPr>
